--- a/arb/docx/62.content.docx
+++ b/arb/docx/62.content.docx
@@ -9,6 +9,8 @@
       </w:pPr>
       <w:r>
         <w:rPr>
+          <w:rtl/>
+          <w:cs/>
           <w:lang w:val="ar_AE" w:bidi="ar_AE"/>
         </w:rPr>
       </w:r>
@@ -20,53 +22,53 @@
       </w:pPr>
       <w:r>
         <w:rPr>
+          <w:rtl/>
+          <w:cs/>
           <w:lang w:val="ar_AE" w:bidi="ar_AE"/>
         </w:rPr>
         <w:t>Resource: Biblica Open New Arabic Version 2012</w:t>
       </w:r>
       <w:r>
         <w:rPr>
-          <w:lang w:val="ar_AE" w:bidi="ar_AE"/>
-        </w:rPr>
-      </w:r>
-    </w:p>
-    <w:p>
-      <w:pPr>
-        <w:bidi/>
-      </w:pPr>
-      <w:r>
-        <w:rPr>
+          <w:rtl/>
+          <w:cs/>
+          <w:lang w:val="ar_AE" w:bidi="ar_AE"/>
+        </w:rPr>
+      </w:r>
+    </w:p>
+    <w:p>
+      <w:pPr>
+        <w:bidi/>
+      </w:pPr>
+      <w:r>
+        <w:rPr>
+          <w:rtl/>
+          <w:cs/>
           <w:lang w:val="ar_AE" w:bidi="ar_AE"/>
         </w:rPr>
       </w:r>
       <w:r>
         <w:rPr>
           <w:b/>
+          <w:rtl/>
+          <w:cs/>
           <w:lang w:val="ar_AE" w:bidi="ar_AE"/>
         </w:rPr>
         <w:t>Biblica Open New Arabic Version 2012</w:t>
       </w:r>
       <w:r>
         <w:rPr>
-          <w:lang w:val="ar_AE" w:bidi="ar_AE"/>
-        </w:rPr>
-        <w:t xml:space="preserve"> (Arabic) is based on: </w:t>
-      </w:r>
-      <w:r>
-        <w:rPr>
-          <w:lang w:val="ar_AE" w:bidi="ar_AE"/>
-        </w:rPr>
-        <w:t>Biblica Open New Arabic Version 2012</w:t>
-      </w:r>
-      <w:r>
-        <w:rPr>
-          <w:lang w:val="ar_AE" w:bidi="ar_AE"/>
-        </w:rPr>
-        <w:t xml:space="preserve">, </w:t>
+          <w:rtl/>
+          <w:cs/>
+          <w:lang w:val="ar_AE" w:bidi="ar_AE"/>
+        </w:rPr>
+        <w:t xml:space="preserve"> © </w:t>
       </w:r>
       <w:hyperlink r:id="rId13">
         <w:r>
           <w:rPr>
+            <w:rtl/>
+            <w:cs/>
             <w:lang w:val="ar_AE" w:bidi="ar_AE"/>
           </w:rPr>
           <w:rPr>
@@ -78,13 +80,17 @@
       </w:hyperlink>
       <w:r>
         <w:rPr>
-          <w:lang w:val="ar_AE" w:bidi="ar_AE"/>
-        </w:rPr>
-        <w:t xml:space="preserve">, None, which is licensed under a </w:t>
+          <w:rtl/>
+          <w:cs/>
+          <w:lang w:val="ar_AE" w:bidi="ar_AE"/>
+        </w:rPr>
+        <w:t xml:space="preserve">, licensed under a </w:t>
       </w:r>
       <w:hyperlink r:id="rId14">
         <w:r>
           <w:rPr>
+            <w:rtl/>
+            <w:cs/>
             <w:lang w:val="ar_AE" w:bidi="ar_AE"/>
           </w:rPr>
           <w:rPr>
@@ -96,38 +102,23 @@
       </w:hyperlink>
       <w:r>
         <w:rPr>
+          <w:rtl/>
+          <w:cs/>
           <w:lang w:val="ar_AE" w:bidi="ar_AE"/>
         </w:rPr>
         <w:t>.</w:t>
       </w:r>
       <w:r>
         <w:rPr>
-          <w:lang w:val="ar_AE" w:bidi="ar_AE"/>
-        </w:rPr>
-      </w:r>
-    </w:p>
-    <w:p>
-      <w:pPr>
-        <w:bidi/>
-      </w:pPr>
-      <w:r>
-        <w:rPr>
-          <w:lang w:val="ar_AE" w:bidi="ar_AE"/>
-        </w:rPr>
-      </w:r>
-      <w:r>
-        <w:rPr>
-          <w:lang w:val="ar_AE" w:bidi="ar_AE"/>
-        </w:rPr>
-        <w:t>This PDF version is provided under the same license.</w:t>
-      </w:r>
-      <w:r>
-        <w:rPr>
-          <w:lang w:val="ar_AE" w:bidi="ar_AE"/>
-        </w:rPr>
-      </w:r>
-      <w:r>
-        <w:rPr>
+          <w:rtl/>
+          <w:cs/>
+          <w:lang w:val="ar_AE" w:bidi="ar_AE"/>
+        </w:rPr>
+      </w:r>
+      <w:r>
+        <w:rPr>
+          <w:rtl/>
+          <w:cs/>
           <w:lang w:val="ar_AE" w:bidi="ar_AE"/>
         </w:rPr>
       </w:r>
@@ -139,6 +130,8 @@
       </w:pPr>
       <w:r>
         <w:rPr>
+          <w:rtl/>
+          <w:cs/>
           <w:lang w:val="ar_AE" w:bidi="ar_AE"/>
         </w:rPr>
         <w:t>Biblica Open New Arabic Version 2012</w:t>
@@ -168,6 +161,8 @@
       </w:pPr>
       <w:r>
         <w:rPr>
+          <w:rtl/>
+          <w:cs/>
           <w:lang w:val="ar_AE" w:bidi="ar_AE"/>
         </w:rPr>
       </w:r>
@@ -179,32 +174,42 @@
       </w:pPr>
       <w:r>
         <w:rPr>
-          <w:lang w:val="ar_AE" w:bidi="ar_AE"/>
-        </w:rPr>
-      </w:r>
-    </w:p>
-    <w:p>
-      <w:pPr>
-        <w:bidi/>
-      </w:pPr>
-      <w:r>
-        <w:rPr>
-          <w:lang w:val="ar_AE" w:bidi="ar_AE"/>
-        </w:rPr>
-      </w:r>
-      <w:r>
-        <w:rPr>
+          <w:rtl/>
+          <w:cs/>
+          <w:lang w:val="ar_AE" w:bidi="ar_AE"/>
+        </w:rPr>
+      </w:r>
+    </w:p>
+    <w:p>
+      <w:pPr>
+        <w:bidi/>
+      </w:pPr>
+      <w:r>
+        <w:rPr>
+          <w:rtl/>
+          <w:cs/>
+          <w:lang w:val="ar_AE" w:bidi="ar_AE"/>
+        </w:rPr>
+      </w:r>
+      <w:r>
+        <w:rPr>
+          <w:rtl/>
+          <w:cs/>
           <w:lang w:val="ar_AE" w:bidi="ar_AE"/>
         </w:rPr>
         <w:t xml:space="preserve"> </w:t>
       </w:r>
       <w:r>
         <w:rPr>
-          <w:lang w:val="ar_AE" w:bidi="ar_AE"/>
-        </w:rPr>
-      </w:r>
-      <w:r>
-        <w:rPr>
+          <w:rtl/>
+          <w:cs/>
+          <w:lang w:val="ar_AE" w:bidi="ar_AE"/>
+        </w:rPr>
+      </w:r>
+      <w:r>
+        <w:rPr>
+          <w:rtl/>
+          <w:cs/>
           <w:lang w:val="ar_AE" w:bidi="ar_AE"/>
         </w:rPr>
       </w:r>
@@ -226,460 +231,314 @@
     </w:p>
     <w:p>
       <w:pPr>
-        <w:bidi/>
-      </w:pPr>
-      <w:r>
-        <w:rPr>
-          <w:lang w:val="ar_AE" w:bidi="ar_AE"/>
-        </w:rPr>
-      </w:r>
-    </w:p>
-    <w:p>
-      <w:pPr>
         <w:pStyle w:val="Heading2"/>
         <w:bidi/>
       </w:pPr>
       <w:r>
         <w:rPr>
-          <w:lang w:val="ar_AE" w:bidi="ar_AE"/>
-        </w:rPr>
-        <w:t>1 John 1:1</w:t>
-      </w:r>
-      <w:r>
-        <w:rPr>
-          <w:lang w:val="ar_AE" w:bidi="ar_AE"/>
-        </w:rPr>
-      </w:r>
-    </w:p>
-    <w:p>
-      <w:pPr>
-        <w:bidi/>
-      </w:pPr>
-      <w:r>
-        <w:rPr>
-          <w:lang w:val="ar_AE" w:bidi="ar_AE"/>
-        </w:rPr>
-      </w:r>
-      <w:r>
-        <w:rPr>
-          <w:vertAlign w:val="superscript"/>
+          <w:rtl/>
+          <w:cs/>
+          <w:lang w:val="ar_AE" w:bidi="ar_AE"/>
+        </w:rPr>
+        <w:t>يوحنا الأولى 1:1</w:t>
+      </w:r>
+      <w:r>
+        <w:rPr>
+          <w:rtl/>
+          <w:cs/>
+          <w:lang w:val="ar_AE" w:bidi="ar_AE"/>
+        </w:rPr>
+      </w:r>
+    </w:p>
+    <w:p>
+      <w:pPr>
+        <w:bidi/>
+      </w:pPr>
+      <w:r>
+        <w:rPr>
+          <w:rtl/>
+          <w:cs/>
+          <w:lang w:val="ar_AE" w:bidi="ar_AE"/>
+        </w:rPr>
+      </w:r>
+      <w:r>
+        <w:rPr>
+          <w:vertAlign w:val="superscript"/>
+          <w:rtl/>
+          <w:cs/>
           <w:lang w:val="ar_AE" w:bidi="ar_AE"/>
         </w:rPr>
         <w:t>1</w:t>
       </w:r>
       <w:r>
         <w:rPr>
+          <w:rtl/>
+          <w:cs/>
           <w:lang w:val="ar_AE" w:bidi="ar_AE"/>
         </w:rPr>
         <w:t xml:space="preserve"> نَكْتُبُ إِلَيْكُمْ عَمَّا كَانَ مِنَ الْبَدَايَةِ بِخُصُوصِ كَلِمَةِ الْحَيَاةِ: عَمَّا سَمِعْنَاهُ، وَرَأَيْنَاهُ بِعُيُونِنَا، وَشَاهَدْنَاهُ، وَلَمَسْنَاهُ بِأَيْدِينَا.</w:t>
       </w:r>
-      <w:r>
-        <w:rPr>
-          <w:lang w:val="ar_AE" w:bidi="ar_AE"/>
-        </w:rPr>
-      </w:r>
-      <w:r>
-        <w:rPr>
-          <w:lang w:val="ar_AE" w:bidi="ar_AE"/>
-        </w:rPr>
-      </w:r>
-    </w:p>
-    <w:p>
-      <w:pPr>
-        <w:bidi/>
-      </w:pPr>
-      <w:r>
-        <w:rPr>
-          <w:lang w:val="ar_AE" w:bidi="ar_AE"/>
-        </w:rPr>
-      </w:r>
-    </w:p>
-    <w:p>
-      <w:pPr>
-        <w:bidi/>
-      </w:pPr>
-      <w:r>
-        <w:rPr>
-          <w:lang w:val="ar_AE" w:bidi="ar_AE"/>
-        </w:rPr>
-      </w:r>
-      <w:r>
-        <w:rPr>
-          <w:vertAlign w:val="superscript"/>
+    </w:p>
+    <w:p>
+      <w:pPr>
+        <w:bidi/>
+      </w:pPr>
+      <w:r>
+        <w:rPr>
+          <w:rtl/>
+          <w:cs/>
+          <w:lang w:val="ar_AE" w:bidi="ar_AE"/>
+        </w:rPr>
+      </w:r>
+      <w:r>
+        <w:rPr>
+          <w:vertAlign w:val="superscript"/>
+          <w:rtl/>
+          <w:cs/>
           <w:lang w:val="ar_AE" w:bidi="ar_AE"/>
         </w:rPr>
         <w:t>2</w:t>
       </w:r>
       <w:r>
         <w:rPr>
+          <w:rtl/>
+          <w:cs/>
           <w:lang w:val="ar_AE" w:bidi="ar_AE"/>
         </w:rPr>
         <w:t xml:space="preserve"> فَإِنَّ «الْحَيَاةَ» تَجَلَّتْ أَمَامَنَا. وَبَعْدَمَا رَأَيْنَاهَا فِعْلاً، نَشْهَدُ لَهَا الآنَ. وَهَا نَحْنُ نَنْقُلُ إِلَيْكُمْ خَبَرَ هذِهِ الْحَيَاةِ الأَبَدِيَّةِ الَّتِي كَانَتْ عِنْدَ الآبِ ثُمَّ تَجَلَّتْ أَمَامَنَا!</w:t>
       </w:r>
-      <w:r>
-        <w:rPr>
-          <w:lang w:val="ar_AE" w:bidi="ar_AE"/>
-        </w:rPr>
-      </w:r>
-      <w:r>
-        <w:rPr>
-          <w:lang w:val="ar_AE" w:bidi="ar_AE"/>
-        </w:rPr>
-      </w:r>
-    </w:p>
-    <w:p>
-      <w:pPr>
-        <w:bidi/>
-      </w:pPr>
-      <w:r>
-        <w:rPr>
-          <w:lang w:val="ar_AE" w:bidi="ar_AE"/>
-        </w:rPr>
-      </w:r>
-    </w:p>
-    <w:p>
-      <w:pPr>
-        <w:bidi/>
-      </w:pPr>
-      <w:r>
-        <w:rPr>
-          <w:lang w:val="ar_AE" w:bidi="ar_AE"/>
-        </w:rPr>
-      </w:r>
-      <w:r>
-        <w:rPr>
-          <w:vertAlign w:val="superscript"/>
+    </w:p>
+    <w:p>
+      <w:pPr>
+        <w:bidi/>
+      </w:pPr>
+      <w:r>
+        <w:rPr>
+          <w:rtl/>
+          <w:cs/>
+          <w:lang w:val="ar_AE" w:bidi="ar_AE"/>
+        </w:rPr>
+      </w:r>
+      <w:r>
+        <w:rPr>
+          <w:vertAlign w:val="superscript"/>
+          <w:rtl/>
+          <w:cs/>
           <w:lang w:val="ar_AE" w:bidi="ar_AE"/>
         </w:rPr>
         <w:t>3</w:t>
       </w:r>
       <w:r>
         <w:rPr>
+          <w:rtl/>
+          <w:cs/>
           <w:lang w:val="ar_AE" w:bidi="ar_AE"/>
         </w:rPr>
         <w:t xml:space="preserve"> فَنَحْنُ، إِذَنْ، نُخْبِرُكُمْ بِمَا رَأَيْنَاهُ وَسَمِعْنَاهُ، لِكَيْ تَكُونُوا شُرَكَاءَنَا. كَمَا أَنَّ شَرِكَتَنَا هِيَ مَعَ الآبِ وَمَعَ ابْنِهِ يَسُوعَ الْمَسِيحِ.</w:t>
       </w:r>
-      <w:r>
-        <w:rPr>
-          <w:lang w:val="ar_AE" w:bidi="ar_AE"/>
-        </w:rPr>
-      </w:r>
-      <w:r>
-        <w:rPr>
-          <w:lang w:val="ar_AE" w:bidi="ar_AE"/>
-        </w:rPr>
-      </w:r>
-    </w:p>
-    <w:p>
-      <w:pPr>
-        <w:bidi/>
-      </w:pPr>
-      <w:r>
-        <w:rPr>
-          <w:lang w:val="ar_AE" w:bidi="ar_AE"/>
-        </w:rPr>
-      </w:r>
-    </w:p>
-    <w:p>
-      <w:pPr>
-        <w:bidi/>
-      </w:pPr>
-      <w:r>
-        <w:rPr>
-          <w:lang w:val="ar_AE" w:bidi="ar_AE"/>
-        </w:rPr>
-      </w:r>
-      <w:r>
-        <w:rPr>
-          <w:vertAlign w:val="superscript"/>
+    </w:p>
+    <w:p>
+      <w:pPr>
+        <w:bidi/>
+      </w:pPr>
+      <w:r>
+        <w:rPr>
+          <w:rtl/>
+          <w:cs/>
+          <w:lang w:val="ar_AE" w:bidi="ar_AE"/>
+        </w:rPr>
+      </w:r>
+      <w:r>
+        <w:rPr>
+          <w:vertAlign w:val="superscript"/>
+          <w:rtl/>
+          <w:cs/>
           <w:lang w:val="ar_AE" w:bidi="ar_AE"/>
         </w:rPr>
         <w:t>4</w:t>
       </w:r>
       <w:r>
         <w:rPr>
+          <w:rtl/>
+          <w:cs/>
           <w:lang w:val="ar_AE" w:bidi="ar_AE"/>
         </w:rPr>
         <w:t xml:space="preserve"> وَنَكْتُبُ إِلَيْكُمْ هذِهِ الأُمُورَ لِكَيْ يَكْتَمِلَ فَرَحُكُمْ!</w:t>
       </w:r>
-      <w:r>
-        <w:rPr>
-          <w:lang w:val="ar_AE" w:bidi="ar_AE"/>
-        </w:rPr>
-      </w:r>
-      <w:r>
-        <w:rPr>
-          <w:lang w:val="ar_AE" w:bidi="ar_AE"/>
-        </w:rPr>
-      </w:r>
-    </w:p>
-    <w:p>
-      <w:pPr>
-        <w:bidi/>
-      </w:pPr>
-      <w:r>
-        <w:rPr>
-          <w:lang w:val="ar_AE" w:bidi="ar_AE"/>
-        </w:rPr>
-      </w:r>
-    </w:p>
-    <w:p>
-      <w:pPr>
-        <w:bidi/>
-      </w:pPr>
-      <w:r>
-        <w:rPr>
-          <w:lang w:val="ar_AE" w:bidi="ar_AE"/>
-        </w:rPr>
-      </w:r>
-      <w:r>
-        <w:rPr>
-          <w:vertAlign w:val="superscript"/>
+    </w:p>
+    <w:p>
+      <w:pPr>
+        <w:bidi/>
+      </w:pPr>
+      <w:r>
+        <w:rPr>
+          <w:rtl/>
+          <w:cs/>
+          <w:lang w:val="ar_AE" w:bidi="ar_AE"/>
+        </w:rPr>
+      </w:r>
+      <w:r>
+        <w:rPr>
+          <w:vertAlign w:val="superscript"/>
+          <w:rtl/>
+          <w:cs/>
           <w:lang w:val="ar_AE" w:bidi="ar_AE"/>
         </w:rPr>
         <w:t>5</w:t>
       </w:r>
       <w:r>
         <w:rPr>
+          <w:rtl/>
+          <w:cs/>
           <w:lang w:val="ar_AE" w:bidi="ar_AE"/>
         </w:rPr>
         <w:t xml:space="preserve"> وَهَذَا هُوَ الْخَبَرُ الَّذِي سَمِعْنَاهُ مِنَ الْمَسِيحِ وَنُعْلِنُهُ لَكُمْ: إِنَّ اللهَ نُورٌ، وَلَيْسَ فِيهِ ظَلامٌ الْبَتَّةَ.</w:t>
       </w:r>
-      <w:r>
-        <w:rPr>
-          <w:lang w:val="ar_AE" w:bidi="ar_AE"/>
-        </w:rPr>
-      </w:r>
-      <w:r>
-        <w:rPr>
-          <w:lang w:val="ar_AE" w:bidi="ar_AE"/>
-        </w:rPr>
-      </w:r>
-    </w:p>
-    <w:p>
-      <w:pPr>
-        <w:bidi/>
-      </w:pPr>
-      <w:r>
-        <w:rPr>
-          <w:lang w:val="ar_AE" w:bidi="ar_AE"/>
-        </w:rPr>
-      </w:r>
-    </w:p>
-    <w:p>
-      <w:pPr>
-        <w:bidi/>
-      </w:pPr>
-      <w:r>
-        <w:rPr>
-          <w:lang w:val="ar_AE" w:bidi="ar_AE"/>
-        </w:rPr>
-      </w:r>
-      <w:r>
-        <w:rPr>
-          <w:vertAlign w:val="superscript"/>
+    </w:p>
+    <w:p>
+      <w:pPr>
+        <w:bidi/>
+      </w:pPr>
+      <w:r>
+        <w:rPr>
+          <w:rtl/>
+          <w:cs/>
+          <w:lang w:val="ar_AE" w:bidi="ar_AE"/>
+        </w:rPr>
+      </w:r>
+      <w:r>
+        <w:rPr>
+          <w:vertAlign w:val="superscript"/>
+          <w:rtl/>
+          <w:cs/>
           <w:lang w:val="ar_AE" w:bidi="ar_AE"/>
         </w:rPr>
         <w:t>6</w:t>
       </w:r>
       <w:r>
         <w:rPr>
+          <w:rtl/>
+          <w:cs/>
           <w:lang w:val="ar_AE" w:bidi="ar_AE"/>
         </w:rPr>
         <w:t xml:space="preserve"> فَإِنْ كُنَّا نَدَّعِي أَنَّ لَنَا شَرِكَةً مَعَهُ، وَنَحْنُ نَعِيشُ فِي الظَّلامِ، نَكُونُ كَاذِبِينَ وَلا نُمَارِسُ الْحَقَّ.</w:t>
       </w:r>
-      <w:r>
-        <w:rPr>
-          <w:lang w:val="ar_AE" w:bidi="ar_AE"/>
-        </w:rPr>
-      </w:r>
-      <w:r>
-        <w:rPr>
-          <w:lang w:val="ar_AE" w:bidi="ar_AE"/>
-        </w:rPr>
-      </w:r>
-    </w:p>
-    <w:p>
-      <w:pPr>
-        <w:bidi/>
-      </w:pPr>
-      <w:r>
-        <w:rPr>
-          <w:lang w:val="ar_AE" w:bidi="ar_AE"/>
-        </w:rPr>
-      </w:r>
-    </w:p>
-    <w:p>
-      <w:pPr>
-        <w:bidi/>
-      </w:pPr>
-      <w:r>
-        <w:rPr>
-          <w:lang w:val="ar_AE" w:bidi="ar_AE"/>
-        </w:rPr>
-      </w:r>
-      <w:r>
-        <w:rPr>
-          <w:vertAlign w:val="superscript"/>
+    </w:p>
+    <w:p>
+      <w:pPr>
+        <w:bidi/>
+      </w:pPr>
+      <w:r>
+        <w:rPr>
+          <w:rtl/>
+          <w:cs/>
+          <w:lang w:val="ar_AE" w:bidi="ar_AE"/>
+        </w:rPr>
+      </w:r>
+      <w:r>
+        <w:rPr>
+          <w:vertAlign w:val="superscript"/>
+          <w:rtl/>
+          <w:cs/>
           <w:lang w:val="ar_AE" w:bidi="ar_AE"/>
         </w:rPr>
         <w:t>7</w:t>
       </w:r>
       <w:r>
         <w:rPr>
+          <w:rtl/>
+          <w:cs/>
           <w:lang w:val="ar_AE" w:bidi="ar_AE"/>
         </w:rPr>
         <w:t xml:space="preserve"> وَلكِنْ، إِنْ كُنَّا فِعْلاً نَعِيشُ فِي النُّورِ، كَمَا هُوَ فِي النُّورِ، تَكُونُ لَنَا حَقّاً شَرِكَةٌ بَعْضِنَا مَعَ بَعْضٍ، وَدَمُ ابْنِهِ يَسُوعَ يُطَهِّرُنَا مِنْ كُلِّ خَطِيئَةٍ.</w:t>
       </w:r>
-      <w:r>
-        <w:rPr>
-          <w:lang w:val="ar_AE" w:bidi="ar_AE"/>
-        </w:rPr>
-      </w:r>
-      <w:r>
-        <w:rPr>
-          <w:lang w:val="ar_AE" w:bidi="ar_AE"/>
-        </w:rPr>
-      </w:r>
-    </w:p>
-    <w:p>
-      <w:pPr>
-        <w:bidi/>
-      </w:pPr>
-      <w:r>
-        <w:rPr>
-          <w:lang w:val="ar_AE" w:bidi="ar_AE"/>
-        </w:rPr>
-      </w:r>
-    </w:p>
-    <w:p>
-      <w:pPr>
-        <w:bidi/>
-      </w:pPr>
-      <w:r>
-        <w:rPr>
-          <w:lang w:val="ar_AE" w:bidi="ar_AE"/>
-        </w:rPr>
-      </w:r>
-      <w:r>
-        <w:rPr>
-          <w:vertAlign w:val="superscript"/>
+    </w:p>
+    <w:p>
+      <w:pPr>
+        <w:bidi/>
+      </w:pPr>
+      <w:r>
+        <w:rPr>
+          <w:rtl/>
+          <w:cs/>
+          <w:lang w:val="ar_AE" w:bidi="ar_AE"/>
+        </w:rPr>
+      </w:r>
+      <w:r>
+        <w:rPr>
+          <w:vertAlign w:val="superscript"/>
+          <w:rtl/>
+          <w:cs/>
           <w:lang w:val="ar_AE" w:bidi="ar_AE"/>
         </w:rPr>
         <w:t>8</w:t>
       </w:r>
       <w:r>
         <w:rPr>
+          <w:rtl/>
+          <w:cs/>
           <w:lang w:val="ar_AE" w:bidi="ar_AE"/>
         </w:rPr>
         <w:t xml:space="preserve"> إِنْ كُنَّا نَدَّعِي أَنْ لَا خَطِيئَةَ لَنَا، نَخْدَعُ أَنْفُسَنَا، وَلا يَكُونُ الْحَقُّ فِي دَاخِلِنَا.</w:t>
       </w:r>
-      <w:r>
-        <w:rPr>
-          <w:lang w:val="ar_AE" w:bidi="ar_AE"/>
-        </w:rPr>
-      </w:r>
-      <w:r>
-        <w:rPr>
-          <w:lang w:val="ar_AE" w:bidi="ar_AE"/>
-        </w:rPr>
-      </w:r>
-    </w:p>
-    <w:p>
-      <w:pPr>
-        <w:bidi/>
-      </w:pPr>
-      <w:r>
-        <w:rPr>
-          <w:lang w:val="ar_AE" w:bidi="ar_AE"/>
-        </w:rPr>
-      </w:r>
-    </w:p>
-    <w:p>
-      <w:pPr>
-        <w:bidi/>
-      </w:pPr>
-      <w:r>
-        <w:rPr>
-          <w:lang w:val="ar_AE" w:bidi="ar_AE"/>
-        </w:rPr>
-      </w:r>
-      <w:r>
-        <w:rPr>
-          <w:vertAlign w:val="superscript"/>
+    </w:p>
+    <w:p>
+      <w:pPr>
+        <w:bidi/>
+      </w:pPr>
+      <w:r>
+        <w:rPr>
+          <w:rtl/>
+          <w:cs/>
+          <w:lang w:val="ar_AE" w:bidi="ar_AE"/>
+        </w:rPr>
+      </w:r>
+      <w:r>
+        <w:rPr>
+          <w:vertAlign w:val="superscript"/>
+          <w:rtl/>
+          <w:cs/>
           <w:lang w:val="ar_AE" w:bidi="ar_AE"/>
         </w:rPr>
         <w:t>9</w:t>
       </w:r>
       <w:r>
         <w:rPr>
+          <w:rtl/>
+          <w:cs/>
           <w:lang w:val="ar_AE" w:bidi="ar_AE"/>
         </w:rPr>
         <w:t xml:space="preserve"> وَلكِنْ، إِنِ اعْتَرَفْنَا بِخَطَايَانَا، فَهُوَ جَدِيرٌ بِالثِّقَةِ وَعَادِلٌ، يَغْفِرُ لَنَا خَطَايَانَا وَيُطَهِّرُنَا مِنْ كُلِّ إِثْمٍ.</w:t>
       </w:r>
-      <w:r>
-        <w:rPr>
-          <w:lang w:val="ar_AE" w:bidi="ar_AE"/>
-        </w:rPr>
-      </w:r>
-      <w:r>
-        <w:rPr>
-          <w:lang w:val="ar_AE" w:bidi="ar_AE"/>
-        </w:rPr>
-      </w:r>
-    </w:p>
-    <w:p>
-      <w:pPr>
-        <w:bidi/>
-      </w:pPr>
-      <w:r>
-        <w:rPr>
-          <w:lang w:val="ar_AE" w:bidi="ar_AE"/>
-        </w:rPr>
-      </w:r>
-    </w:p>
-    <w:p>
-      <w:pPr>
-        <w:bidi/>
-      </w:pPr>
-      <w:r>
-        <w:rPr>
-          <w:lang w:val="ar_AE" w:bidi="ar_AE"/>
-        </w:rPr>
-      </w:r>
-      <w:r>
-        <w:rPr>
-          <w:vertAlign w:val="superscript"/>
+    </w:p>
+    <w:p>
+      <w:pPr>
+        <w:bidi/>
+      </w:pPr>
+      <w:r>
+        <w:rPr>
+          <w:rtl/>
+          <w:cs/>
+          <w:lang w:val="ar_AE" w:bidi="ar_AE"/>
+        </w:rPr>
+      </w:r>
+      <w:r>
+        <w:rPr>
+          <w:vertAlign w:val="superscript"/>
+          <w:rtl/>
+          <w:cs/>
           <w:lang w:val="ar_AE" w:bidi="ar_AE"/>
         </w:rPr>
         <w:t>10</w:t>
       </w:r>
       <w:r>
         <w:rPr>
+          <w:rtl/>
+          <w:cs/>
           <w:lang w:val="ar_AE" w:bidi="ar_AE"/>
         </w:rPr>
         <w:t xml:space="preserve"> فَإِنْ كُنَّا نَدَّعِي أَنَّنَا لَمْ نَرْتَكِبْ خَطِيئَةً، نَجْعَلُ اللهَ كَاذِباً، وَلا تَكُونُ كَلِمَتُهُ فِي دَاخِلِنَا!</w:t>
       </w:r>
-      <w:r>
-        <w:rPr>
-          <w:lang w:val="ar_AE" w:bidi="ar_AE"/>
-        </w:rPr>
-      </w:r>
-      <w:r>
-        <w:rPr>
-          <w:lang w:val="ar_AE" w:bidi="ar_AE"/>
-        </w:rPr>
-      </w:r>
-    </w:p>
-    <w:p>
-      <w:pPr>
-        <w:bidi/>
-      </w:pPr>
-      <w:r>
-        <w:rPr>
-          <w:lang w:val="ar_AE" w:bidi="ar_AE"/>
-        </w:rPr>
-      </w:r>
     </w:p>
     <w:p>
       <w:pPr>
@@ -688,1262 +547,860 @@
       </w:pPr>
       <w:r>
         <w:rPr>
-          <w:lang w:val="ar_AE" w:bidi="ar_AE"/>
-        </w:rPr>
-        <w:t>1 John 2:1</w:t>
-      </w:r>
-      <w:r>
-        <w:rPr>
-          <w:lang w:val="ar_AE" w:bidi="ar_AE"/>
-        </w:rPr>
-      </w:r>
-    </w:p>
-    <w:p>
-      <w:pPr>
-        <w:bidi/>
-      </w:pPr>
-      <w:r>
-        <w:rPr>
-          <w:lang w:val="ar_AE" w:bidi="ar_AE"/>
-        </w:rPr>
-      </w:r>
-      <w:r>
-        <w:rPr>
-          <w:vertAlign w:val="superscript"/>
+          <w:rtl/>
+          <w:cs/>
+          <w:lang w:val="ar_AE" w:bidi="ar_AE"/>
+        </w:rPr>
+        <w:t>يوحنا الأولى 2:1</w:t>
+      </w:r>
+      <w:r>
+        <w:rPr>
+          <w:rtl/>
+          <w:cs/>
+          <w:lang w:val="ar_AE" w:bidi="ar_AE"/>
+        </w:rPr>
+      </w:r>
+    </w:p>
+    <w:p>
+      <w:pPr>
+        <w:bidi/>
+      </w:pPr>
+      <w:r>
+        <w:rPr>
+          <w:rtl/>
+          <w:cs/>
+          <w:lang w:val="ar_AE" w:bidi="ar_AE"/>
+        </w:rPr>
+      </w:r>
+      <w:r>
+        <w:rPr>
+          <w:vertAlign w:val="superscript"/>
+          <w:rtl/>
+          <w:cs/>
           <w:lang w:val="ar_AE" w:bidi="ar_AE"/>
         </w:rPr>
         <w:t>1</w:t>
       </w:r>
       <w:r>
         <w:rPr>
+          <w:rtl/>
+          <w:cs/>
           <w:lang w:val="ar_AE" w:bidi="ar_AE"/>
         </w:rPr>
         <w:t xml:space="preserve"> يَا أَوْلادِي الصِّغَارَ، أَكْتُبُ إِلَيْكُمْ هَذِهِ الأُمُورَ لِكَيْ لَا تُخْطِئُوا. وَلكِنْ، إِنْ أَخْطَأَ أَحَدُكُمْ، فَلَنَا عِنْدَ الآبِ شَفِيعٌ هُوَ يَسُوعُ الْمَسِيحُ الْبَارُّ.</w:t>
       </w:r>
-      <w:r>
-        <w:rPr>
-          <w:lang w:val="ar_AE" w:bidi="ar_AE"/>
-        </w:rPr>
-      </w:r>
-      <w:r>
-        <w:rPr>
-          <w:lang w:val="ar_AE" w:bidi="ar_AE"/>
-        </w:rPr>
-      </w:r>
-    </w:p>
-    <w:p>
-      <w:pPr>
-        <w:bidi/>
-      </w:pPr>
-      <w:r>
-        <w:rPr>
-          <w:lang w:val="ar_AE" w:bidi="ar_AE"/>
-        </w:rPr>
-      </w:r>
-    </w:p>
-    <w:p>
-      <w:pPr>
-        <w:bidi/>
-      </w:pPr>
-      <w:r>
-        <w:rPr>
-          <w:lang w:val="ar_AE" w:bidi="ar_AE"/>
-        </w:rPr>
-      </w:r>
-      <w:r>
-        <w:rPr>
-          <w:vertAlign w:val="superscript"/>
+    </w:p>
+    <w:p>
+      <w:pPr>
+        <w:bidi/>
+      </w:pPr>
+      <w:r>
+        <w:rPr>
+          <w:rtl/>
+          <w:cs/>
+          <w:lang w:val="ar_AE" w:bidi="ar_AE"/>
+        </w:rPr>
+      </w:r>
+      <w:r>
+        <w:rPr>
+          <w:vertAlign w:val="superscript"/>
+          <w:rtl/>
+          <w:cs/>
           <w:lang w:val="ar_AE" w:bidi="ar_AE"/>
         </w:rPr>
         <w:t>2</w:t>
       </w:r>
       <w:r>
         <w:rPr>
+          <w:rtl/>
+          <w:cs/>
           <w:lang w:val="ar_AE" w:bidi="ar_AE"/>
         </w:rPr>
         <w:t xml:space="preserve"> فَهُوَ كَفَّارَةٌ لِخَطَايَانَا، لَا لِخَطَايَانَا فَقَطْ، بَلْ لِخَطَايَا الْعَالَمِ كُلِّهِ.</w:t>
       </w:r>
-      <w:r>
-        <w:rPr>
-          <w:lang w:val="ar_AE" w:bidi="ar_AE"/>
-        </w:rPr>
-      </w:r>
-      <w:r>
-        <w:rPr>
-          <w:lang w:val="ar_AE" w:bidi="ar_AE"/>
-        </w:rPr>
-      </w:r>
-    </w:p>
-    <w:p>
-      <w:pPr>
-        <w:bidi/>
-      </w:pPr>
-      <w:r>
-        <w:rPr>
-          <w:lang w:val="ar_AE" w:bidi="ar_AE"/>
-        </w:rPr>
-      </w:r>
-    </w:p>
-    <w:p>
-      <w:pPr>
-        <w:bidi/>
-      </w:pPr>
-      <w:r>
-        <w:rPr>
-          <w:lang w:val="ar_AE" w:bidi="ar_AE"/>
-        </w:rPr>
-      </w:r>
-      <w:r>
-        <w:rPr>
-          <w:vertAlign w:val="superscript"/>
+    </w:p>
+    <w:p>
+      <w:pPr>
+        <w:bidi/>
+      </w:pPr>
+      <w:r>
+        <w:rPr>
+          <w:rtl/>
+          <w:cs/>
+          <w:lang w:val="ar_AE" w:bidi="ar_AE"/>
+        </w:rPr>
+      </w:r>
+      <w:r>
+        <w:rPr>
+          <w:vertAlign w:val="superscript"/>
+          <w:rtl/>
+          <w:cs/>
           <w:lang w:val="ar_AE" w:bidi="ar_AE"/>
         </w:rPr>
         <w:t>3</w:t>
       </w:r>
       <w:r>
         <w:rPr>
+          <w:rtl/>
+          <w:cs/>
           <w:lang w:val="ar_AE" w:bidi="ar_AE"/>
         </w:rPr>
         <w:t xml:space="preserve"> وَمَا يُؤَكِّدُ لَنَا أَنَّنَا قَدْ عَرَفْنَاهُ حَقّاً هُوَ أَنْ نَعْمَلَ بِوَصَايَاهُ.</w:t>
       </w:r>
-      <w:r>
-        <w:rPr>
-          <w:lang w:val="ar_AE" w:bidi="ar_AE"/>
-        </w:rPr>
-      </w:r>
-      <w:r>
-        <w:rPr>
-          <w:lang w:val="ar_AE" w:bidi="ar_AE"/>
-        </w:rPr>
-      </w:r>
-    </w:p>
-    <w:p>
-      <w:pPr>
-        <w:bidi/>
-      </w:pPr>
-      <w:r>
-        <w:rPr>
-          <w:lang w:val="ar_AE" w:bidi="ar_AE"/>
-        </w:rPr>
-      </w:r>
-    </w:p>
-    <w:p>
-      <w:pPr>
-        <w:bidi/>
-      </w:pPr>
-      <w:r>
-        <w:rPr>
-          <w:lang w:val="ar_AE" w:bidi="ar_AE"/>
-        </w:rPr>
-      </w:r>
-      <w:r>
-        <w:rPr>
-          <w:vertAlign w:val="superscript"/>
+    </w:p>
+    <w:p>
+      <w:pPr>
+        <w:bidi/>
+      </w:pPr>
+      <w:r>
+        <w:rPr>
+          <w:rtl/>
+          <w:cs/>
+          <w:lang w:val="ar_AE" w:bidi="ar_AE"/>
+        </w:rPr>
+      </w:r>
+      <w:r>
+        <w:rPr>
+          <w:vertAlign w:val="superscript"/>
+          <w:rtl/>
+          <w:cs/>
           <w:lang w:val="ar_AE" w:bidi="ar_AE"/>
         </w:rPr>
         <w:t>4</w:t>
       </w:r>
       <w:r>
         <w:rPr>
+          <w:rtl/>
+          <w:cs/>
           <w:lang w:val="ar_AE" w:bidi="ar_AE"/>
         </w:rPr>
         <w:t xml:space="preserve"> فَالَّذِي يَدَّعِي أَنَّهُ قَدْ عَرَفَهُ، وَلكِنَّهُ لَا يَعْمَلُ بِوَصَايَاهُ، يَكُونُ كَاذِباً وَلا يَكُونُ الْحَقُّ فِي دَاخِلِهِ.</w:t>
       </w:r>
-      <w:r>
-        <w:rPr>
-          <w:lang w:val="ar_AE" w:bidi="ar_AE"/>
-        </w:rPr>
-      </w:r>
-      <w:r>
-        <w:rPr>
-          <w:lang w:val="ar_AE" w:bidi="ar_AE"/>
-        </w:rPr>
-      </w:r>
-    </w:p>
-    <w:p>
-      <w:pPr>
-        <w:bidi/>
-      </w:pPr>
-      <w:r>
-        <w:rPr>
-          <w:lang w:val="ar_AE" w:bidi="ar_AE"/>
-        </w:rPr>
-      </w:r>
-    </w:p>
-    <w:p>
-      <w:pPr>
-        <w:bidi/>
-      </w:pPr>
-      <w:r>
-        <w:rPr>
-          <w:lang w:val="ar_AE" w:bidi="ar_AE"/>
-        </w:rPr>
-      </w:r>
-      <w:r>
-        <w:rPr>
-          <w:vertAlign w:val="superscript"/>
+    </w:p>
+    <w:p>
+      <w:pPr>
+        <w:bidi/>
+      </w:pPr>
+      <w:r>
+        <w:rPr>
+          <w:rtl/>
+          <w:cs/>
+          <w:lang w:val="ar_AE" w:bidi="ar_AE"/>
+        </w:rPr>
+      </w:r>
+      <w:r>
+        <w:rPr>
+          <w:vertAlign w:val="superscript"/>
+          <w:rtl/>
+          <w:cs/>
           <w:lang w:val="ar_AE" w:bidi="ar_AE"/>
         </w:rPr>
         <w:t>5</w:t>
       </w:r>
       <w:r>
         <w:rPr>
+          <w:rtl/>
+          <w:cs/>
           <w:lang w:val="ar_AE" w:bidi="ar_AE"/>
         </w:rPr>
         <w:t xml:space="preserve"> أَمَّا الَّذِي يَعْمَلُ بِحَسَبِ كَلِمَتِهِ، فَإِنَّ مَحَبَّةَ اللهِ تَكُونُ قَدِ اكْتَمَلَتْ فِي دَاخِلِهِ. بِهَذَا نَعْرِفُ أَنَّنَا نَنْتَمِي إِلَيْهِ.</w:t>
       </w:r>
-      <w:r>
-        <w:rPr>
-          <w:lang w:val="ar_AE" w:bidi="ar_AE"/>
-        </w:rPr>
-      </w:r>
-      <w:r>
-        <w:rPr>
-          <w:lang w:val="ar_AE" w:bidi="ar_AE"/>
-        </w:rPr>
-      </w:r>
-    </w:p>
-    <w:p>
-      <w:pPr>
-        <w:bidi/>
-      </w:pPr>
-      <w:r>
-        <w:rPr>
-          <w:lang w:val="ar_AE" w:bidi="ar_AE"/>
-        </w:rPr>
-      </w:r>
-    </w:p>
-    <w:p>
-      <w:pPr>
-        <w:bidi/>
-      </w:pPr>
-      <w:r>
-        <w:rPr>
-          <w:lang w:val="ar_AE" w:bidi="ar_AE"/>
-        </w:rPr>
-      </w:r>
-      <w:r>
-        <w:rPr>
-          <w:vertAlign w:val="superscript"/>
+    </w:p>
+    <w:p>
+      <w:pPr>
+        <w:bidi/>
+      </w:pPr>
+      <w:r>
+        <w:rPr>
+          <w:rtl/>
+          <w:cs/>
+          <w:lang w:val="ar_AE" w:bidi="ar_AE"/>
+        </w:rPr>
+      </w:r>
+      <w:r>
+        <w:rPr>
+          <w:vertAlign w:val="superscript"/>
+          <w:rtl/>
+          <w:cs/>
           <w:lang w:val="ar_AE" w:bidi="ar_AE"/>
         </w:rPr>
         <w:t>6</w:t>
       </w:r>
       <w:r>
         <w:rPr>
+          <w:rtl/>
+          <w:cs/>
           <w:lang w:val="ar_AE" w:bidi="ar_AE"/>
         </w:rPr>
         <w:t xml:space="preserve"> كُلُّ مَنْ يَعْتَرِفْ أَنَّهُ ثَابِتٌ فِيهِ، يَلْتَزِمْ أَنْ يَسْلُكَ كَمَا سَلَكَ الْمَسِيحُ.</w:t>
       </w:r>
-      <w:r>
-        <w:rPr>
-          <w:lang w:val="ar_AE" w:bidi="ar_AE"/>
-        </w:rPr>
-      </w:r>
-      <w:r>
-        <w:rPr>
-          <w:lang w:val="ar_AE" w:bidi="ar_AE"/>
-        </w:rPr>
-      </w:r>
-    </w:p>
-    <w:p>
-      <w:pPr>
-        <w:bidi/>
-      </w:pPr>
-      <w:r>
-        <w:rPr>
-          <w:lang w:val="ar_AE" w:bidi="ar_AE"/>
-        </w:rPr>
-      </w:r>
-    </w:p>
-    <w:p>
-      <w:pPr>
-        <w:bidi/>
-      </w:pPr>
-      <w:r>
-        <w:rPr>
-          <w:lang w:val="ar_AE" w:bidi="ar_AE"/>
-        </w:rPr>
-      </w:r>
-      <w:r>
-        <w:rPr>
-          <w:vertAlign w:val="superscript"/>
+    </w:p>
+    <w:p>
+      <w:pPr>
+        <w:bidi/>
+      </w:pPr>
+      <w:r>
+        <w:rPr>
+          <w:rtl/>
+          <w:cs/>
+          <w:lang w:val="ar_AE" w:bidi="ar_AE"/>
+        </w:rPr>
+      </w:r>
+      <w:r>
+        <w:rPr>
+          <w:vertAlign w:val="superscript"/>
+          <w:rtl/>
+          <w:cs/>
           <w:lang w:val="ar_AE" w:bidi="ar_AE"/>
         </w:rPr>
         <w:t>7</w:t>
       </w:r>
       <w:r>
         <w:rPr>
+          <w:rtl/>
+          <w:cs/>
           <w:lang w:val="ar_AE" w:bidi="ar_AE"/>
         </w:rPr>
         <w:t xml:space="preserve"> أَيُّهَا الأَحِبَّاءُ، أَنَا لَا أَكْتُبُ إِلَيْكُمْ هُنَا وَصِيَّةً جَدِيدَةً، بَلْ وَصِيَّةً قَدِيمَةً كَانَتْ عِنْدَكُمْ مُنْذُ الْبِدَايَةِ، وَهِيَ الْكَلِمَةُ الَّتِي سَمِعْتُمُوهَا قَبْلاً.</w:t>
       </w:r>
-      <w:r>
-        <w:rPr>
-          <w:lang w:val="ar_AE" w:bidi="ar_AE"/>
-        </w:rPr>
-      </w:r>
-      <w:r>
-        <w:rPr>
-          <w:lang w:val="ar_AE" w:bidi="ar_AE"/>
-        </w:rPr>
-      </w:r>
-    </w:p>
-    <w:p>
-      <w:pPr>
-        <w:bidi/>
-      </w:pPr>
-      <w:r>
-        <w:rPr>
-          <w:lang w:val="ar_AE" w:bidi="ar_AE"/>
-        </w:rPr>
-      </w:r>
-    </w:p>
-    <w:p>
-      <w:pPr>
-        <w:bidi/>
-      </w:pPr>
-      <w:r>
-        <w:rPr>
-          <w:lang w:val="ar_AE" w:bidi="ar_AE"/>
-        </w:rPr>
-      </w:r>
-      <w:r>
-        <w:rPr>
-          <w:vertAlign w:val="superscript"/>
+    </w:p>
+    <w:p>
+      <w:pPr>
+        <w:bidi/>
+      </w:pPr>
+      <w:r>
+        <w:rPr>
+          <w:rtl/>
+          <w:cs/>
+          <w:lang w:val="ar_AE" w:bidi="ar_AE"/>
+        </w:rPr>
+      </w:r>
+      <w:r>
+        <w:rPr>
+          <w:vertAlign w:val="superscript"/>
+          <w:rtl/>
+          <w:cs/>
           <w:lang w:val="ar_AE" w:bidi="ar_AE"/>
         </w:rPr>
         <w:t>8</w:t>
       </w:r>
       <w:r>
         <w:rPr>
+          <w:rtl/>
+          <w:cs/>
           <w:lang w:val="ar_AE" w:bidi="ar_AE"/>
         </w:rPr>
         <w:t xml:space="preserve"> وَمَعَ ذَلِكَ فَالْوَصِيَّةُ الَّتِي أَكْتُبُهَا إِلَيْكُمْ، هِيَ جَدِيدَةٌ دَائِماً، وَتَتَّضِحُ حَقِيقَتُهَا فِي الْمَسِيحِ كَمَا تَتَّضِحُ فِيكُمْ أَنْتُمْ. ذَلِكَ لأَنَّ الظَّلامَ قَدْ بَدَأَ يَزُولُ مُنْذُ أَنْ أَشْرَقَ النُّورُ الْحَقِيقِيُّ الَّذِي مَازَالَ الآنَ مُشْرِقاً.</w:t>
       </w:r>
-      <w:r>
-        <w:rPr>
-          <w:lang w:val="ar_AE" w:bidi="ar_AE"/>
-        </w:rPr>
-      </w:r>
-      <w:r>
-        <w:rPr>
-          <w:lang w:val="ar_AE" w:bidi="ar_AE"/>
-        </w:rPr>
-      </w:r>
-    </w:p>
-    <w:p>
-      <w:pPr>
-        <w:bidi/>
-      </w:pPr>
-      <w:r>
-        <w:rPr>
-          <w:lang w:val="ar_AE" w:bidi="ar_AE"/>
-        </w:rPr>
-      </w:r>
-    </w:p>
-    <w:p>
-      <w:pPr>
-        <w:bidi/>
-      </w:pPr>
-      <w:r>
-        <w:rPr>
-          <w:lang w:val="ar_AE" w:bidi="ar_AE"/>
-        </w:rPr>
-      </w:r>
-      <w:r>
-        <w:rPr>
-          <w:vertAlign w:val="superscript"/>
+    </w:p>
+    <w:p>
+      <w:pPr>
+        <w:bidi/>
+      </w:pPr>
+      <w:r>
+        <w:rPr>
+          <w:rtl/>
+          <w:cs/>
+          <w:lang w:val="ar_AE" w:bidi="ar_AE"/>
+        </w:rPr>
+      </w:r>
+      <w:r>
+        <w:rPr>
+          <w:vertAlign w:val="superscript"/>
+          <w:rtl/>
+          <w:cs/>
           <w:lang w:val="ar_AE" w:bidi="ar_AE"/>
         </w:rPr>
         <w:t>9</w:t>
       </w:r>
       <w:r>
         <w:rPr>
+          <w:rtl/>
+          <w:cs/>
           <w:lang w:val="ar_AE" w:bidi="ar_AE"/>
         </w:rPr>
         <w:t xml:space="preserve"> مَنِ ادَّعَى أَنَّهُ يَحْيَا فِي النُّورِ، وَلكِنَّهُ يُبْغِضُ أَحَدَ إِخْوَتِهِ، فَهُوَ مَازَالَ حَتَّى الآنَ فِي الظَّلامِ.</w:t>
       </w:r>
-      <w:r>
-        <w:rPr>
-          <w:lang w:val="ar_AE" w:bidi="ar_AE"/>
-        </w:rPr>
-      </w:r>
-      <w:r>
-        <w:rPr>
-          <w:lang w:val="ar_AE" w:bidi="ar_AE"/>
-        </w:rPr>
-      </w:r>
-    </w:p>
-    <w:p>
-      <w:pPr>
-        <w:bidi/>
-      </w:pPr>
-      <w:r>
-        <w:rPr>
-          <w:lang w:val="ar_AE" w:bidi="ar_AE"/>
-        </w:rPr>
-      </w:r>
-    </w:p>
-    <w:p>
-      <w:pPr>
-        <w:bidi/>
-      </w:pPr>
-      <w:r>
-        <w:rPr>
-          <w:lang w:val="ar_AE" w:bidi="ar_AE"/>
-        </w:rPr>
-      </w:r>
-      <w:r>
-        <w:rPr>
-          <w:vertAlign w:val="superscript"/>
+    </w:p>
+    <w:p>
+      <w:pPr>
+        <w:bidi/>
+      </w:pPr>
+      <w:r>
+        <w:rPr>
+          <w:rtl/>
+          <w:cs/>
+          <w:lang w:val="ar_AE" w:bidi="ar_AE"/>
+        </w:rPr>
+      </w:r>
+      <w:r>
+        <w:rPr>
+          <w:vertAlign w:val="superscript"/>
+          <w:rtl/>
+          <w:cs/>
           <w:lang w:val="ar_AE" w:bidi="ar_AE"/>
         </w:rPr>
         <w:t>10</w:t>
       </w:r>
       <w:r>
         <w:rPr>
+          <w:rtl/>
+          <w:cs/>
           <w:lang w:val="ar_AE" w:bidi="ar_AE"/>
         </w:rPr>
         <w:t xml:space="preserve"> فَالَّذِي يُحِبُّ إِخْوَتَهُ، هُوَ الَّذِي يَحْيَا فِي النُّورِ فِعْلاً وَلا شَيْءَ يُسْقِطُهُ.</w:t>
       </w:r>
-      <w:r>
-        <w:rPr>
-          <w:lang w:val="ar_AE" w:bidi="ar_AE"/>
-        </w:rPr>
-      </w:r>
-      <w:r>
-        <w:rPr>
-          <w:lang w:val="ar_AE" w:bidi="ar_AE"/>
-        </w:rPr>
-      </w:r>
-    </w:p>
-    <w:p>
-      <w:pPr>
-        <w:bidi/>
-      </w:pPr>
-      <w:r>
-        <w:rPr>
-          <w:lang w:val="ar_AE" w:bidi="ar_AE"/>
-        </w:rPr>
-      </w:r>
-    </w:p>
-    <w:p>
-      <w:pPr>
-        <w:bidi/>
-      </w:pPr>
-      <w:r>
-        <w:rPr>
-          <w:lang w:val="ar_AE" w:bidi="ar_AE"/>
-        </w:rPr>
-      </w:r>
-      <w:r>
-        <w:rPr>
-          <w:vertAlign w:val="superscript"/>
+    </w:p>
+    <w:p>
+      <w:pPr>
+        <w:bidi/>
+      </w:pPr>
+      <w:r>
+        <w:rPr>
+          <w:rtl/>
+          <w:cs/>
+          <w:lang w:val="ar_AE" w:bidi="ar_AE"/>
+        </w:rPr>
+      </w:r>
+      <w:r>
+        <w:rPr>
+          <w:vertAlign w:val="superscript"/>
+          <w:rtl/>
+          <w:cs/>
           <w:lang w:val="ar_AE" w:bidi="ar_AE"/>
         </w:rPr>
         <w:t>11</w:t>
       </w:r>
       <w:r>
         <w:rPr>
+          <w:rtl/>
+          <w:cs/>
           <w:lang w:val="ar_AE" w:bidi="ar_AE"/>
         </w:rPr>
         <w:t xml:space="preserve"> أَمَّا الَّذِي يُبْغِضُ أَحَدَ إِخْوَتِهِ، فَهُوَ تَائِهٌ فِي الظَّلامِ، يَتَلَمَّسُ طَرِيقَهُ وَلا يَعْرِفُ أَيْنَ يَتَّجِهُ، لأَنَّ الظَّلامَ قَدْ أَعْمَى عَيْنَيْهِ!</w:t>
       </w:r>
-      <w:r>
-        <w:rPr>
-          <w:lang w:val="ar_AE" w:bidi="ar_AE"/>
-        </w:rPr>
-      </w:r>
-      <w:r>
-        <w:rPr>
-          <w:lang w:val="ar_AE" w:bidi="ar_AE"/>
-        </w:rPr>
-      </w:r>
-    </w:p>
-    <w:p>
-      <w:pPr>
-        <w:bidi/>
-      </w:pPr>
-      <w:r>
-        <w:rPr>
-          <w:lang w:val="ar_AE" w:bidi="ar_AE"/>
-        </w:rPr>
-      </w:r>
-    </w:p>
-    <w:p>
-      <w:pPr>
-        <w:bidi/>
-      </w:pPr>
-      <w:r>
-        <w:rPr>
-          <w:lang w:val="ar_AE" w:bidi="ar_AE"/>
-        </w:rPr>
-      </w:r>
-      <w:r>
-        <w:rPr>
-          <w:vertAlign w:val="superscript"/>
+    </w:p>
+    <w:p>
+      <w:pPr>
+        <w:bidi/>
+      </w:pPr>
+      <w:r>
+        <w:rPr>
+          <w:rtl/>
+          <w:cs/>
+          <w:lang w:val="ar_AE" w:bidi="ar_AE"/>
+        </w:rPr>
+      </w:r>
+      <w:r>
+        <w:rPr>
+          <w:vertAlign w:val="superscript"/>
+          <w:rtl/>
+          <w:cs/>
           <w:lang w:val="ar_AE" w:bidi="ar_AE"/>
         </w:rPr>
         <w:t>12</w:t>
       </w:r>
       <w:r>
         <w:rPr>
+          <w:rtl/>
+          <w:cs/>
           <w:lang w:val="ar_AE" w:bidi="ar_AE"/>
         </w:rPr>
         <w:t xml:space="preserve"> أَكْتُبُ إِلَيْكُمْ، أَيُّهَا الأَوْلادُ، لأَنَّ اللهَ قَدْ غَفَرَ لَكُمْ خَطَايَاكُمْ إِكْرَاماً لاسْمِ الْمَسِيحِ.</w:t>
       </w:r>
-      <w:r>
-        <w:rPr>
-          <w:lang w:val="ar_AE" w:bidi="ar_AE"/>
-        </w:rPr>
-      </w:r>
-      <w:r>
-        <w:rPr>
-          <w:lang w:val="ar_AE" w:bidi="ar_AE"/>
-        </w:rPr>
-      </w:r>
-    </w:p>
-    <w:p>
-      <w:pPr>
-        <w:bidi/>
-      </w:pPr>
-      <w:r>
-        <w:rPr>
-          <w:lang w:val="ar_AE" w:bidi="ar_AE"/>
-        </w:rPr>
-      </w:r>
-    </w:p>
-    <w:p>
-      <w:pPr>
-        <w:bidi/>
-      </w:pPr>
-      <w:r>
-        <w:rPr>
-          <w:lang w:val="ar_AE" w:bidi="ar_AE"/>
-        </w:rPr>
-      </w:r>
-      <w:r>
-        <w:rPr>
-          <w:vertAlign w:val="superscript"/>
+    </w:p>
+    <w:p>
+      <w:pPr>
+        <w:bidi/>
+      </w:pPr>
+      <w:r>
+        <w:rPr>
+          <w:rtl/>
+          <w:cs/>
+          <w:lang w:val="ar_AE" w:bidi="ar_AE"/>
+        </w:rPr>
+      </w:r>
+      <w:r>
+        <w:rPr>
+          <w:vertAlign w:val="superscript"/>
+          <w:rtl/>
+          <w:cs/>
           <w:lang w:val="ar_AE" w:bidi="ar_AE"/>
         </w:rPr>
         <w:t>13</w:t>
       </w:r>
       <w:r>
         <w:rPr>
+          <w:rtl/>
+          <w:cs/>
           <w:lang w:val="ar_AE" w:bidi="ar_AE"/>
         </w:rPr>
         <w:t xml:space="preserve"> أَكْتُبُ إِلَيْكُمْ أَيُّهَا الآبَاءُ، لأَنَّكُمْ قَدْ عَرَفْتُمُ الْمَسِيحَ الْكَائِنَ مُنْذُ الْبِدَايَةِ. أَكْتُبُ إِلَيْكُمْ أَيُّهَا الشَّبَابُ، لأَنَّكُمْ قَدْ غَلَبْتُمْ إِبْلِيسَ الشِّرِّيرَ. كَتَبْتُ إِلَيْكُمْ أَيُّهَا الأَوْلادُ الصِّغَارُ، لأَنَّكُمْ قَدْ عَرَفْتُمُ الآبَ.</w:t>
       </w:r>
-      <w:r>
-        <w:rPr>
-          <w:lang w:val="ar_AE" w:bidi="ar_AE"/>
-        </w:rPr>
-      </w:r>
-      <w:r>
-        <w:rPr>
-          <w:lang w:val="ar_AE" w:bidi="ar_AE"/>
-        </w:rPr>
-      </w:r>
-    </w:p>
-    <w:p>
-      <w:pPr>
-        <w:bidi/>
-      </w:pPr>
-      <w:r>
-        <w:rPr>
-          <w:lang w:val="ar_AE" w:bidi="ar_AE"/>
-        </w:rPr>
-      </w:r>
-    </w:p>
-    <w:p>
-      <w:pPr>
-        <w:bidi/>
-      </w:pPr>
-      <w:r>
-        <w:rPr>
-          <w:lang w:val="ar_AE" w:bidi="ar_AE"/>
-        </w:rPr>
-      </w:r>
-      <w:r>
-        <w:rPr>
-          <w:vertAlign w:val="superscript"/>
+    </w:p>
+    <w:p>
+      <w:pPr>
+        <w:bidi/>
+      </w:pPr>
+      <w:r>
+        <w:rPr>
+          <w:rtl/>
+          <w:cs/>
+          <w:lang w:val="ar_AE" w:bidi="ar_AE"/>
+        </w:rPr>
+      </w:r>
+      <w:r>
+        <w:rPr>
+          <w:vertAlign w:val="superscript"/>
+          <w:rtl/>
+          <w:cs/>
           <w:lang w:val="ar_AE" w:bidi="ar_AE"/>
         </w:rPr>
         <w:t>14</w:t>
       </w:r>
       <w:r>
         <w:rPr>
+          <w:rtl/>
+          <w:cs/>
           <w:lang w:val="ar_AE" w:bidi="ar_AE"/>
         </w:rPr>
         <w:t xml:space="preserve"> كَتَبْتُ إِلَيْكُمْ، أَيُّهَا الآبَاءُ، لأَنَّكُمْ قَدْ عَرَفْتُمُ الْمَسِيحَ الْكَائِنَ مُنْذُ الْبِدَايَةِ. كَتَبْتُ إِلَيْكُمْ، أَيُّهَا الشَّبَابُ، لأَنَّكُمْ أَقْوِيَاءُ، وَقَدْ تَرَسَّخَتْ كَلِمَةُ اللهِ فِي قُلُوبِكُمْ، وَغَلَبْتُمْ إِبْلِيسَ الشِّرِّيرَ.</w:t>
       </w:r>
-      <w:r>
-        <w:rPr>
-          <w:lang w:val="ar_AE" w:bidi="ar_AE"/>
-        </w:rPr>
-      </w:r>
-      <w:r>
-        <w:rPr>
-          <w:lang w:val="ar_AE" w:bidi="ar_AE"/>
-        </w:rPr>
-      </w:r>
-    </w:p>
-    <w:p>
-      <w:pPr>
-        <w:bidi/>
-      </w:pPr>
-      <w:r>
-        <w:rPr>
-          <w:lang w:val="ar_AE" w:bidi="ar_AE"/>
-        </w:rPr>
-      </w:r>
-    </w:p>
-    <w:p>
-      <w:pPr>
-        <w:bidi/>
-      </w:pPr>
-      <w:r>
-        <w:rPr>
-          <w:lang w:val="ar_AE" w:bidi="ar_AE"/>
-        </w:rPr>
-      </w:r>
-      <w:r>
-        <w:rPr>
-          <w:vertAlign w:val="superscript"/>
+    </w:p>
+    <w:p>
+      <w:pPr>
+        <w:bidi/>
+      </w:pPr>
+      <w:r>
+        <w:rPr>
+          <w:rtl/>
+          <w:cs/>
+          <w:lang w:val="ar_AE" w:bidi="ar_AE"/>
+        </w:rPr>
+      </w:r>
+      <w:r>
+        <w:rPr>
+          <w:vertAlign w:val="superscript"/>
+          <w:rtl/>
+          <w:cs/>
           <w:lang w:val="ar_AE" w:bidi="ar_AE"/>
         </w:rPr>
         <w:t>15</w:t>
       </w:r>
       <w:r>
         <w:rPr>
+          <w:rtl/>
+          <w:cs/>
           <w:lang w:val="ar_AE" w:bidi="ar_AE"/>
         </w:rPr>
         <w:t xml:space="preserve"> لَا تُحِبُّوا الْعَالَمَ، وَلا الأَشْيَاءَ الَّتِي فِي الْعَالَمِ. فَالَّذِي يُحِبُّ الْعَالَمَ، لَا تَكُونُ مَحَبَّةُ الآبِ فِي قَلْبِهِ.</w:t>
       </w:r>
-      <w:r>
-        <w:rPr>
-          <w:lang w:val="ar_AE" w:bidi="ar_AE"/>
-        </w:rPr>
-      </w:r>
-      <w:r>
-        <w:rPr>
-          <w:lang w:val="ar_AE" w:bidi="ar_AE"/>
-        </w:rPr>
-      </w:r>
-    </w:p>
-    <w:p>
-      <w:pPr>
-        <w:bidi/>
-      </w:pPr>
-      <w:r>
-        <w:rPr>
-          <w:lang w:val="ar_AE" w:bidi="ar_AE"/>
-        </w:rPr>
-      </w:r>
-    </w:p>
-    <w:p>
-      <w:pPr>
-        <w:bidi/>
-      </w:pPr>
-      <w:r>
-        <w:rPr>
-          <w:lang w:val="ar_AE" w:bidi="ar_AE"/>
-        </w:rPr>
-      </w:r>
-      <w:r>
-        <w:rPr>
-          <w:vertAlign w:val="superscript"/>
+    </w:p>
+    <w:p>
+      <w:pPr>
+        <w:bidi/>
+      </w:pPr>
+      <w:r>
+        <w:rPr>
+          <w:rtl/>
+          <w:cs/>
+          <w:lang w:val="ar_AE" w:bidi="ar_AE"/>
+        </w:rPr>
+      </w:r>
+      <w:r>
+        <w:rPr>
+          <w:vertAlign w:val="superscript"/>
+          <w:rtl/>
+          <w:cs/>
           <w:lang w:val="ar_AE" w:bidi="ar_AE"/>
         </w:rPr>
         <w:t>16</w:t>
       </w:r>
       <w:r>
         <w:rPr>
+          <w:rtl/>
+          <w:cs/>
           <w:lang w:val="ar_AE" w:bidi="ar_AE"/>
         </w:rPr>
         <w:t xml:space="preserve"> لأَنَّ كُلَّ مَا فِي الْعَالَمِ، مِنْ شَهْوَاتِ الْجَسَدِ وَشَهَوَاتِ الْعَيْنِ وَتَرَفِ الْمَعِيشَةِ، لَيْسَ مِنَ الآبِ، بَلْ مِنَ الْعَالَمِ.</w:t>
       </w:r>
-      <w:r>
-        <w:rPr>
-          <w:lang w:val="ar_AE" w:bidi="ar_AE"/>
-        </w:rPr>
-      </w:r>
-      <w:r>
-        <w:rPr>
-          <w:lang w:val="ar_AE" w:bidi="ar_AE"/>
-        </w:rPr>
-      </w:r>
-    </w:p>
-    <w:p>
-      <w:pPr>
-        <w:bidi/>
-      </w:pPr>
-      <w:r>
-        <w:rPr>
-          <w:lang w:val="ar_AE" w:bidi="ar_AE"/>
-        </w:rPr>
-      </w:r>
-    </w:p>
-    <w:p>
-      <w:pPr>
-        <w:bidi/>
-      </w:pPr>
-      <w:r>
-        <w:rPr>
-          <w:lang w:val="ar_AE" w:bidi="ar_AE"/>
-        </w:rPr>
-      </w:r>
-      <w:r>
-        <w:rPr>
-          <w:vertAlign w:val="superscript"/>
+    </w:p>
+    <w:p>
+      <w:pPr>
+        <w:bidi/>
+      </w:pPr>
+      <w:r>
+        <w:rPr>
+          <w:rtl/>
+          <w:cs/>
+          <w:lang w:val="ar_AE" w:bidi="ar_AE"/>
+        </w:rPr>
+      </w:r>
+      <w:r>
+        <w:rPr>
+          <w:vertAlign w:val="superscript"/>
+          <w:rtl/>
+          <w:cs/>
           <w:lang w:val="ar_AE" w:bidi="ar_AE"/>
         </w:rPr>
         <w:t>17</w:t>
       </w:r>
       <w:r>
         <w:rPr>
+          <w:rtl/>
+          <w:cs/>
           <w:lang w:val="ar_AE" w:bidi="ar_AE"/>
         </w:rPr>
         <w:t xml:space="preserve"> وَسَوْفَ يَزُولُ الْعَالَمُ، وَمَا فِيهِ مِنْ شَهْوَاتٍ أَمَّا الَّذِي يَعْمَلُ بِإِرَادَةِ اللهِ، فَيَبْقَى إِلَى الأَبَدِ!</w:t>
       </w:r>
-      <w:r>
-        <w:rPr>
-          <w:lang w:val="ar_AE" w:bidi="ar_AE"/>
-        </w:rPr>
-      </w:r>
-      <w:r>
-        <w:rPr>
-          <w:lang w:val="ar_AE" w:bidi="ar_AE"/>
-        </w:rPr>
-      </w:r>
-    </w:p>
-    <w:p>
-      <w:pPr>
-        <w:bidi/>
-      </w:pPr>
-      <w:r>
-        <w:rPr>
-          <w:lang w:val="ar_AE" w:bidi="ar_AE"/>
-        </w:rPr>
-      </w:r>
-    </w:p>
-    <w:p>
-      <w:pPr>
-        <w:bidi/>
-      </w:pPr>
-      <w:r>
-        <w:rPr>
-          <w:lang w:val="ar_AE" w:bidi="ar_AE"/>
-        </w:rPr>
-      </w:r>
-      <w:r>
-        <w:rPr>
-          <w:vertAlign w:val="superscript"/>
+    </w:p>
+    <w:p>
+      <w:pPr>
+        <w:bidi/>
+      </w:pPr>
+      <w:r>
+        <w:rPr>
+          <w:rtl/>
+          <w:cs/>
+          <w:lang w:val="ar_AE" w:bidi="ar_AE"/>
+        </w:rPr>
+      </w:r>
+      <w:r>
+        <w:rPr>
+          <w:vertAlign w:val="superscript"/>
+          <w:rtl/>
+          <w:cs/>
           <w:lang w:val="ar_AE" w:bidi="ar_AE"/>
         </w:rPr>
         <w:t>18</w:t>
       </w:r>
       <w:r>
         <w:rPr>
+          <w:rtl/>
+          <w:cs/>
           <w:lang w:val="ar_AE" w:bidi="ar_AE"/>
         </w:rPr>
         <w:t xml:space="preserve"> أَيُّهَا الأَوْلادُ، اعْلَمُوا أَنَّنَا نَعِيشُ الآنَ فِي الزَّمَنِ الأَخِيرِ. وَكَمَا سَمِعْتُمْ أَنَّهُ سَوْفَ يَأْتِي أَخِيراً «مَسِيحٌ دَجَّالٌ»، فَقَدْ ظَهَرَ حَتَّى الآنَ كَثِيرُونَ مِنَ الدَّجَّالِينَ الْمُقَاوِمِينَ لِلْمَسِيحِ. مِنْ هُنَا نَتَأَكَّدُ أَنَّنَا نَعِيشُ فِي الزَّمَنِ الأَخِيرِ.</w:t>
       </w:r>
-      <w:r>
-        <w:rPr>
-          <w:lang w:val="ar_AE" w:bidi="ar_AE"/>
-        </w:rPr>
-      </w:r>
-      <w:r>
-        <w:rPr>
-          <w:lang w:val="ar_AE" w:bidi="ar_AE"/>
-        </w:rPr>
-      </w:r>
-    </w:p>
-    <w:p>
-      <w:pPr>
-        <w:bidi/>
-      </w:pPr>
-      <w:r>
-        <w:rPr>
-          <w:lang w:val="ar_AE" w:bidi="ar_AE"/>
-        </w:rPr>
-      </w:r>
-    </w:p>
-    <w:p>
-      <w:pPr>
-        <w:bidi/>
-      </w:pPr>
-      <w:r>
-        <w:rPr>
-          <w:lang w:val="ar_AE" w:bidi="ar_AE"/>
-        </w:rPr>
-      </w:r>
-      <w:r>
-        <w:rPr>
-          <w:vertAlign w:val="superscript"/>
+    </w:p>
+    <w:p>
+      <w:pPr>
+        <w:bidi/>
+      </w:pPr>
+      <w:r>
+        <w:rPr>
+          <w:rtl/>
+          <w:cs/>
+          <w:lang w:val="ar_AE" w:bidi="ar_AE"/>
+        </w:rPr>
+      </w:r>
+      <w:r>
+        <w:rPr>
+          <w:vertAlign w:val="superscript"/>
+          <w:rtl/>
+          <w:cs/>
           <w:lang w:val="ar_AE" w:bidi="ar_AE"/>
         </w:rPr>
         <w:t>19</w:t>
       </w:r>
       <w:r>
         <w:rPr>
+          <w:rtl/>
+          <w:cs/>
           <w:lang w:val="ar_AE" w:bidi="ar_AE"/>
         </w:rPr>
         <w:t xml:space="preserve"> هؤُلاءِ الدَّجَّالُونَ انْفَصَلُوا عَنَّا، لكِنَّهُمْ فِي الْوَاقِعِ لَمْ يَكُونُوا مِنَّا. وَلَوْ كَانُوا مِنَّا لَظَلُّوا مَعَنَا. فَانْفِصَالُهُمْ عَنَّا إِذَنْ بُرْهَانٌ عَلَى أَنَّهُمْ جَمِيعاً لَيْسُوا مِنَّا.</w:t>
       </w:r>
-      <w:r>
-        <w:rPr>
-          <w:lang w:val="ar_AE" w:bidi="ar_AE"/>
-        </w:rPr>
-      </w:r>
-      <w:r>
-        <w:rPr>
-          <w:lang w:val="ar_AE" w:bidi="ar_AE"/>
-        </w:rPr>
-      </w:r>
-    </w:p>
-    <w:p>
-      <w:pPr>
-        <w:bidi/>
-      </w:pPr>
-      <w:r>
-        <w:rPr>
-          <w:lang w:val="ar_AE" w:bidi="ar_AE"/>
-        </w:rPr>
-      </w:r>
-    </w:p>
-    <w:p>
-      <w:pPr>
-        <w:bidi/>
-      </w:pPr>
-      <w:r>
-        <w:rPr>
-          <w:lang w:val="ar_AE" w:bidi="ar_AE"/>
-        </w:rPr>
-      </w:r>
-      <w:r>
-        <w:rPr>
-          <w:vertAlign w:val="superscript"/>
+    </w:p>
+    <w:p>
+      <w:pPr>
+        <w:bidi/>
+      </w:pPr>
+      <w:r>
+        <w:rPr>
+          <w:rtl/>
+          <w:cs/>
+          <w:lang w:val="ar_AE" w:bidi="ar_AE"/>
+        </w:rPr>
+      </w:r>
+      <w:r>
+        <w:rPr>
+          <w:vertAlign w:val="superscript"/>
+          <w:rtl/>
+          <w:cs/>
           <w:lang w:val="ar_AE" w:bidi="ar_AE"/>
         </w:rPr>
         <w:t>20</w:t>
       </w:r>
       <w:r>
         <w:rPr>
+          <w:rtl/>
+          <w:cs/>
           <w:lang w:val="ar_AE" w:bidi="ar_AE"/>
         </w:rPr>
         <w:t xml:space="preserve"> أَمَّا أَنْتُمْ فَلَكُمْ مَسْحَةٌ مِنَ الْقُدُّوسِ، وَجَمِيعُكُمْ تَعْرِفُونَ الْحَقَّ.</w:t>
       </w:r>
-      <w:r>
-        <w:rPr>
-          <w:lang w:val="ar_AE" w:bidi="ar_AE"/>
-        </w:rPr>
-      </w:r>
-      <w:r>
-        <w:rPr>
-          <w:lang w:val="ar_AE" w:bidi="ar_AE"/>
-        </w:rPr>
-      </w:r>
-    </w:p>
-    <w:p>
-      <w:pPr>
-        <w:bidi/>
-      </w:pPr>
-      <w:r>
-        <w:rPr>
-          <w:lang w:val="ar_AE" w:bidi="ar_AE"/>
-        </w:rPr>
-      </w:r>
-    </w:p>
-    <w:p>
-      <w:pPr>
-        <w:bidi/>
-      </w:pPr>
-      <w:r>
-        <w:rPr>
-          <w:lang w:val="ar_AE" w:bidi="ar_AE"/>
-        </w:rPr>
-      </w:r>
-      <w:r>
-        <w:rPr>
-          <w:vertAlign w:val="superscript"/>
+    </w:p>
+    <w:p>
+      <w:pPr>
+        <w:bidi/>
+      </w:pPr>
+      <w:r>
+        <w:rPr>
+          <w:rtl/>
+          <w:cs/>
+          <w:lang w:val="ar_AE" w:bidi="ar_AE"/>
+        </w:rPr>
+      </w:r>
+      <w:r>
+        <w:rPr>
+          <w:vertAlign w:val="superscript"/>
+          <w:rtl/>
+          <w:cs/>
           <w:lang w:val="ar_AE" w:bidi="ar_AE"/>
         </w:rPr>
         <w:t>21</w:t>
       </w:r>
       <w:r>
         <w:rPr>
+          <w:rtl/>
+          <w:cs/>
           <w:lang w:val="ar_AE" w:bidi="ar_AE"/>
         </w:rPr>
         <w:t xml:space="preserve"> فَأَنَا أَكْتُبُ إِلَيْكُمْ لَيْسَ لأَنَّكُمْ لَا تَعْرِفُونَ الْحَقَّ، بَلْ لأَنَّكُمْ تَعْرِفُونَهُ وَتُدْرِكُونَ أَنَّ كُلَّ مَا هُوَ كَذِبٌ لَا يَأْتِي مِنَ الْحَقِّ.</w:t>
       </w:r>
-      <w:r>
-        <w:rPr>
-          <w:lang w:val="ar_AE" w:bidi="ar_AE"/>
-        </w:rPr>
-      </w:r>
-      <w:r>
-        <w:rPr>
-          <w:lang w:val="ar_AE" w:bidi="ar_AE"/>
-        </w:rPr>
-      </w:r>
-    </w:p>
-    <w:p>
-      <w:pPr>
-        <w:bidi/>
-      </w:pPr>
-      <w:r>
-        <w:rPr>
-          <w:lang w:val="ar_AE" w:bidi="ar_AE"/>
-        </w:rPr>
-      </w:r>
-    </w:p>
-    <w:p>
-      <w:pPr>
-        <w:bidi/>
-      </w:pPr>
-      <w:r>
-        <w:rPr>
-          <w:lang w:val="ar_AE" w:bidi="ar_AE"/>
-        </w:rPr>
-      </w:r>
-      <w:r>
-        <w:rPr>
-          <w:vertAlign w:val="superscript"/>
+    </w:p>
+    <w:p>
+      <w:pPr>
+        <w:bidi/>
+      </w:pPr>
+      <w:r>
+        <w:rPr>
+          <w:rtl/>
+          <w:cs/>
+          <w:lang w:val="ar_AE" w:bidi="ar_AE"/>
+        </w:rPr>
+      </w:r>
+      <w:r>
+        <w:rPr>
+          <w:vertAlign w:val="superscript"/>
+          <w:rtl/>
+          <w:cs/>
           <w:lang w:val="ar_AE" w:bidi="ar_AE"/>
         </w:rPr>
         <w:t>22</w:t>
       </w:r>
       <w:r>
         <w:rPr>
+          <w:rtl/>
+          <w:cs/>
           <w:lang w:val="ar_AE" w:bidi="ar_AE"/>
         </w:rPr>
         <w:t xml:space="preserve"> وَمَنْ هُوَ الْكَذَّابُ؟ إِنَّهُ الَّذِي يُنْكِرُ أَنَّ يَسُوعَ هُوَ الْمَسِيحُ حَقّاً. إِنَّهُ ضِدٌّ لِلْمَسِيحِ يُنْكِرُ الآبَ وَالابْنَ مَعاً.</w:t>
       </w:r>
-      <w:r>
-        <w:rPr>
-          <w:lang w:val="ar_AE" w:bidi="ar_AE"/>
-        </w:rPr>
-      </w:r>
-      <w:r>
-        <w:rPr>
-          <w:lang w:val="ar_AE" w:bidi="ar_AE"/>
-        </w:rPr>
-      </w:r>
-    </w:p>
-    <w:p>
-      <w:pPr>
-        <w:bidi/>
-      </w:pPr>
-      <w:r>
-        <w:rPr>
-          <w:lang w:val="ar_AE" w:bidi="ar_AE"/>
-        </w:rPr>
-      </w:r>
-    </w:p>
-    <w:p>
-      <w:pPr>
-        <w:bidi/>
-      </w:pPr>
-      <w:r>
-        <w:rPr>
-          <w:lang w:val="ar_AE" w:bidi="ar_AE"/>
-        </w:rPr>
-      </w:r>
-      <w:r>
-        <w:rPr>
-          <w:vertAlign w:val="superscript"/>
+    </w:p>
+    <w:p>
+      <w:pPr>
+        <w:bidi/>
+      </w:pPr>
+      <w:r>
+        <w:rPr>
+          <w:rtl/>
+          <w:cs/>
+          <w:lang w:val="ar_AE" w:bidi="ar_AE"/>
+        </w:rPr>
+      </w:r>
+      <w:r>
+        <w:rPr>
+          <w:vertAlign w:val="superscript"/>
+          <w:rtl/>
+          <w:cs/>
           <w:lang w:val="ar_AE" w:bidi="ar_AE"/>
         </w:rPr>
         <w:t>23</w:t>
       </w:r>
       <w:r>
         <w:rPr>
+          <w:rtl/>
+          <w:cs/>
           <w:lang w:val="ar_AE" w:bidi="ar_AE"/>
         </w:rPr>
         <w:t xml:space="preserve"> وَكُلُّ مَنْ يُنْكِرُ الابْنَ، لَا يَكُونُ الآبُ أَيْضاً مِنْ نَصِيبِهِ. وَمَنْ يَعْتَرِفُ بِالابْنِ، فَلَهُ الآبُ أَيْضاً.</w:t>
       </w:r>
-      <w:r>
-        <w:rPr>
-          <w:lang w:val="ar_AE" w:bidi="ar_AE"/>
-        </w:rPr>
-      </w:r>
-      <w:r>
-        <w:rPr>
-          <w:lang w:val="ar_AE" w:bidi="ar_AE"/>
-        </w:rPr>
-      </w:r>
-    </w:p>
-    <w:p>
-      <w:pPr>
-        <w:bidi/>
-      </w:pPr>
-      <w:r>
-        <w:rPr>
-          <w:lang w:val="ar_AE" w:bidi="ar_AE"/>
-        </w:rPr>
-      </w:r>
-    </w:p>
-    <w:p>
-      <w:pPr>
-        <w:bidi/>
-      </w:pPr>
-      <w:r>
-        <w:rPr>
-          <w:lang w:val="ar_AE" w:bidi="ar_AE"/>
-        </w:rPr>
-      </w:r>
-      <w:r>
-        <w:rPr>
-          <w:vertAlign w:val="superscript"/>
+    </w:p>
+    <w:p>
+      <w:pPr>
+        <w:bidi/>
+      </w:pPr>
+      <w:r>
+        <w:rPr>
+          <w:rtl/>
+          <w:cs/>
+          <w:lang w:val="ar_AE" w:bidi="ar_AE"/>
+        </w:rPr>
+      </w:r>
+      <w:r>
+        <w:rPr>
+          <w:vertAlign w:val="superscript"/>
+          <w:rtl/>
+          <w:cs/>
           <w:lang w:val="ar_AE" w:bidi="ar_AE"/>
         </w:rPr>
         <w:t>24</w:t>
       </w:r>
       <w:r>
         <w:rPr>
+          <w:rtl/>
+          <w:cs/>
           <w:lang w:val="ar_AE" w:bidi="ar_AE"/>
         </w:rPr>
         <w:t xml:space="preserve"> أَمَّا أَنْتُمْ، فَالْكَلامُ الَّذِي سَمِعْتُمُوهُ مُنْذُ الْبَدَايَةِ، فَلْيَكُنْ رَاسِخاً فِيكُمْ. فَحِينَ يَتَرَسَّخُ ذَلِكَ الْكَلامُ فِي دَاخِلِكُمْ، تَتَوَطَّدُ صِلَتُكُمْ بِالابْنِ، وَبِالآبِ.</w:t>
       </w:r>
-      <w:r>
-        <w:rPr>
-          <w:lang w:val="ar_AE" w:bidi="ar_AE"/>
-        </w:rPr>
-      </w:r>
-      <w:r>
-        <w:rPr>
-          <w:lang w:val="ar_AE" w:bidi="ar_AE"/>
-        </w:rPr>
-      </w:r>
-    </w:p>
-    <w:p>
-      <w:pPr>
-        <w:bidi/>
-      </w:pPr>
-      <w:r>
-        <w:rPr>
-          <w:lang w:val="ar_AE" w:bidi="ar_AE"/>
-        </w:rPr>
-      </w:r>
-    </w:p>
-    <w:p>
-      <w:pPr>
-        <w:bidi/>
-      </w:pPr>
-      <w:r>
-        <w:rPr>
-          <w:lang w:val="ar_AE" w:bidi="ar_AE"/>
-        </w:rPr>
-      </w:r>
-      <w:r>
-        <w:rPr>
-          <w:vertAlign w:val="superscript"/>
+    </w:p>
+    <w:p>
+      <w:pPr>
+        <w:bidi/>
+      </w:pPr>
+      <w:r>
+        <w:rPr>
+          <w:rtl/>
+          <w:cs/>
+          <w:lang w:val="ar_AE" w:bidi="ar_AE"/>
+        </w:rPr>
+      </w:r>
+      <w:r>
+        <w:rPr>
+          <w:vertAlign w:val="superscript"/>
+          <w:rtl/>
+          <w:cs/>
           <w:lang w:val="ar_AE" w:bidi="ar_AE"/>
         </w:rPr>
         <w:t>25</w:t>
       </w:r>
       <w:r>
         <w:rPr>
+          <w:rtl/>
+          <w:cs/>
           <w:lang w:val="ar_AE" w:bidi="ar_AE"/>
         </w:rPr>
         <w:t xml:space="preserve"> فَإِنَّ اللهَ نَفْسَهُ قَدْ وَعَدَنَا بِالْحَيَاةِ الأَبَدِيَّةِ.</w:t>
       </w:r>
-      <w:r>
-        <w:rPr>
-          <w:lang w:val="ar_AE" w:bidi="ar_AE"/>
-        </w:rPr>
-      </w:r>
-      <w:r>
-        <w:rPr>
-          <w:lang w:val="ar_AE" w:bidi="ar_AE"/>
-        </w:rPr>
-      </w:r>
-    </w:p>
-    <w:p>
-      <w:pPr>
-        <w:bidi/>
-      </w:pPr>
-      <w:r>
-        <w:rPr>
-          <w:lang w:val="ar_AE" w:bidi="ar_AE"/>
-        </w:rPr>
-      </w:r>
-    </w:p>
-    <w:p>
-      <w:pPr>
-        <w:bidi/>
-      </w:pPr>
-      <w:r>
-        <w:rPr>
-          <w:lang w:val="ar_AE" w:bidi="ar_AE"/>
-        </w:rPr>
-      </w:r>
-      <w:r>
-        <w:rPr>
-          <w:vertAlign w:val="superscript"/>
+    </w:p>
+    <w:p>
+      <w:pPr>
+        <w:bidi/>
+      </w:pPr>
+      <w:r>
+        <w:rPr>
+          <w:rtl/>
+          <w:cs/>
+          <w:lang w:val="ar_AE" w:bidi="ar_AE"/>
+        </w:rPr>
+      </w:r>
+      <w:r>
+        <w:rPr>
+          <w:vertAlign w:val="superscript"/>
+          <w:rtl/>
+          <w:cs/>
           <w:lang w:val="ar_AE" w:bidi="ar_AE"/>
         </w:rPr>
         <w:t>26</w:t>
       </w:r>
       <w:r>
         <w:rPr>
+          <w:rtl/>
+          <w:cs/>
           <w:lang w:val="ar_AE" w:bidi="ar_AE"/>
         </w:rPr>
         <w:t xml:space="preserve"> كَتَبْتُ إِلَيْكُمْ هَذَا مُشِيراً إِلَى الَّذِينَ يُحَاوِلُونَ أَنْ يُضَلِّلُوكُمْ.</w:t>
       </w:r>
-      <w:r>
-        <w:rPr>
-          <w:lang w:val="ar_AE" w:bidi="ar_AE"/>
-        </w:rPr>
-      </w:r>
-      <w:r>
-        <w:rPr>
-          <w:lang w:val="ar_AE" w:bidi="ar_AE"/>
-        </w:rPr>
-      </w:r>
-    </w:p>
-    <w:p>
-      <w:pPr>
-        <w:bidi/>
-      </w:pPr>
-      <w:r>
-        <w:rPr>
-          <w:lang w:val="ar_AE" w:bidi="ar_AE"/>
-        </w:rPr>
-      </w:r>
-    </w:p>
-    <w:p>
-      <w:pPr>
-        <w:bidi/>
-      </w:pPr>
-      <w:r>
-        <w:rPr>
-          <w:lang w:val="ar_AE" w:bidi="ar_AE"/>
-        </w:rPr>
-      </w:r>
-      <w:r>
-        <w:rPr>
-          <w:vertAlign w:val="superscript"/>
+    </w:p>
+    <w:p>
+      <w:pPr>
+        <w:bidi/>
+      </w:pPr>
+      <w:r>
+        <w:rPr>
+          <w:rtl/>
+          <w:cs/>
+          <w:lang w:val="ar_AE" w:bidi="ar_AE"/>
+        </w:rPr>
+      </w:r>
+      <w:r>
+        <w:rPr>
+          <w:vertAlign w:val="superscript"/>
+          <w:rtl/>
+          <w:cs/>
           <w:lang w:val="ar_AE" w:bidi="ar_AE"/>
         </w:rPr>
         <w:t>27</w:t>
       </w:r>
       <w:r>
         <w:rPr>
+          <w:rtl/>
+          <w:cs/>
           <w:lang w:val="ar_AE" w:bidi="ar_AE"/>
         </w:rPr>
         <w:t xml:space="preserve"> أَمَّا أَنْتُمْ فَقَدْ نِلْتُمْ مِنَ اللهِ مَسْحَةً تَبْقَى فِيكُمْ دَائِماً. وَلِذلِكَ، لَسْتُمْ بِحَاجَةٍ إِلَى مَنْ يُعَلِّمُكُمُ الْحَقَّ. فَتِلْكَ الْمَسْحَةُ عَيْنُهَا هِيَ الَّتِي تُعَلِّمُكُمْ كُلَّ شَيْءٍ. وَهِيَ حَقٌّ وَلَيْسَتْ كَذِباً. فَكَمَا عَلَّمَتْكُمُ اثْبُتُوا فِي الْمَسِيحِ.</w:t>
       </w:r>
-      <w:r>
-        <w:rPr>
-          <w:lang w:val="ar_AE" w:bidi="ar_AE"/>
-        </w:rPr>
-      </w:r>
-      <w:r>
-        <w:rPr>
-          <w:lang w:val="ar_AE" w:bidi="ar_AE"/>
-        </w:rPr>
-      </w:r>
-    </w:p>
-    <w:p>
-      <w:pPr>
-        <w:bidi/>
-      </w:pPr>
-      <w:r>
-        <w:rPr>
-          <w:lang w:val="ar_AE" w:bidi="ar_AE"/>
-        </w:rPr>
-      </w:r>
-    </w:p>
-    <w:p>
-      <w:pPr>
-        <w:bidi/>
-      </w:pPr>
-      <w:r>
-        <w:rPr>
-          <w:lang w:val="ar_AE" w:bidi="ar_AE"/>
-        </w:rPr>
-      </w:r>
-      <w:r>
-        <w:rPr>
-          <w:vertAlign w:val="superscript"/>
+    </w:p>
+    <w:p>
+      <w:pPr>
+        <w:bidi/>
+      </w:pPr>
+      <w:r>
+        <w:rPr>
+          <w:rtl/>
+          <w:cs/>
+          <w:lang w:val="ar_AE" w:bidi="ar_AE"/>
+        </w:rPr>
+      </w:r>
+      <w:r>
+        <w:rPr>
+          <w:vertAlign w:val="superscript"/>
+          <w:rtl/>
+          <w:cs/>
           <w:lang w:val="ar_AE" w:bidi="ar_AE"/>
         </w:rPr>
         <w:t>28</w:t>
       </w:r>
       <w:r>
         <w:rPr>
+          <w:rtl/>
+          <w:cs/>
           <w:lang w:val="ar_AE" w:bidi="ar_AE"/>
         </w:rPr>
         <w:t xml:space="preserve"> وَالآنَ، أَيُّهَا الأَوْلادُ، كُونُوا ثَابِتِينَ فِي الْمَسِيحِ، حَتَّى تَكُونَ لَنَا نَحْنُ ثِقَةٌ أَمَامَهُ، وَلا نَخْجَلَ مِنْهُ، عِنْدَمَا يَعُودُ.</w:t>
       </w:r>
-      <w:r>
-        <w:rPr>
-          <w:lang w:val="ar_AE" w:bidi="ar_AE"/>
-        </w:rPr>
-      </w:r>
-      <w:r>
-        <w:rPr>
-          <w:lang w:val="ar_AE" w:bidi="ar_AE"/>
-        </w:rPr>
-      </w:r>
-    </w:p>
-    <w:p>
-      <w:pPr>
-        <w:bidi/>
-      </w:pPr>
-      <w:r>
-        <w:rPr>
-          <w:lang w:val="ar_AE" w:bidi="ar_AE"/>
-        </w:rPr>
-      </w:r>
-    </w:p>
-    <w:p>
-      <w:pPr>
-        <w:bidi/>
-      </w:pPr>
-      <w:r>
-        <w:rPr>
-          <w:lang w:val="ar_AE" w:bidi="ar_AE"/>
-        </w:rPr>
-      </w:r>
-      <w:r>
-        <w:rPr>
-          <w:vertAlign w:val="superscript"/>
+    </w:p>
+    <w:p>
+      <w:pPr>
+        <w:bidi/>
+      </w:pPr>
+      <w:r>
+        <w:rPr>
+          <w:rtl/>
+          <w:cs/>
+          <w:lang w:val="ar_AE" w:bidi="ar_AE"/>
+        </w:rPr>
+      </w:r>
+      <w:r>
+        <w:rPr>
+          <w:vertAlign w:val="superscript"/>
+          <w:rtl/>
+          <w:cs/>
           <w:lang w:val="ar_AE" w:bidi="ar_AE"/>
         </w:rPr>
         <w:t>29</w:t>
       </w:r>
       <w:r>
         <w:rPr>
+          <w:rtl/>
+          <w:cs/>
           <w:lang w:val="ar_AE" w:bidi="ar_AE"/>
         </w:rPr>
         <w:t xml:space="preserve"> وَمَا دُمْتُمْ تَعْلَمُونَ أَنَّ اللهَ بَارٌّ، فَاعْلَمُوا أَنَّ كُلَّ مَنْ يَفْعَلُ الصَّلاحَ، يُظْهِرُ أَنَّهُ مَوْلُودٌ مِنَ اللهِ حَقّاً.</w:t>
       </w:r>
-      <w:r>
-        <w:rPr>
-          <w:lang w:val="ar_AE" w:bidi="ar_AE"/>
-        </w:rPr>
-      </w:r>
-      <w:r>
-        <w:rPr>
-          <w:lang w:val="ar_AE" w:bidi="ar_AE"/>
-        </w:rPr>
-      </w:r>
-    </w:p>
-    <w:p>
-      <w:pPr>
-        <w:bidi/>
-      </w:pPr>
-      <w:r>
-        <w:rPr>
-          <w:lang w:val="ar_AE" w:bidi="ar_AE"/>
-        </w:rPr>
-      </w:r>
     </w:p>
     <w:p>
       <w:pPr>
@@ -1952,1047 +1409,715 @@
       </w:pPr>
       <w:r>
         <w:rPr>
-          <w:lang w:val="ar_AE" w:bidi="ar_AE"/>
-        </w:rPr>
-        <w:t>1 John 3:1</w:t>
-      </w:r>
-      <w:r>
-        <w:rPr>
-          <w:lang w:val="ar_AE" w:bidi="ar_AE"/>
-        </w:rPr>
-      </w:r>
-    </w:p>
-    <w:p>
-      <w:pPr>
-        <w:bidi/>
-      </w:pPr>
-      <w:r>
-        <w:rPr>
-          <w:lang w:val="ar_AE" w:bidi="ar_AE"/>
-        </w:rPr>
-      </w:r>
-      <w:r>
-        <w:rPr>
-          <w:vertAlign w:val="superscript"/>
+          <w:rtl/>
+          <w:cs/>
+          <w:lang w:val="ar_AE" w:bidi="ar_AE"/>
+        </w:rPr>
+        <w:t>يوحنا الأولى 3:1</w:t>
+      </w:r>
+      <w:r>
+        <w:rPr>
+          <w:rtl/>
+          <w:cs/>
+          <w:lang w:val="ar_AE" w:bidi="ar_AE"/>
+        </w:rPr>
+      </w:r>
+    </w:p>
+    <w:p>
+      <w:pPr>
+        <w:bidi/>
+      </w:pPr>
+      <w:r>
+        <w:rPr>
+          <w:rtl/>
+          <w:cs/>
+          <w:lang w:val="ar_AE" w:bidi="ar_AE"/>
+        </w:rPr>
+      </w:r>
+      <w:r>
+        <w:rPr>
+          <w:vertAlign w:val="superscript"/>
+          <w:rtl/>
+          <w:cs/>
           <w:lang w:val="ar_AE" w:bidi="ar_AE"/>
         </w:rPr>
         <w:t>1</w:t>
       </w:r>
       <w:r>
         <w:rPr>
+          <w:rtl/>
+          <w:cs/>
           <w:lang w:val="ar_AE" w:bidi="ar_AE"/>
         </w:rPr>
         <w:t xml:space="preserve"> تَأَمَّلُوا مَا أَعْظَمَ الْمَحَبَّةَ الَّتِي أَحَبَّنَا بِها الآبُ حَتَّى صِرْنَا نُدْعَى «أَوْلادَ اللهِ»، وَنَحْنُ أَوْلادُهُ حَقّاً. وَلَكِنْ، بِمَا أَنَّ أَهْلَ الْعَالَمِ لَا يَعْرِفُونَ اللهَ، فَهُمْ لَا يَعْرِفُونَنَا.</w:t>
       </w:r>
-      <w:r>
-        <w:rPr>
-          <w:lang w:val="ar_AE" w:bidi="ar_AE"/>
-        </w:rPr>
-      </w:r>
-      <w:r>
-        <w:rPr>
-          <w:lang w:val="ar_AE" w:bidi="ar_AE"/>
-        </w:rPr>
-      </w:r>
-    </w:p>
-    <w:p>
-      <w:pPr>
-        <w:bidi/>
-      </w:pPr>
-      <w:r>
-        <w:rPr>
-          <w:lang w:val="ar_AE" w:bidi="ar_AE"/>
-        </w:rPr>
-      </w:r>
-    </w:p>
-    <w:p>
-      <w:pPr>
-        <w:bidi/>
-      </w:pPr>
-      <w:r>
-        <w:rPr>
-          <w:lang w:val="ar_AE" w:bidi="ar_AE"/>
-        </w:rPr>
-      </w:r>
-      <w:r>
-        <w:rPr>
-          <w:vertAlign w:val="superscript"/>
+    </w:p>
+    <w:p>
+      <w:pPr>
+        <w:bidi/>
+      </w:pPr>
+      <w:r>
+        <w:rPr>
+          <w:rtl/>
+          <w:cs/>
+          <w:lang w:val="ar_AE" w:bidi="ar_AE"/>
+        </w:rPr>
+      </w:r>
+      <w:r>
+        <w:rPr>
+          <w:vertAlign w:val="superscript"/>
+          <w:rtl/>
+          <w:cs/>
           <w:lang w:val="ar_AE" w:bidi="ar_AE"/>
         </w:rPr>
         <w:t>2</w:t>
       </w:r>
       <w:r>
         <w:rPr>
+          <w:rtl/>
+          <w:cs/>
           <w:lang w:val="ar_AE" w:bidi="ar_AE"/>
         </w:rPr>
         <w:t xml:space="preserve"> أَيُّهَا الأَحِبَّاءُ، نَحْنُ الآنَ أَوْلادُ اللهِ. وَلا نَعْلَمُ حَتَّى الآنَ مَاذَا سَنَكُونُ، لَكِنَّنَا نَعْلَمُ أَنَّهُ مَتَى أُظْهِرَ الْمَسِيحُ، سَنَكُونُ مِثْلَهُ، لأَنَّنَا سَنَرَاهُ عِنْدَئِذٍ كَمَا هُوَ!</w:t>
       </w:r>
-      <w:r>
-        <w:rPr>
-          <w:lang w:val="ar_AE" w:bidi="ar_AE"/>
-        </w:rPr>
-      </w:r>
-      <w:r>
-        <w:rPr>
-          <w:lang w:val="ar_AE" w:bidi="ar_AE"/>
-        </w:rPr>
-      </w:r>
-    </w:p>
-    <w:p>
-      <w:pPr>
-        <w:bidi/>
-      </w:pPr>
-      <w:r>
-        <w:rPr>
-          <w:lang w:val="ar_AE" w:bidi="ar_AE"/>
-        </w:rPr>
-      </w:r>
-    </w:p>
-    <w:p>
-      <w:pPr>
-        <w:bidi/>
-      </w:pPr>
-      <w:r>
-        <w:rPr>
-          <w:lang w:val="ar_AE" w:bidi="ar_AE"/>
-        </w:rPr>
-      </w:r>
-      <w:r>
-        <w:rPr>
-          <w:vertAlign w:val="superscript"/>
+    </w:p>
+    <w:p>
+      <w:pPr>
+        <w:bidi/>
+      </w:pPr>
+      <w:r>
+        <w:rPr>
+          <w:rtl/>
+          <w:cs/>
+          <w:lang w:val="ar_AE" w:bidi="ar_AE"/>
+        </w:rPr>
+      </w:r>
+      <w:r>
+        <w:rPr>
+          <w:vertAlign w:val="superscript"/>
+          <w:rtl/>
+          <w:cs/>
           <w:lang w:val="ar_AE" w:bidi="ar_AE"/>
         </w:rPr>
         <w:t>3</w:t>
       </w:r>
       <w:r>
         <w:rPr>
+          <w:rtl/>
+          <w:cs/>
           <w:lang w:val="ar_AE" w:bidi="ar_AE"/>
         </w:rPr>
         <w:t xml:space="preserve"> وَكُلُّ مَنْ عِنْدَهُ هَذَا الرَّجَاءُ بِالْمَسِيحِ، يُطَهِّرُ نَفْسَهُ كَمَا أَنَّ الْمَسِيحَ طَاهِرٌ.</w:t>
       </w:r>
-      <w:r>
-        <w:rPr>
-          <w:lang w:val="ar_AE" w:bidi="ar_AE"/>
-        </w:rPr>
-      </w:r>
-      <w:r>
-        <w:rPr>
-          <w:lang w:val="ar_AE" w:bidi="ar_AE"/>
-        </w:rPr>
-      </w:r>
-    </w:p>
-    <w:p>
-      <w:pPr>
-        <w:bidi/>
-      </w:pPr>
-      <w:r>
-        <w:rPr>
-          <w:lang w:val="ar_AE" w:bidi="ar_AE"/>
-        </w:rPr>
-      </w:r>
-    </w:p>
-    <w:p>
-      <w:pPr>
-        <w:bidi/>
-      </w:pPr>
-      <w:r>
-        <w:rPr>
-          <w:lang w:val="ar_AE" w:bidi="ar_AE"/>
-        </w:rPr>
-      </w:r>
-      <w:r>
-        <w:rPr>
-          <w:vertAlign w:val="superscript"/>
+    </w:p>
+    <w:p>
+      <w:pPr>
+        <w:bidi/>
+      </w:pPr>
+      <w:r>
+        <w:rPr>
+          <w:rtl/>
+          <w:cs/>
+          <w:lang w:val="ar_AE" w:bidi="ar_AE"/>
+        </w:rPr>
+      </w:r>
+      <w:r>
+        <w:rPr>
+          <w:vertAlign w:val="superscript"/>
+          <w:rtl/>
+          <w:cs/>
           <w:lang w:val="ar_AE" w:bidi="ar_AE"/>
         </w:rPr>
         <w:t>4</w:t>
       </w:r>
       <w:r>
         <w:rPr>
+          <w:rtl/>
+          <w:cs/>
           <w:lang w:val="ar_AE" w:bidi="ar_AE"/>
         </w:rPr>
         <w:t xml:space="preserve"> أَمَّا الَّذِي يُمَارِسُ الْخَطِيئَةَ، فَهُوَ يُخَالِفُ نَامُوسَ اللهِ: لأَنَّ الْخَطِيئَةَ هِيَ مُخَالَفَةُ النَّامُوسِ.</w:t>
       </w:r>
-      <w:r>
-        <w:rPr>
-          <w:lang w:val="ar_AE" w:bidi="ar_AE"/>
-        </w:rPr>
-      </w:r>
-      <w:r>
-        <w:rPr>
-          <w:lang w:val="ar_AE" w:bidi="ar_AE"/>
-        </w:rPr>
-      </w:r>
-    </w:p>
-    <w:p>
-      <w:pPr>
-        <w:bidi/>
-      </w:pPr>
-      <w:r>
-        <w:rPr>
-          <w:lang w:val="ar_AE" w:bidi="ar_AE"/>
-        </w:rPr>
-      </w:r>
-    </w:p>
-    <w:p>
-      <w:pPr>
-        <w:bidi/>
-      </w:pPr>
-      <w:r>
-        <w:rPr>
-          <w:lang w:val="ar_AE" w:bidi="ar_AE"/>
-        </w:rPr>
-      </w:r>
-      <w:r>
-        <w:rPr>
-          <w:vertAlign w:val="superscript"/>
+    </w:p>
+    <w:p>
+      <w:pPr>
+        <w:bidi/>
+      </w:pPr>
+      <w:r>
+        <w:rPr>
+          <w:rtl/>
+          <w:cs/>
+          <w:lang w:val="ar_AE" w:bidi="ar_AE"/>
+        </w:rPr>
+      </w:r>
+      <w:r>
+        <w:rPr>
+          <w:vertAlign w:val="superscript"/>
+          <w:rtl/>
+          <w:cs/>
           <w:lang w:val="ar_AE" w:bidi="ar_AE"/>
         </w:rPr>
         <w:t>5</w:t>
       </w:r>
       <w:r>
         <w:rPr>
+          <w:rtl/>
+          <w:cs/>
           <w:lang w:val="ar_AE" w:bidi="ar_AE"/>
         </w:rPr>
         <w:t xml:space="preserve"> وَأَنْتُمْ تَعْرِفُونَ أَنَّ الْمَسِيحَ جَاءَ إِلَى هذِهِ الأَرْضِ لِكَيْ يَحْمِلَ الْخَطَايَا، مَعْ كَوْنِهِ بِلا خَطِيئِةٍ.</w:t>
       </w:r>
-      <w:r>
-        <w:rPr>
-          <w:lang w:val="ar_AE" w:bidi="ar_AE"/>
-        </w:rPr>
-      </w:r>
-      <w:r>
-        <w:rPr>
-          <w:lang w:val="ar_AE" w:bidi="ar_AE"/>
-        </w:rPr>
-      </w:r>
-    </w:p>
-    <w:p>
-      <w:pPr>
-        <w:bidi/>
-      </w:pPr>
-      <w:r>
-        <w:rPr>
-          <w:lang w:val="ar_AE" w:bidi="ar_AE"/>
-        </w:rPr>
-      </w:r>
-    </w:p>
-    <w:p>
-      <w:pPr>
-        <w:bidi/>
-      </w:pPr>
-      <w:r>
-        <w:rPr>
-          <w:lang w:val="ar_AE" w:bidi="ar_AE"/>
-        </w:rPr>
-      </w:r>
-      <w:r>
-        <w:rPr>
-          <w:vertAlign w:val="superscript"/>
+    </w:p>
+    <w:p>
+      <w:pPr>
+        <w:bidi/>
+      </w:pPr>
+      <w:r>
+        <w:rPr>
+          <w:rtl/>
+          <w:cs/>
+          <w:lang w:val="ar_AE" w:bidi="ar_AE"/>
+        </w:rPr>
+      </w:r>
+      <w:r>
+        <w:rPr>
+          <w:vertAlign w:val="superscript"/>
+          <w:rtl/>
+          <w:cs/>
           <w:lang w:val="ar_AE" w:bidi="ar_AE"/>
         </w:rPr>
         <w:t>6</w:t>
       </w:r>
       <w:r>
         <w:rPr>
+          <w:rtl/>
+          <w:cs/>
           <w:lang w:val="ar_AE" w:bidi="ar_AE"/>
         </w:rPr>
         <w:t xml:space="preserve"> فَكُلُّ مَنْ يَثْبُتُ فِيهِ، لَا يُمَارِسُ الْخَطِيئَةَ. أَمَّا الَّذِينَ يُمَارِسُونَ الْخَطِيئَةَ، فَهُمْ لَمْ يَرَوْهُ وَلَمْ يَتَعَرَّفُوا بِهِ قَطُّ.</w:t>
       </w:r>
-      <w:r>
-        <w:rPr>
-          <w:lang w:val="ar_AE" w:bidi="ar_AE"/>
-        </w:rPr>
-      </w:r>
-      <w:r>
-        <w:rPr>
-          <w:lang w:val="ar_AE" w:bidi="ar_AE"/>
-        </w:rPr>
-      </w:r>
-    </w:p>
-    <w:p>
-      <w:pPr>
-        <w:bidi/>
-      </w:pPr>
-      <w:r>
-        <w:rPr>
-          <w:lang w:val="ar_AE" w:bidi="ar_AE"/>
-        </w:rPr>
-      </w:r>
-    </w:p>
-    <w:p>
-      <w:pPr>
-        <w:bidi/>
-      </w:pPr>
-      <w:r>
-        <w:rPr>
-          <w:lang w:val="ar_AE" w:bidi="ar_AE"/>
-        </w:rPr>
-      </w:r>
-      <w:r>
-        <w:rPr>
-          <w:vertAlign w:val="superscript"/>
+    </w:p>
+    <w:p>
+      <w:pPr>
+        <w:bidi/>
+      </w:pPr>
+      <w:r>
+        <w:rPr>
+          <w:rtl/>
+          <w:cs/>
+          <w:lang w:val="ar_AE" w:bidi="ar_AE"/>
+        </w:rPr>
+      </w:r>
+      <w:r>
+        <w:rPr>
+          <w:vertAlign w:val="superscript"/>
+          <w:rtl/>
+          <w:cs/>
           <w:lang w:val="ar_AE" w:bidi="ar_AE"/>
         </w:rPr>
         <w:t>7</w:t>
       </w:r>
       <w:r>
         <w:rPr>
+          <w:rtl/>
+          <w:cs/>
           <w:lang w:val="ar_AE" w:bidi="ar_AE"/>
         </w:rPr>
         <w:t xml:space="preserve"> أَيُّهَا الأَوْلادُ الصِّغَارُ، لَا تَدَعُوا أَحَداً يُضَلِّلُكُمْ. تَأَكَّدُوا أَنَّ مَنْ يُمَارِسُ الصَّلاحَ، يُظْهِرُ أَنَّهُ بَارٌّ كَمَا أَنَّ الْمَسِيحَ بَارٌّ.</w:t>
       </w:r>
-      <w:r>
-        <w:rPr>
-          <w:lang w:val="ar_AE" w:bidi="ar_AE"/>
-        </w:rPr>
-      </w:r>
-      <w:r>
-        <w:rPr>
-          <w:lang w:val="ar_AE" w:bidi="ar_AE"/>
-        </w:rPr>
-      </w:r>
-    </w:p>
-    <w:p>
-      <w:pPr>
-        <w:bidi/>
-      </w:pPr>
-      <w:r>
-        <w:rPr>
-          <w:lang w:val="ar_AE" w:bidi="ar_AE"/>
-        </w:rPr>
-      </w:r>
-    </w:p>
-    <w:p>
-      <w:pPr>
-        <w:bidi/>
-      </w:pPr>
-      <w:r>
-        <w:rPr>
-          <w:lang w:val="ar_AE" w:bidi="ar_AE"/>
-        </w:rPr>
-      </w:r>
-      <w:r>
-        <w:rPr>
-          <w:vertAlign w:val="superscript"/>
+    </w:p>
+    <w:p>
+      <w:pPr>
+        <w:bidi/>
+      </w:pPr>
+      <w:r>
+        <w:rPr>
+          <w:rtl/>
+          <w:cs/>
+          <w:lang w:val="ar_AE" w:bidi="ar_AE"/>
+        </w:rPr>
+      </w:r>
+      <w:r>
+        <w:rPr>
+          <w:vertAlign w:val="superscript"/>
+          <w:rtl/>
+          <w:cs/>
           <w:lang w:val="ar_AE" w:bidi="ar_AE"/>
         </w:rPr>
         <w:t>8</w:t>
       </w:r>
       <w:r>
         <w:rPr>
+          <w:rtl/>
+          <w:cs/>
           <w:lang w:val="ar_AE" w:bidi="ar_AE"/>
         </w:rPr>
         <w:t xml:space="preserve"> وَلكِنَّ مَنْ يُمَارِسُ الْخَطِيئَةَ، يُظْهِرُ أَنَّهُ مِنْ أَوْلادِ إِبْلِيسَ، لأَنَّ إِبْلِيسَ يُمَارِسُ الْخَطِيئَةَ مُنْذُ الْبَدَايَةِ. وَقَدْ جَاءَ ابْنُ اللهِ إِلَى الأَرْضِ لِكَيْ يُبْطِلَ أَعْمَالَ إِبْلِيسَ.</w:t>
       </w:r>
-      <w:r>
-        <w:rPr>
-          <w:lang w:val="ar_AE" w:bidi="ar_AE"/>
-        </w:rPr>
-      </w:r>
-      <w:r>
-        <w:rPr>
-          <w:lang w:val="ar_AE" w:bidi="ar_AE"/>
-        </w:rPr>
-      </w:r>
-    </w:p>
-    <w:p>
-      <w:pPr>
-        <w:bidi/>
-      </w:pPr>
-      <w:r>
-        <w:rPr>
-          <w:lang w:val="ar_AE" w:bidi="ar_AE"/>
-        </w:rPr>
-      </w:r>
-    </w:p>
-    <w:p>
-      <w:pPr>
-        <w:bidi/>
-      </w:pPr>
-      <w:r>
-        <w:rPr>
-          <w:lang w:val="ar_AE" w:bidi="ar_AE"/>
-        </w:rPr>
-      </w:r>
-      <w:r>
-        <w:rPr>
-          <w:vertAlign w:val="superscript"/>
+    </w:p>
+    <w:p>
+      <w:pPr>
+        <w:bidi/>
+      </w:pPr>
+      <w:r>
+        <w:rPr>
+          <w:rtl/>
+          <w:cs/>
+          <w:lang w:val="ar_AE" w:bidi="ar_AE"/>
+        </w:rPr>
+      </w:r>
+      <w:r>
+        <w:rPr>
+          <w:vertAlign w:val="superscript"/>
+          <w:rtl/>
+          <w:cs/>
           <w:lang w:val="ar_AE" w:bidi="ar_AE"/>
         </w:rPr>
         <w:t>9</w:t>
       </w:r>
       <w:r>
         <w:rPr>
+          <w:rtl/>
+          <w:cs/>
           <w:lang w:val="ar_AE" w:bidi="ar_AE"/>
         </w:rPr>
         <w:t xml:space="preserve"> فَكُلُّ مَوْلُودٍ مِنَ اللهِ، لَا يُمَارِسُ الْخَطِيئَةَ، لأَنَّ طَبِيعَةَ اللهِ صَارَتْ ثَابِتَةً فِيهِ. بَلْ إِنَّهُ لَا يَسْتَطِيعُ أَنْ يُمَارِسَ الْخَطِيئَةَ، لأَنَّهُ مَوْلُودٌ مِنَ اللهِ.</w:t>
       </w:r>
-      <w:r>
-        <w:rPr>
-          <w:lang w:val="ar_AE" w:bidi="ar_AE"/>
-        </w:rPr>
-      </w:r>
-      <w:r>
-        <w:rPr>
-          <w:lang w:val="ar_AE" w:bidi="ar_AE"/>
-        </w:rPr>
-      </w:r>
-    </w:p>
-    <w:p>
-      <w:pPr>
-        <w:bidi/>
-      </w:pPr>
-      <w:r>
-        <w:rPr>
-          <w:lang w:val="ar_AE" w:bidi="ar_AE"/>
-        </w:rPr>
-      </w:r>
-    </w:p>
-    <w:p>
-      <w:pPr>
-        <w:bidi/>
-      </w:pPr>
-      <w:r>
-        <w:rPr>
-          <w:lang w:val="ar_AE" w:bidi="ar_AE"/>
-        </w:rPr>
-      </w:r>
-      <w:r>
-        <w:rPr>
-          <w:vertAlign w:val="superscript"/>
+    </w:p>
+    <w:p>
+      <w:pPr>
+        <w:bidi/>
+      </w:pPr>
+      <w:r>
+        <w:rPr>
+          <w:rtl/>
+          <w:cs/>
+          <w:lang w:val="ar_AE" w:bidi="ar_AE"/>
+        </w:rPr>
+      </w:r>
+      <w:r>
+        <w:rPr>
+          <w:vertAlign w:val="superscript"/>
+          <w:rtl/>
+          <w:cs/>
           <w:lang w:val="ar_AE" w:bidi="ar_AE"/>
         </w:rPr>
         <w:t>10</w:t>
       </w:r>
       <w:r>
         <w:rPr>
+          <w:rtl/>
+          <w:cs/>
           <w:lang w:val="ar_AE" w:bidi="ar_AE"/>
         </w:rPr>
         <w:t xml:space="preserve"> إِذَنْ، هَذَا هُوَ الْمِقِيَاسُ الَّذِي نُمَيِّزُ بِهِ بَيْنَ أَوْلادِ اللهِ وَأَوْلادِ إِبْلِيسَ. مَنْ لَا يُمَارِسُ الصَّلاحَ، فَهُوَ لَيْسَ مِنَ اللهِ. وَكَذَلِكَ مَنْ لَا يُحِبُّ أَخَاهُ!</w:t>
       </w:r>
-      <w:r>
-        <w:rPr>
-          <w:lang w:val="ar_AE" w:bidi="ar_AE"/>
-        </w:rPr>
-      </w:r>
-      <w:r>
-        <w:rPr>
-          <w:lang w:val="ar_AE" w:bidi="ar_AE"/>
-        </w:rPr>
-      </w:r>
-    </w:p>
-    <w:p>
-      <w:pPr>
-        <w:bidi/>
-      </w:pPr>
-      <w:r>
-        <w:rPr>
-          <w:lang w:val="ar_AE" w:bidi="ar_AE"/>
-        </w:rPr>
-      </w:r>
-    </w:p>
-    <w:p>
-      <w:pPr>
-        <w:bidi/>
-      </w:pPr>
-      <w:r>
-        <w:rPr>
-          <w:lang w:val="ar_AE" w:bidi="ar_AE"/>
-        </w:rPr>
-      </w:r>
-      <w:r>
-        <w:rPr>
-          <w:vertAlign w:val="superscript"/>
+    </w:p>
+    <w:p>
+      <w:pPr>
+        <w:bidi/>
+      </w:pPr>
+      <w:r>
+        <w:rPr>
+          <w:rtl/>
+          <w:cs/>
+          <w:lang w:val="ar_AE" w:bidi="ar_AE"/>
+        </w:rPr>
+      </w:r>
+      <w:r>
+        <w:rPr>
+          <w:vertAlign w:val="superscript"/>
+          <w:rtl/>
+          <w:cs/>
           <w:lang w:val="ar_AE" w:bidi="ar_AE"/>
         </w:rPr>
         <w:t>11</w:t>
       </w:r>
       <w:r>
         <w:rPr>
+          <w:rtl/>
+          <w:cs/>
           <w:lang w:val="ar_AE" w:bidi="ar_AE"/>
         </w:rPr>
         <w:t xml:space="preserve"> فَالْوَصِيَّةُ الَّتِي سَمِعْتُمُوهَا مُنْذُ الْبَدَايَةِ، هِيَ أَنْ يُحِبَّ بَعْضُنَا بَعْضاً،</w:t>
       </w:r>
-      <w:r>
-        <w:rPr>
-          <w:lang w:val="ar_AE" w:bidi="ar_AE"/>
-        </w:rPr>
-      </w:r>
-      <w:r>
-        <w:rPr>
-          <w:lang w:val="ar_AE" w:bidi="ar_AE"/>
-        </w:rPr>
-      </w:r>
-    </w:p>
-    <w:p>
-      <w:pPr>
-        <w:bidi/>
-      </w:pPr>
-      <w:r>
-        <w:rPr>
-          <w:lang w:val="ar_AE" w:bidi="ar_AE"/>
-        </w:rPr>
-      </w:r>
-    </w:p>
-    <w:p>
-      <w:pPr>
-        <w:bidi/>
-      </w:pPr>
-      <w:r>
-        <w:rPr>
-          <w:lang w:val="ar_AE" w:bidi="ar_AE"/>
-        </w:rPr>
-      </w:r>
-      <w:r>
-        <w:rPr>
-          <w:vertAlign w:val="superscript"/>
+    </w:p>
+    <w:p>
+      <w:pPr>
+        <w:bidi/>
+      </w:pPr>
+      <w:r>
+        <w:rPr>
+          <w:rtl/>
+          <w:cs/>
+          <w:lang w:val="ar_AE" w:bidi="ar_AE"/>
+        </w:rPr>
+      </w:r>
+      <w:r>
+        <w:rPr>
+          <w:vertAlign w:val="superscript"/>
+          <w:rtl/>
+          <w:cs/>
           <w:lang w:val="ar_AE" w:bidi="ar_AE"/>
         </w:rPr>
         <w:t>12</w:t>
       </w:r>
       <w:r>
         <w:rPr>
+          <w:rtl/>
+          <w:cs/>
           <w:lang w:val="ar_AE" w:bidi="ar_AE"/>
         </w:rPr>
         <w:t xml:space="preserve"> لَا أَنْ نَكُونَ مِثْلَ قَايِينَ الَّذِي قَتَلَ أَخَاهُ. فَقَايِينُ كَانَ مِنْ أَوْلادِ إِبْلِيسَ الشِّرِّيرِ. وَلِمَاذَا قَتَلَ أَخَاهُ؟ قَتَلَهُ لأَنَّ أَعْمَالَهُ هُوَ كَانَتْ شِرِّيرَةً، أَمَّا أَعْمَالُ أَخِيهِ فَكَانَتْ صَالِحَةً.</w:t>
       </w:r>
-      <w:r>
-        <w:rPr>
-          <w:lang w:val="ar_AE" w:bidi="ar_AE"/>
-        </w:rPr>
-      </w:r>
-      <w:r>
-        <w:rPr>
-          <w:lang w:val="ar_AE" w:bidi="ar_AE"/>
-        </w:rPr>
-      </w:r>
-    </w:p>
-    <w:p>
-      <w:pPr>
-        <w:bidi/>
-      </w:pPr>
-      <w:r>
-        <w:rPr>
-          <w:lang w:val="ar_AE" w:bidi="ar_AE"/>
-        </w:rPr>
-      </w:r>
-    </w:p>
-    <w:p>
-      <w:pPr>
-        <w:bidi/>
-      </w:pPr>
-      <w:r>
-        <w:rPr>
-          <w:lang w:val="ar_AE" w:bidi="ar_AE"/>
-        </w:rPr>
-      </w:r>
-      <w:r>
-        <w:rPr>
-          <w:vertAlign w:val="superscript"/>
+    </w:p>
+    <w:p>
+      <w:pPr>
+        <w:bidi/>
+      </w:pPr>
+      <w:r>
+        <w:rPr>
+          <w:rtl/>
+          <w:cs/>
+          <w:lang w:val="ar_AE" w:bidi="ar_AE"/>
+        </w:rPr>
+      </w:r>
+      <w:r>
+        <w:rPr>
+          <w:vertAlign w:val="superscript"/>
+          <w:rtl/>
+          <w:cs/>
           <w:lang w:val="ar_AE" w:bidi="ar_AE"/>
         </w:rPr>
         <w:t>13</w:t>
       </w:r>
       <w:r>
         <w:rPr>
+          <w:rtl/>
+          <w:cs/>
           <w:lang w:val="ar_AE" w:bidi="ar_AE"/>
         </w:rPr>
         <w:t xml:space="preserve"> إِذَنْ، يَا إِخْوَتِي، لَا تَتَعَجَّبُوا إِنْ كَانَ أَهْلُ الْعَالَمِ يُبْغِضُونَكُمْ!</w:t>
       </w:r>
-      <w:r>
-        <w:rPr>
-          <w:lang w:val="ar_AE" w:bidi="ar_AE"/>
-        </w:rPr>
-      </w:r>
-      <w:r>
-        <w:rPr>
-          <w:lang w:val="ar_AE" w:bidi="ar_AE"/>
-        </w:rPr>
-      </w:r>
-    </w:p>
-    <w:p>
-      <w:pPr>
-        <w:bidi/>
-      </w:pPr>
-      <w:r>
-        <w:rPr>
-          <w:lang w:val="ar_AE" w:bidi="ar_AE"/>
-        </w:rPr>
-      </w:r>
-    </w:p>
-    <w:p>
-      <w:pPr>
-        <w:bidi/>
-      </w:pPr>
-      <w:r>
-        <w:rPr>
-          <w:lang w:val="ar_AE" w:bidi="ar_AE"/>
-        </w:rPr>
-      </w:r>
-      <w:r>
-        <w:rPr>
-          <w:vertAlign w:val="superscript"/>
+    </w:p>
+    <w:p>
+      <w:pPr>
+        <w:bidi/>
+      </w:pPr>
+      <w:r>
+        <w:rPr>
+          <w:rtl/>
+          <w:cs/>
+          <w:lang w:val="ar_AE" w:bidi="ar_AE"/>
+        </w:rPr>
+      </w:r>
+      <w:r>
+        <w:rPr>
+          <w:vertAlign w:val="superscript"/>
+          <w:rtl/>
+          <w:cs/>
           <w:lang w:val="ar_AE" w:bidi="ar_AE"/>
         </w:rPr>
         <w:t>14</w:t>
       </w:r>
       <w:r>
         <w:rPr>
+          <w:rtl/>
+          <w:cs/>
           <w:lang w:val="ar_AE" w:bidi="ar_AE"/>
         </w:rPr>
         <w:t xml:space="preserve"> إِنَّ مَحَبَّتَنَا لإِخْوَتِنَا تُبَيِّنُ لَنَا أَنَّنَا انْتَقَلْنَا مِنَ الْمَوْتِ إِلَى الْحَيَاةِ. فَالَّذِي لَا يُحِبُّ إِخْوَتَهُ، فَهُوَ بَاقٍ فِي الْمَوْتِ.</w:t>
       </w:r>
-      <w:r>
-        <w:rPr>
-          <w:lang w:val="ar_AE" w:bidi="ar_AE"/>
-        </w:rPr>
-      </w:r>
-      <w:r>
-        <w:rPr>
-          <w:lang w:val="ar_AE" w:bidi="ar_AE"/>
-        </w:rPr>
-      </w:r>
-    </w:p>
-    <w:p>
-      <w:pPr>
-        <w:bidi/>
-      </w:pPr>
-      <w:r>
-        <w:rPr>
-          <w:lang w:val="ar_AE" w:bidi="ar_AE"/>
-        </w:rPr>
-      </w:r>
-    </w:p>
-    <w:p>
-      <w:pPr>
-        <w:bidi/>
-      </w:pPr>
-      <w:r>
-        <w:rPr>
-          <w:lang w:val="ar_AE" w:bidi="ar_AE"/>
-        </w:rPr>
-      </w:r>
-      <w:r>
-        <w:rPr>
-          <w:vertAlign w:val="superscript"/>
+    </w:p>
+    <w:p>
+      <w:pPr>
+        <w:bidi/>
+      </w:pPr>
+      <w:r>
+        <w:rPr>
+          <w:rtl/>
+          <w:cs/>
+          <w:lang w:val="ar_AE" w:bidi="ar_AE"/>
+        </w:rPr>
+      </w:r>
+      <w:r>
+        <w:rPr>
+          <w:vertAlign w:val="superscript"/>
+          <w:rtl/>
+          <w:cs/>
           <w:lang w:val="ar_AE" w:bidi="ar_AE"/>
         </w:rPr>
         <w:t>15</w:t>
       </w:r>
       <w:r>
         <w:rPr>
+          <w:rtl/>
+          <w:cs/>
           <w:lang w:val="ar_AE" w:bidi="ar_AE"/>
         </w:rPr>
         <w:t xml:space="preserve"> وَكُلُّ مَنْ يُبْغِضُ أَخاً لَهُ، فَهُوَ قَاتِلٌ. وَأَنْتُمْ تَعْرِفُونَ أَنَّ الْقَاتِلَ لَا تَكُونُ لَهُ حَيَاةٌ أَبَدِيَّةٌ ثَابِتَةٌ فِيهِ.</w:t>
       </w:r>
-      <w:r>
-        <w:rPr>
-          <w:lang w:val="ar_AE" w:bidi="ar_AE"/>
-        </w:rPr>
-      </w:r>
-      <w:r>
-        <w:rPr>
-          <w:lang w:val="ar_AE" w:bidi="ar_AE"/>
-        </w:rPr>
-      </w:r>
-    </w:p>
-    <w:p>
-      <w:pPr>
-        <w:bidi/>
-      </w:pPr>
-      <w:r>
-        <w:rPr>
-          <w:lang w:val="ar_AE" w:bidi="ar_AE"/>
-        </w:rPr>
-      </w:r>
-    </w:p>
-    <w:p>
-      <w:pPr>
-        <w:bidi/>
-      </w:pPr>
-      <w:r>
-        <w:rPr>
-          <w:lang w:val="ar_AE" w:bidi="ar_AE"/>
-        </w:rPr>
-      </w:r>
-      <w:r>
-        <w:rPr>
-          <w:vertAlign w:val="superscript"/>
+    </w:p>
+    <w:p>
+      <w:pPr>
+        <w:bidi/>
+      </w:pPr>
+      <w:r>
+        <w:rPr>
+          <w:rtl/>
+          <w:cs/>
+          <w:lang w:val="ar_AE" w:bidi="ar_AE"/>
+        </w:rPr>
+      </w:r>
+      <w:r>
+        <w:rPr>
+          <w:vertAlign w:val="superscript"/>
+          <w:rtl/>
+          <w:cs/>
           <w:lang w:val="ar_AE" w:bidi="ar_AE"/>
         </w:rPr>
         <w:t>16</w:t>
       </w:r>
       <w:r>
         <w:rPr>
+          <w:rtl/>
+          <w:cs/>
           <w:lang w:val="ar_AE" w:bidi="ar_AE"/>
         </w:rPr>
         <w:t xml:space="preserve"> وَمِقِيَاسُ الْمَحَبَّةِ هُوَ الْعَمَلُ الَّذِي قَامَ بِهِ الْمَسِيحُ إِذْ بَذَلَ حَيَاتَهُ لأَجْلِنَا. فَعَلَيْنَا نَحْنُ أَيْضاً أَنْ نَبْذُلَ حَيَاتَنَا لأَجْلِ إِخْوَتِنَا.</w:t>
       </w:r>
-      <w:r>
-        <w:rPr>
-          <w:lang w:val="ar_AE" w:bidi="ar_AE"/>
-        </w:rPr>
-      </w:r>
-      <w:r>
-        <w:rPr>
-          <w:lang w:val="ar_AE" w:bidi="ar_AE"/>
-        </w:rPr>
-      </w:r>
-    </w:p>
-    <w:p>
-      <w:pPr>
-        <w:bidi/>
-      </w:pPr>
-      <w:r>
-        <w:rPr>
-          <w:lang w:val="ar_AE" w:bidi="ar_AE"/>
-        </w:rPr>
-      </w:r>
-    </w:p>
-    <w:p>
-      <w:pPr>
-        <w:bidi/>
-      </w:pPr>
-      <w:r>
-        <w:rPr>
-          <w:lang w:val="ar_AE" w:bidi="ar_AE"/>
-        </w:rPr>
-      </w:r>
-      <w:r>
-        <w:rPr>
-          <w:vertAlign w:val="superscript"/>
+    </w:p>
+    <w:p>
+      <w:pPr>
+        <w:bidi/>
+      </w:pPr>
+      <w:r>
+        <w:rPr>
+          <w:rtl/>
+          <w:cs/>
+          <w:lang w:val="ar_AE" w:bidi="ar_AE"/>
+        </w:rPr>
+      </w:r>
+      <w:r>
+        <w:rPr>
+          <w:vertAlign w:val="superscript"/>
+          <w:rtl/>
+          <w:cs/>
           <w:lang w:val="ar_AE" w:bidi="ar_AE"/>
         </w:rPr>
         <w:t>17</w:t>
       </w:r>
       <w:r>
         <w:rPr>
+          <w:rtl/>
+          <w:cs/>
           <w:lang w:val="ar_AE" w:bidi="ar_AE"/>
         </w:rPr>
         <w:t xml:space="preserve"> وَأَمَّا الَّذِي يَمْلِكُ مَالاً يُمَكِّنُهُ مِنَ الْعَيْشِ فِي بُحْبُوحَةٍ، وَيُقَسِّي قَلْبَهُ عَلَى أَحَدِ الإِخْوَةِ الْمُحْتَاجِينَ، فَكَيْفَ تَكُونُ مَحَبَّةُ اللهِ مُتَأَصِّلَةً فِيهِ؟</w:t>
       </w:r>
-      <w:r>
-        <w:rPr>
-          <w:lang w:val="ar_AE" w:bidi="ar_AE"/>
-        </w:rPr>
-      </w:r>
-      <w:r>
-        <w:rPr>
-          <w:lang w:val="ar_AE" w:bidi="ar_AE"/>
-        </w:rPr>
-      </w:r>
-    </w:p>
-    <w:p>
-      <w:pPr>
-        <w:bidi/>
-      </w:pPr>
-      <w:r>
-        <w:rPr>
-          <w:lang w:val="ar_AE" w:bidi="ar_AE"/>
-        </w:rPr>
-      </w:r>
-    </w:p>
-    <w:p>
-      <w:pPr>
-        <w:bidi/>
-      </w:pPr>
-      <w:r>
-        <w:rPr>
-          <w:lang w:val="ar_AE" w:bidi="ar_AE"/>
-        </w:rPr>
-      </w:r>
-      <w:r>
-        <w:rPr>
-          <w:vertAlign w:val="superscript"/>
+    </w:p>
+    <w:p>
+      <w:pPr>
+        <w:bidi/>
+      </w:pPr>
+      <w:r>
+        <w:rPr>
+          <w:rtl/>
+          <w:cs/>
+          <w:lang w:val="ar_AE" w:bidi="ar_AE"/>
+        </w:rPr>
+      </w:r>
+      <w:r>
+        <w:rPr>
+          <w:vertAlign w:val="superscript"/>
+          <w:rtl/>
+          <w:cs/>
           <w:lang w:val="ar_AE" w:bidi="ar_AE"/>
         </w:rPr>
         <w:t>18</w:t>
       </w:r>
       <w:r>
         <w:rPr>
+          <w:rtl/>
+          <w:cs/>
           <w:lang w:val="ar_AE" w:bidi="ar_AE"/>
         </w:rPr>
         <w:t xml:space="preserve"> أَيُّهَا الأَوْلادُ الصِّغَارُ، لَا يَجِبُ أَنْ تَكُونَ مَحَبَّتُنَا مُجَرَّدَ ادِّعَاءَ بِالْكَلامِ وَاللِّسَانِ، بَلْ تَكُونَ مَحَبَّةً عَمَلِيَّةً حَقَّةً.</w:t>
       </w:r>
-      <w:r>
-        <w:rPr>
-          <w:lang w:val="ar_AE" w:bidi="ar_AE"/>
-        </w:rPr>
-      </w:r>
-      <w:r>
-        <w:rPr>
-          <w:lang w:val="ar_AE" w:bidi="ar_AE"/>
-        </w:rPr>
-      </w:r>
-    </w:p>
-    <w:p>
-      <w:pPr>
-        <w:bidi/>
-      </w:pPr>
-      <w:r>
-        <w:rPr>
-          <w:lang w:val="ar_AE" w:bidi="ar_AE"/>
-        </w:rPr>
-      </w:r>
-    </w:p>
-    <w:p>
-      <w:pPr>
-        <w:bidi/>
-      </w:pPr>
-      <w:r>
-        <w:rPr>
-          <w:lang w:val="ar_AE" w:bidi="ar_AE"/>
-        </w:rPr>
-      </w:r>
-      <w:r>
-        <w:rPr>
-          <w:vertAlign w:val="superscript"/>
+    </w:p>
+    <w:p>
+      <w:pPr>
+        <w:bidi/>
+      </w:pPr>
+      <w:r>
+        <w:rPr>
+          <w:rtl/>
+          <w:cs/>
+          <w:lang w:val="ar_AE" w:bidi="ar_AE"/>
+        </w:rPr>
+      </w:r>
+      <w:r>
+        <w:rPr>
+          <w:vertAlign w:val="superscript"/>
+          <w:rtl/>
+          <w:cs/>
           <w:lang w:val="ar_AE" w:bidi="ar_AE"/>
         </w:rPr>
         <w:t>19</w:t>
       </w:r>
       <w:r>
         <w:rPr>
+          <w:rtl/>
+          <w:cs/>
           <w:lang w:val="ar_AE" w:bidi="ar_AE"/>
         </w:rPr>
         <w:t xml:space="preserve"> عِنْدَئِذٍ نَتَأَكَّدُ أَنَّنَا نَتَصَرَّفُ بِحَسَبِ الْحَقِّ، وَتَطْمَئِنُّ نُفُوسُنَا فِي حَضْرَةِ اللهِ،</w:t>
       </w:r>
-      <w:r>
-        <w:rPr>
-          <w:lang w:val="ar_AE" w:bidi="ar_AE"/>
-        </w:rPr>
-      </w:r>
-      <w:r>
-        <w:rPr>
-          <w:lang w:val="ar_AE" w:bidi="ar_AE"/>
-        </w:rPr>
-      </w:r>
-    </w:p>
-    <w:p>
-      <w:pPr>
-        <w:bidi/>
-      </w:pPr>
-      <w:r>
-        <w:rPr>
-          <w:lang w:val="ar_AE" w:bidi="ar_AE"/>
-        </w:rPr>
-      </w:r>
-    </w:p>
-    <w:p>
-      <w:pPr>
-        <w:bidi/>
-      </w:pPr>
-      <w:r>
-        <w:rPr>
-          <w:lang w:val="ar_AE" w:bidi="ar_AE"/>
-        </w:rPr>
-      </w:r>
-      <w:r>
-        <w:rPr>
-          <w:vertAlign w:val="superscript"/>
+    </w:p>
+    <w:p>
+      <w:pPr>
+        <w:bidi/>
+      </w:pPr>
+      <w:r>
+        <w:rPr>
+          <w:rtl/>
+          <w:cs/>
+          <w:lang w:val="ar_AE" w:bidi="ar_AE"/>
+        </w:rPr>
+      </w:r>
+      <w:r>
+        <w:rPr>
+          <w:vertAlign w:val="superscript"/>
+          <w:rtl/>
+          <w:cs/>
           <w:lang w:val="ar_AE" w:bidi="ar_AE"/>
         </w:rPr>
         <w:t>20</w:t>
       </w:r>
       <w:r>
         <w:rPr>
+          <w:rtl/>
+          <w:cs/>
           <w:lang w:val="ar_AE" w:bidi="ar_AE"/>
         </w:rPr>
         <w:t xml:space="preserve"> وَلَوْ لامَتْنَا قُلُوبُنَا؛ فَإِنَّ اللهَ أَعْظَمُ مِنْ قُلُوبِنَا، وَهُوَ الْعَلِيمُ بِكُلِّ شَيْءٍ.</w:t>
       </w:r>
-      <w:r>
-        <w:rPr>
-          <w:lang w:val="ar_AE" w:bidi="ar_AE"/>
-        </w:rPr>
-      </w:r>
-      <w:r>
-        <w:rPr>
-          <w:lang w:val="ar_AE" w:bidi="ar_AE"/>
-        </w:rPr>
-      </w:r>
-    </w:p>
-    <w:p>
-      <w:pPr>
-        <w:bidi/>
-      </w:pPr>
-      <w:r>
-        <w:rPr>
-          <w:lang w:val="ar_AE" w:bidi="ar_AE"/>
-        </w:rPr>
-      </w:r>
-    </w:p>
-    <w:p>
-      <w:pPr>
-        <w:bidi/>
-      </w:pPr>
-      <w:r>
-        <w:rPr>
-          <w:lang w:val="ar_AE" w:bidi="ar_AE"/>
-        </w:rPr>
-      </w:r>
-      <w:r>
-        <w:rPr>
-          <w:vertAlign w:val="superscript"/>
+    </w:p>
+    <w:p>
+      <w:pPr>
+        <w:bidi/>
+      </w:pPr>
+      <w:r>
+        <w:rPr>
+          <w:rtl/>
+          <w:cs/>
+          <w:lang w:val="ar_AE" w:bidi="ar_AE"/>
+        </w:rPr>
+      </w:r>
+      <w:r>
+        <w:rPr>
+          <w:vertAlign w:val="superscript"/>
+          <w:rtl/>
+          <w:cs/>
           <w:lang w:val="ar_AE" w:bidi="ar_AE"/>
         </w:rPr>
         <w:t>21</w:t>
       </w:r>
       <w:r>
         <w:rPr>
+          <w:rtl/>
+          <w:cs/>
           <w:lang w:val="ar_AE" w:bidi="ar_AE"/>
         </w:rPr>
         <w:t xml:space="preserve"> أَيُّهَا الأَحِبَّاءُ، إِذَا كَانَتْ ضَمَائِرُنَا لَا تَلُومُنَا، فَلَنَا ثِقَةٌ عَظِيمَةٌ مِنْ نَحْوِ اللهِ،</w:t>
       </w:r>
-      <w:r>
-        <w:rPr>
-          <w:lang w:val="ar_AE" w:bidi="ar_AE"/>
-        </w:rPr>
-      </w:r>
-      <w:r>
-        <w:rPr>
-          <w:lang w:val="ar_AE" w:bidi="ar_AE"/>
-        </w:rPr>
-      </w:r>
-    </w:p>
-    <w:p>
-      <w:pPr>
-        <w:bidi/>
-      </w:pPr>
-      <w:r>
-        <w:rPr>
-          <w:lang w:val="ar_AE" w:bidi="ar_AE"/>
-        </w:rPr>
-      </w:r>
-    </w:p>
-    <w:p>
-      <w:pPr>
-        <w:bidi/>
-      </w:pPr>
-      <w:r>
-        <w:rPr>
-          <w:lang w:val="ar_AE" w:bidi="ar_AE"/>
-        </w:rPr>
-      </w:r>
-      <w:r>
-        <w:rPr>
-          <w:vertAlign w:val="superscript"/>
+    </w:p>
+    <w:p>
+      <w:pPr>
+        <w:bidi/>
+      </w:pPr>
+      <w:r>
+        <w:rPr>
+          <w:rtl/>
+          <w:cs/>
+          <w:lang w:val="ar_AE" w:bidi="ar_AE"/>
+        </w:rPr>
+      </w:r>
+      <w:r>
+        <w:rPr>
+          <w:vertAlign w:val="superscript"/>
+          <w:rtl/>
+          <w:cs/>
           <w:lang w:val="ar_AE" w:bidi="ar_AE"/>
         </w:rPr>
         <w:t>22</w:t>
       </w:r>
       <w:r>
         <w:rPr>
+          <w:rtl/>
+          <w:cs/>
           <w:lang w:val="ar_AE" w:bidi="ar_AE"/>
         </w:rPr>
         <w:t xml:space="preserve"> وَمَهْمَا نَطْلُبْ مِنْهُ بِالصَّلاةِ، نَحْصُلْ عَلَيْهِ: لأَنَّنَا نُطِيعُ مَا يُوصِينَا بِهِ، وَنُمَارِسُ الأَعْمَالَ الَّتِي تُرْضِيهِ.</w:t>
       </w:r>
-      <w:r>
-        <w:rPr>
-          <w:lang w:val="ar_AE" w:bidi="ar_AE"/>
-        </w:rPr>
-      </w:r>
-      <w:r>
-        <w:rPr>
-          <w:lang w:val="ar_AE" w:bidi="ar_AE"/>
-        </w:rPr>
-      </w:r>
-    </w:p>
-    <w:p>
-      <w:pPr>
-        <w:bidi/>
-      </w:pPr>
-      <w:r>
-        <w:rPr>
-          <w:lang w:val="ar_AE" w:bidi="ar_AE"/>
-        </w:rPr>
-      </w:r>
-    </w:p>
-    <w:p>
-      <w:pPr>
-        <w:bidi/>
-      </w:pPr>
-      <w:r>
-        <w:rPr>
-          <w:lang w:val="ar_AE" w:bidi="ar_AE"/>
-        </w:rPr>
-      </w:r>
-      <w:r>
-        <w:rPr>
-          <w:vertAlign w:val="superscript"/>
+    </w:p>
+    <w:p>
+      <w:pPr>
+        <w:bidi/>
+      </w:pPr>
+      <w:r>
+        <w:rPr>
+          <w:rtl/>
+          <w:cs/>
+          <w:lang w:val="ar_AE" w:bidi="ar_AE"/>
+        </w:rPr>
+      </w:r>
+      <w:r>
+        <w:rPr>
+          <w:vertAlign w:val="superscript"/>
+          <w:rtl/>
+          <w:cs/>
           <w:lang w:val="ar_AE" w:bidi="ar_AE"/>
         </w:rPr>
         <w:t>23</w:t>
       </w:r>
       <w:r>
         <w:rPr>
+          <w:rtl/>
+          <w:cs/>
           <w:lang w:val="ar_AE" w:bidi="ar_AE"/>
         </w:rPr>
         <w:t xml:space="preserve"> وَأَمَّا وَصِيَّتُهُ فَهِيَ أَنْ نُؤْمِنَ بِاسْمِ ابْنِهِ يَسُوعَ الْمَسِيحِ، وَأَنْ يُحِبَّ بَعْضُنَا بَعْضاً كَمَا أَوْصَانَا.</w:t>
       </w:r>
-      <w:r>
-        <w:rPr>
-          <w:lang w:val="ar_AE" w:bidi="ar_AE"/>
-        </w:rPr>
-      </w:r>
-      <w:r>
-        <w:rPr>
-          <w:lang w:val="ar_AE" w:bidi="ar_AE"/>
-        </w:rPr>
-      </w:r>
-    </w:p>
-    <w:p>
-      <w:pPr>
-        <w:bidi/>
-      </w:pPr>
-      <w:r>
-        <w:rPr>
-          <w:lang w:val="ar_AE" w:bidi="ar_AE"/>
-        </w:rPr>
-      </w:r>
-    </w:p>
-    <w:p>
-      <w:pPr>
-        <w:bidi/>
-      </w:pPr>
-      <w:r>
-        <w:rPr>
-          <w:lang w:val="ar_AE" w:bidi="ar_AE"/>
-        </w:rPr>
-      </w:r>
-      <w:r>
-        <w:rPr>
-          <w:vertAlign w:val="superscript"/>
+    </w:p>
+    <w:p>
+      <w:pPr>
+        <w:bidi/>
+      </w:pPr>
+      <w:r>
+        <w:rPr>
+          <w:rtl/>
+          <w:cs/>
+          <w:lang w:val="ar_AE" w:bidi="ar_AE"/>
+        </w:rPr>
+      </w:r>
+      <w:r>
+        <w:rPr>
+          <w:vertAlign w:val="superscript"/>
+          <w:rtl/>
+          <w:cs/>
           <w:lang w:val="ar_AE" w:bidi="ar_AE"/>
         </w:rPr>
         <w:t>24</w:t>
       </w:r>
       <w:r>
         <w:rPr>
+          <w:rtl/>
+          <w:cs/>
           <w:lang w:val="ar_AE" w:bidi="ar_AE"/>
         </w:rPr>
         <w:t xml:space="preserve"> وَكُلُّ مَنْ يُطِيعُ وَصَايَا اللهِ، فَإِنَّهُ يَثْبُتُ فِي اللهِ، وَاللهُ يَثْبُتُ فِيهِ. وَالَّذِي يُؤَكِّدُ لَنَا أَنَّ اللهَ يَثْبُتُ فِينَا، هُوَ الرُّوحُ الْقُدُسُ الَّذِي وَهَبَهُ لَنَا.</w:t>
       </w:r>
-      <w:r>
-        <w:rPr>
-          <w:lang w:val="ar_AE" w:bidi="ar_AE"/>
-        </w:rPr>
-      </w:r>
-      <w:r>
-        <w:rPr>
-          <w:lang w:val="ar_AE" w:bidi="ar_AE"/>
-        </w:rPr>
-      </w:r>
-    </w:p>
-    <w:p>
-      <w:pPr>
-        <w:bidi/>
-      </w:pPr>
-      <w:r>
-        <w:rPr>
-          <w:lang w:val="ar_AE" w:bidi="ar_AE"/>
-        </w:rPr>
-      </w:r>
     </w:p>
     <w:p>
       <w:pPr>
@@ -3001,918 +2126,628 @@
       </w:pPr>
       <w:r>
         <w:rPr>
-          <w:lang w:val="ar_AE" w:bidi="ar_AE"/>
-        </w:rPr>
-        <w:t>1 John 4:1</w:t>
-      </w:r>
-      <w:r>
-        <w:rPr>
-          <w:lang w:val="ar_AE" w:bidi="ar_AE"/>
-        </w:rPr>
-      </w:r>
-    </w:p>
-    <w:p>
-      <w:pPr>
-        <w:bidi/>
-      </w:pPr>
-      <w:r>
-        <w:rPr>
-          <w:lang w:val="ar_AE" w:bidi="ar_AE"/>
-        </w:rPr>
-      </w:r>
-      <w:r>
-        <w:rPr>
-          <w:vertAlign w:val="superscript"/>
+          <w:rtl/>
+          <w:cs/>
+          <w:lang w:val="ar_AE" w:bidi="ar_AE"/>
+        </w:rPr>
+        <w:t>يوحنا الأولى 4:1</w:t>
+      </w:r>
+      <w:r>
+        <w:rPr>
+          <w:rtl/>
+          <w:cs/>
+          <w:lang w:val="ar_AE" w:bidi="ar_AE"/>
+        </w:rPr>
+      </w:r>
+    </w:p>
+    <w:p>
+      <w:pPr>
+        <w:bidi/>
+      </w:pPr>
+      <w:r>
+        <w:rPr>
+          <w:rtl/>
+          <w:cs/>
+          <w:lang w:val="ar_AE" w:bidi="ar_AE"/>
+        </w:rPr>
+      </w:r>
+      <w:r>
+        <w:rPr>
+          <w:vertAlign w:val="superscript"/>
+          <w:rtl/>
+          <w:cs/>
           <w:lang w:val="ar_AE" w:bidi="ar_AE"/>
         </w:rPr>
         <w:t>1</w:t>
       </w:r>
       <w:r>
         <w:rPr>
+          <w:rtl/>
+          <w:cs/>
           <w:lang w:val="ar_AE" w:bidi="ar_AE"/>
         </w:rPr>
         <w:t xml:space="preserve"> أَيُّهَا الأَحِبَّاءُ، لَا تُصَدِّقُوا كُلَّ رُوحٍ، بَلِ امْتَحِنُوا الأَرْوَاحَ لِتَعْرِفُوا مَا إِذَا كَانَتْ مِنْ عِنْدِ اللهِ أَمْ لا، لأَنَّ عَدَداً كَبِيراً مِنَ الأَنْبِيَاءِ الدَّجَّالِينَ قَدِ انْتَشَرَ فِي الْعَالَمِ.</w:t>
       </w:r>
-      <w:r>
-        <w:rPr>
-          <w:lang w:val="ar_AE" w:bidi="ar_AE"/>
-        </w:rPr>
-      </w:r>
-      <w:r>
-        <w:rPr>
-          <w:lang w:val="ar_AE" w:bidi="ar_AE"/>
-        </w:rPr>
-      </w:r>
-    </w:p>
-    <w:p>
-      <w:pPr>
-        <w:bidi/>
-      </w:pPr>
-      <w:r>
-        <w:rPr>
-          <w:lang w:val="ar_AE" w:bidi="ar_AE"/>
-        </w:rPr>
-      </w:r>
-    </w:p>
-    <w:p>
-      <w:pPr>
-        <w:bidi/>
-      </w:pPr>
-      <w:r>
-        <w:rPr>
-          <w:lang w:val="ar_AE" w:bidi="ar_AE"/>
-        </w:rPr>
-      </w:r>
-      <w:r>
-        <w:rPr>
-          <w:vertAlign w:val="superscript"/>
+    </w:p>
+    <w:p>
+      <w:pPr>
+        <w:bidi/>
+      </w:pPr>
+      <w:r>
+        <w:rPr>
+          <w:rtl/>
+          <w:cs/>
+          <w:lang w:val="ar_AE" w:bidi="ar_AE"/>
+        </w:rPr>
+      </w:r>
+      <w:r>
+        <w:rPr>
+          <w:vertAlign w:val="superscript"/>
+          <w:rtl/>
+          <w:cs/>
           <w:lang w:val="ar_AE" w:bidi="ar_AE"/>
         </w:rPr>
         <w:t>2</w:t>
       </w:r>
       <w:r>
         <w:rPr>
+          <w:rtl/>
+          <w:cs/>
           <w:lang w:val="ar_AE" w:bidi="ar_AE"/>
         </w:rPr>
         <w:t xml:space="preserve"> وَهذِهِ هِيَ الطَّرِيقَةُ الَّتِي تَعْرِفُونَ بِها كَوْنَ الرُّوحِ مِنْ عِنْدِ اللهِ فِعْلاً: إِذَا كَانَ ذَلِكَ الرُّوحُ يَعْتَرِفُ بِأَنَّ يَسُوعَ الْمَسِيحَ قَدْ جَاءَ إِلَى الأَرْضِ فِي الْجَسَدِ، فَهُوَ مِنْ عِنْدِ اللهِ.</w:t>
       </w:r>
-      <w:r>
-        <w:rPr>
-          <w:lang w:val="ar_AE" w:bidi="ar_AE"/>
-        </w:rPr>
-      </w:r>
-      <w:r>
-        <w:rPr>
-          <w:lang w:val="ar_AE" w:bidi="ar_AE"/>
-        </w:rPr>
-      </w:r>
-    </w:p>
-    <w:p>
-      <w:pPr>
-        <w:bidi/>
-      </w:pPr>
-      <w:r>
-        <w:rPr>
-          <w:lang w:val="ar_AE" w:bidi="ar_AE"/>
-        </w:rPr>
-      </w:r>
-    </w:p>
-    <w:p>
-      <w:pPr>
-        <w:bidi/>
-      </w:pPr>
-      <w:r>
-        <w:rPr>
-          <w:lang w:val="ar_AE" w:bidi="ar_AE"/>
-        </w:rPr>
-      </w:r>
-      <w:r>
-        <w:rPr>
-          <w:vertAlign w:val="superscript"/>
+    </w:p>
+    <w:p>
+      <w:pPr>
+        <w:bidi/>
+      </w:pPr>
+      <w:r>
+        <w:rPr>
+          <w:rtl/>
+          <w:cs/>
+          <w:lang w:val="ar_AE" w:bidi="ar_AE"/>
+        </w:rPr>
+      </w:r>
+      <w:r>
+        <w:rPr>
+          <w:vertAlign w:val="superscript"/>
+          <w:rtl/>
+          <w:cs/>
           <w:lang w:val="ar_AE" w:bidi="ar_AE"/>
         </w:rPr>
         <w:t>3</w:t>
       </w:r>
       <w:r>
         <w:rPr>
+          <w:rtl/>
+          <w:cs/>
           <w:lang w:val="ar_AE" w:bidi="ar_AE"/>
         </w:rPr>
         <w:t xml:space="preserve"> وَإِنْ كَانَ يُنْكِرُ ذَلِكَ لَا يَكُونُ مِنْ عِنْدِ اللهِ، بَلْ مِنْ عِنْدِ ضِدِّ الْمَسِيحِ الَّذِي سَمِعْتُمْ أَنَّهُ سَوْفَ يَأْتِي، وَهُوَ الآنَ مَوْجُودٌ فِي الْعَالَمِ.</w:t>
       </w:r>
-      <w:r>
-        <w:rPr>
-          <w:lang w:val="ar_AE" w:bidi="ar_AE"/>
-        </w:rPr>
-      </w:r>
-      <w:r>
-        <w:rPr>
-          <w:lang w:val="ar_AE" w:bidi="ar_AE"/>
-        </w:rPr>
-      </w:r>
-    </w:p>
-    <w:p>
-      <w:pPr>
-        <w:bidi/>
-      </w:pPr>
-      <w:r>
-        <w:rPr>
-          <w:lang w:val="ar_AE" w:bidi="ar_AE"/>
-        </w:rPr>
-      </w:r>
-    </w:p>
-    <w:p>
-      <w:pPr>
-        <w:bidi/>
-      </w:pPr>
-      <w:r>
-        <w:rPr>
-          <w:lang w:val="ar_AE" w:bidi="ar_AE"/>
-        </w:rPr>
-      </w:r>
-      <w:r>
-        <w:rPr>
-          <w:vertAlign w:val="superscript"/>
+    </w:p>
+    <w:p>
+      <w:pPr>
+        <w:bidi/>
+      </w:pPr>
+      <w:r>
+        <w:rPr>
+          <w:rtl/>
+          <w:cs/>
+          <w:lang w:val="ar_AE" w:bidi="ar_AE"/>
+        </w:rPr>
+      </w:r>
+      <w:r>
+        <w:rPr>
+          <w:vertAlign w:val="superscript"/>
+          <w:rtl/>
+          <w:cs/>
           <w:lang w:val="ar_AE" w:bidi="ar_AE"/>
         </w:rPr>
         <w:t>4</w:t>
       </w:r>
       <w:r>
         <w:rPr>
+          <w:rtl/>
+          <w:cs/>
           <w:lang w:val="ar_AE" w:bidi="ar_AE"/>
         </w:rPr>
         <w:t xml:space="preserve"> أَيُّهَا الأَوْلادُ الصِّغَارُ، أَنْتُمْ مِنَ اللهِ، وَقَدْ غَلَبْتُمُ الَّذِينَ يُقَاوِمُونَ الْمَسِيحَ: لأَنَّ الرُّوحَ الْقُدُسَ السَّاكِنَ فِيكُمْ أَقْوَى مِنَ الرُّوحِ الشِّرِّيرِ الْمُنْتَشِرِ فِي الْعَالَمِ.</w:t>
       </w:r>
-      <w:r>
-        <w:rPr>
-          <w:lang w:val="ar_AE" w:bidi="ar_AE"/>
-        </w:rPr>
-      </w:r>
-      <w:r>
-        <w:rPr>
-          <w:lang w:val="ar_AE" w:bidi="ar_AE"/>
-        </w:rPr>
-      </w:r>
-    </w:p>
-    <w:p>
-      <w:pPr>
-        <w:bidi/>
-      </w:pPr>
-      <w:r>
-        <w:rPr>
-          <w:lang w:val="ar_AE" w:bidi="ar_AE"/>
-        </w:rPr>
-      </w:r>
-    </w:p>
-    <w:p>
-      <w:pPr>
-        <w:bidi/>
-      </w:pPr>
-      <w:r>
-        <w:rPr>
-          <w:lang w:val="ar_AE" w:bidi="ar_AE"/>
-        </w:rPr>
-      </w:r>
-      <w:r>
-        <w:rPr>
-          <w:vertAlign w:val="superscript"/>
+    </w:p>
+    <w:p>
+      <w:pPr>
+        <w:bidi/>
+      </w:pPr>
+      <w:r>
+        <w:rPr>
+          <w:rtl/>
+          <w:cs/>
+          <w:lang w:val="ar_AE" w:bidi="ar_AE"/>
+        </w:rPr>
+      </w:r>
+      <w:r>
+        <w:rPr>
+          <w:vertAlign w:val="superscript"/>
+          <w:rtl/>
+          <w:cs/>
           <w:lang w:val="ar_AE" w:bidi="ar_AE"/>
         </w:rPr>
         <w:t>5</w:t>
       </w:r>
       <w:r>
         <w:rPr>
+          <w:rtl/>
+          <w:cs/>
           <w:lang w:val="ar_AE" w:bidi="ar_AE"/>
         </w:rPr>
         <w:t xml:space="preserve"> هؤُلاءِ الْمُقَاوِمُونَ هُمْ مِنَ الْعَالَمِ، وَلِذَلِكَ يَسْتَمِدُّونَ كَلامَهُمْ مِنَ الْعَالَمِ، فَيُصْغِي أَهْلُ الْعَالَمِ إِلَيْهِمْ.</w:t>
       </w:r>
-      <w:r>
-        <w:rPr>
-          <w:lang w:val="ar_AE" w:bidi="ar_AE"/>
-        </w:rPr>
-      </w:r>
-      <w:r>
-        <w:rPr>
-          <w:lang w:val="ar_AE" w:bidi="ar_AE"/>
-        </w:rPr>
-      </w:r>
-    </w:p>
-    <w:p>
-      <w:pPr>
-        <w:bidi/>
-      </w:pPr>
-      <w:r>
-        <w:rPr>
-          <w:lang w:val="ar_AE" w:bidi="ar_AE"/>
-        </w:rPr>
-      </w:r>
-    </w:p>
-    <w:p>
-      <w:pPr>
-        <w:bidi/>
-      </w:pPr>
-      <w:r>
-        <w:rPr>
-          <w:lang w:val="ar_AE" w:bidi="ar_AE"/>
-        </w:rPr>
-      </w:r>
-      <w:r>
-        <w:rPr>
-          <w:vertAlign w:val="superscript"/>
+    </w:p>
+    <w:p>
+      <w:pPr>
+        <w:bidi/>
+      </w:pPr>
+      <w:r>
+        <w:rPr>
+          <w:rtl/>
+          <w:cs/>
+          <w:lang w:val="ar_AE" w:bidi="ar_AE"/>
+        </w:rPr>
+      </w:r>
+      <w:r>
+        <w:rPr>
+          <w:vertAlign w:val="superscript"/>
+          <w:rtl/>
+          <w:cs/>
           <w:lang w:val="ar_AE" w:bidi="ar_AE"/>
         </w:rPr>
         <w:t>6</w:t>
       </w:r>
       <w:r>
         <w:rPr>
+          <w:rtl/>
+          <w:cs/>
           <w:lang w:val="ar_AE" w:bidi="ar_AE"/>
         </w:rPr>
         <w:t xml:space="preserve"> أَمَّا نَحْنُ، فَإِنَّنَا مِنَ اللهِ، وَلِذلِكَ يُصْغِي إِلَيْنَا فَقَطْ مَنْ يَعْرِفُ اللهَ. أَمَّا الَّذِي لَيْسَ مِنَ اللهِ، فَلا يُصْغِي إِلَيْنَا. وَبِهَذَا، نُمَيِّزُ بَيْنَ رُوحِ الْحَقِّ وَرُوحِ الضَّلالِ.</w:t>
       </w:r>
-      <w:r>
-        <w:rPr>
-          <w:lang w:val="ar_AE" w:bidi="ar_AE"/>
-        </w:rPr>
-      </w:r>
-      <w:r>
-        <w:rPr>
-          <w:lang w:val="ar_AE" w:bidi="ar_AE"/>
-        </w:rPr>
-      </w:r>
-    </w:p>
-    <w:p>
-      <w:pPr>
-        <w:bidi/>
-      </w:pPr>
-      <w:r>
-        <w:rPr>
-          <w:lang w:val="ar_AE" w:bidi="ar_AE"/>
-        </w:rPr>
-      </w:r>
-    </w:p>
-    <w:p>
-      <w:pPr>
-        <w:bidi/>
-      </w:pPr>
-      <w:r>
-        <w:rPr>
-          <w:lang w:val="ar_AE" w:bidi="ar_AE"/>
-        </w:rPr>
-      </w:r>
-      <w:r>
-        <w:rPr>
-          <w:vertAlign w:val="superscript"/>
+    </w:p>
+    <w:p>
+      <w:pPr>
+        <w:bidi/>
+      </w:pPr>
+      <w:r>
+        <w:rPr>
+          <w:rtl/>
+          <w:cs/>
+          <w:lang w:val="ar_AE" w:bidi="ar_AE"/>
+        </w:rPr>
+      </w:r>
+      <w:r>
+        <w:rPr>
+          <w:vertAlign w:val="superscript"/>
+          <w:rtl/>
+          <w:cs/>
           <w:lang w:val="ar_AE" w:bidi="ar_AE"/>
         </w:rPr>
         <w:t>7</w:t>
       </w:r>
       <w:r>
         <w:rPr>
+          <w:rtl/>
+          <w:cs/>
           <w:lang w:val="ar_AE" w:bidi="ar_AE"/>
         </w:rPr>
         <w:t xml:space="preserve"> أَيُّهَا الأَحِبَّاءُ، لِنُحِبَّ بَعْضُنَا بَعْضاً: لأَنَّ الْمَحَبَّةَ تَصْدُرُ مِنَ اللهِ. إِذَنْ، كُلُّ مَنْ يُحِبُّ، يَكُونُ مَوْلُوداً مِنَ اللهِ وَيَعْرِفُ اللهَ.</w:t>
       </w:r>
-      <w:r>
-        <w:rPr>
-          <w:lang w:val="ar_AE" w:bidi="ar_AE"/>
-        </w:rPr>
-      </w:r>
-      <w:r>
-        <w:rPr>
-          <w:lang w:val="ar_AE" w:bidi="ar_AE"/>
-        </w:rPr>
-      </w:r>
-    </w:p>
-    <w:p>
-      <w:pPr>
-        <w:bidi/>
-      </w:pPr>
-      <w:r>
-        <w:rPr>
-          <w:lang w:val="ar_AE" w:bidi="ar_AE"/>
-        </w:rPr>
-      </w:r>
-    </w:p>
-    <w:p>
-      <w:pPr>
-        <w:bidi/>
-      </w:pPr>
-      <w:r>
-        <w:rPr>
-          <w:lang w:val="ar_AE" w:bidi="ar_AE"/>
-        </w:rPr>
-      </w:r>
-      <w:r>
-        <w:rPr>
-          <w:vertAlign w:val="superscript"/>
+    </w:p>
+    <w:p>
+      <w:pPr>
+        <w:bidi/>
+      </w:pPr>
+      <w:r>
+        <w:rPr>
+          <w:rtl/>
+          <w:cs/>
+          <w:lang w:val="ar_AE" w:bidi="ar_AE"/>
+        </w:rPr>
+      </w:r>
+      <w:r>
+        <w:rPr>
+          <w:vertAlign w:val="superscript"/>
+          <w:rtl/>
+          <w:cs/>
           <w:lang w:val="ar_AE" w:bidi="ar_AE"/>
         </w:rPr>
         <w:t>8</w:t>
       </w:r>
       <w:r>
         <w:rPr>
+          <w:rtl/>
+          <w:cs/>
           <w:lang w:val="ar_AE" w:bidi="ar_AE"/>
         </w:rPr>
         <w:t xml:space="preserve"> أَمَّا مَنْ لَا يُحِبُّ، فَهُوَ لَمْ يَتَعَرَّفْ بِاللهِ قَطُّ لأَنَّ اللهَ مَحَبَّةٌ!</w:t>
       </w:r>
-      <w:r>
-        <w:rPr>
-          <w:lang w:val="ar_AE" w:bidi="ar_AE"/>
-        </w:rPr>
-      </w:r>
-      <w:r>
-        <w:rPr>
-          <w:lang w:val="ar_AE" w:bidi="ar_AE"/>
-        </w:rPr>
-      </w:r>
-    </w:p>
-    <w:p>
-      <w:pPr>
-        <w:bidi/>
-      </w:pPr>
-      <w:r>
-        <w:rPr>
-          <w:lang w:val="ar_AE" w:bidi="ar_AE"/>
-        </w:rPr>
-      </w:r>
-    </w:p>
-    <w:p>
-      <w:pPr>
-        <w:bidi/>
-      </w:pPr>
-      <w:r>
-        <w:rPr>
-          <w:lang w:val="ar_AE" w:bidi="ar_AE"/>
-        </w:rPr>
-      </w:r>
-      <w:r>
-        <w:rPr>
-          <w:vertAlign w:val="superscript"/>
+    </w:p>
+    <w:p>
+      <w:pPr>
+        <w:bidi/>
+      </w:pPr>
+      <w:r>
+        <w:rPr>
+          <w:rtl/>
+          <w:cs/>
+          <w:lang w:val="ar_AE" w:bidi="ar_AE"/>
+        </w:rPr>
+      </w:r>
+      <w:r>
+        <w:rPr>
+          <w:vertAlign w:val="superscript"/>
+          <w:rtl/>
+          <w:cs/>
           <w:lang w:val="ar_AE" w:bidi="ar_AE"/>
         </w:rPr>
         <w:t>9</w:t>
       </w:r>
       <w:r>
         <w:rPr>
+          <w:rtl/>
+          <w:cs/>
           <w:lang w:val="ar_AE" w:bidi="ar_AE"/>
         </w:rPr>
         <w:t xml:space="preserve"> وَقَدْ أَظْهَرَ اللهُ مَحَبَّتَهُ لَنَا إِذْ أَرْسَلَ ابْنَهُ الْوَحِيدَ إِلَى الْعَالَمِ لِكَيْ نَحْيَا بِهِ.</w:t>
       </w:r>
-      <w:r>
-        <w:rPr>
-          <w:lang w:val="ar_AE" w:bidi="ar_AE"/>
-        </w:rPr>
-      </w:r>
-      <w:r>
-        <w:rPr>
-          <w:lang w:val="ar_AE" w:bidi="ar_AE"/>
-        </w:rPr>
-      </w:r>
-    </w:p>
-    <w:p>
-      <w:pPr>
-        <w:bidi/>
-      </w:pPr>
-      <w:r>
-        <w:rPr>
-          <w:lang w:val="ar_AE" w:bidi="ar_AE"/>
-        </w:rPr>
-      </w:r>
-    </w:p>
-    <w:p>
-      <w:pPr>
-        <w:bidi/>
-      </w:pPr>
-      <w:r>
-        <w:rPr>
-          <w:lang w:val="ar_AE" w:bidi="ar_AE"/>
-        </w:rPr>
-      </w:r>
-      <w:r>
-        <w:rPr>
-          <w:vertAlign w:val="superscript"/>
+    </w:p>
+    <w:p>
+      <w:pPr>
+        <w:bidi/>
+      </w:pPr>
+      <w:r>
+        <w:rPr>
+          <w:rtl/>
+          <w:cs/>
+          <w:lang w:val="ar_AE" w:bidi="ar_AE"/>
+        </w:rPr>
+      </w:r>
+      <w:r>
+        <w:rPr>
+          <w:vertAlign w:val="superscript"/>
+          <w:rtl/>
+          <w:cs/>
           <w:lang w:val="ar_AE" w:bidi="ar_AE"/>
         </w:rPr>
         <w:t>10</w:t>
       </w:r>
       <w:r>
         <w:rPr>
+          <w:rtl/>
+          <w:cs/>
           <w:lang w:val="ar_AE" w:bidi="ar_AE"/>
         </w:rPr>
         <w:t xml:space="preserve"> وَفِي هَذَا نَرَى الْمَحَبَّةَ الْحَقِيقِيَّةَ، لَا مَحَبَّتَنَا نَحْنُ لِلهِ، بَلْ مَحَبَّتَهُ هُوَ لَنَا. فَبِدَافِعِ مَحَبَّتِهِ، أَرْسَلَ ابْنَهُ كَفَّارَةً لِخَطَايَانَا.</w:t>
       </w:r>
-      <w:r>
-        <w:rPr>
-          <w:lang w:val="ar_AE" w:bidi="ar_AE"/>
-        </w:rPr>
-      </w:r>
-      <w:r>
-        <w:rPr>
-          <w:lang w:val="ar_AE" w:bidi="ar_AE"/>
-        </w:rPr>
-      </w:r>
-    </w:p>
-    <w:p>
-      <w:pPr>
-        <w:bidi/>
-      </w:pPr>
-      <w:r>
-        <w:rPr>
-          <w:lang w:val="ar_AE" w:bidi="ar_AE"/>
-        </w:rPr>
-      </w:r>
-    </w:p>
-    <w:p>
-      <w:pPr>
-        <w:bidi/>
-      </w:pPr>
-      <w:r>
-        <w:rPr>
-          <w:lang w:val="ar_AE" w:bidi="ar_AE"/>
-        </w:rPr>
-      </w:r>
-      <w:r>
-        <w:rPr>
-          <w:vertAlign w:val="superscript"/>
+    </w:p>
+    <w:p>
+      <w:pPr>
+        <w:bidi/>
+      </w:pPr>
+      <w:r>
+        <w:rPr>
+          <w:rtl/>
+          <w:cs/>
+          <w:lang w:val="ar_AE" w:bidi="ar_AE"/>
+        </w:rPr>
+      </w:r>
+      <w:r>
+        <w:rPr>
+          <w:vertAlign w:val="superscript"/>
+          <w:rtl/>
+          <w:cs/>
           <w:lang w:val="ar_AE" w:bidi="ar_AE"/>
         </w:rPr>
         <w:t>11</w:t>
       </w:r>
       <w:r>
         <w:rPr>
+          <w:rtl/>
+          <w:cs/>
           <w:lang w:val="ar_AE" w:bidi="ar_AE"/>
         </w:rPr>
         <w:t xml:space="preserve"> وَمَادَامَ اللهُ قَدْ أَحَبَّنَا هَذِهِ الْمَحَبَّةَ الْعَظِيمَةَ، أَيُّهَا الأَحِبَّاءُ، فَعَلَيْنَا نَحْنُ أَيْضاً أَنْ نُحِبَّ بَعْضُنَا بَعْضاً.</w:t>
       </w:r>
-      <w:r>
-        <w:rPr>
-          <w:lang w:val="ar_AE" w:bidi="ar_AE"/>
-        </w:rPr>
-      </w:r>
-      <w:r>
-        <w:rPr>
-          <w:lang w:val="ar_AE" w:bidi="ar_AE"/>
-        </w:rPr>
-      </w:r>
-    </w:p>
-    <w:p>
-      <w:pPr>
-        <w:bidi/>
-      </w:pPr>
-      <w:r>
-        <w:rPr>
-          <w:lang w:val="ar_AE" w:bidi="ar_AE"/>
-        </w:rPr>
-      </w:r>
-    </w:p>
-    <w:p>
-      <w:pPr>
-        <w:bidi/>
-      </w:pPr>
-      <w:r>
-        <w:rPr>
-          <w:lang w:val="ar_AE" w:bidi="ar_AE"/>
-        </w:rPr>
-      </w:r>
-      <w:r>
-        <w:rPr>
-          <w:vertAlign w:val="superscript"/>
+    </w:p>
+    <w:p>
+      <w:pPr>
+        <w:bidi/>
+      </w:pPr>
+      <w:r>
+        <w:rPr>
+          <w:rtl/>
+          <w:cs/>
+          <w:lang w:val="ar_AE" w:bidi="ar_AE"/>
+        </w:rPr>
+      </w:r>
+      <w:r>
+        <w:rPr>
+          <w:vertAlign w:val="superscript"/>
+          <w:rtl/>
+          <w:cs/>
           <w:lang w:val="ar_AE" w:bidi="ar_AE"/>
         </w:rPr>
         <w:t>12</w:t>
       </w:r>
       <w:r>
         <w:rPr>
+          <w:rtl/>
+          <w:cs/>
           <w:lang w:val="ar_AE" w:bidi="ar_AE"/>
         </w:rPr>
         <w:t xml:space="preserve"> إِنَّ اللهَ لَمْ يَرَهُ أَحَدٌ مِنَ النَّاسِ قَطُّ. وَلكِنْ، حِينَ نُحِبُّ بَعْضُنَا بَعْضاً، نُبَيِّنُ أَنَّ اللهَ يَحْيَا فِي دَاخِلِنَا، وَأَنَّ مَحَبَّتَهُ قَدِ اكْتَمَلَتْ فِي دَاخِلِنَا.</w:t>
       </w:r>
-      <w:r>
-        <w:rPr>
-          <w:lang w:val="ar_AE" w:bidi="ar_AE"/>
-        </w:rPr>
-      </w:r>
-      <w:r>
-        <w:rPr>
-          <w:lang w:val="ar_AE" w:bidi="ar_AE"/>
-        </w:rPr>
-      </w:r>
-    </w:p>
-    <w:p>
-      <w:pPr>
-        <w:bidi/>
-      </w:pPr>
-      <w:r>
-        <w:rPr>
-          <w:lang w:val="ar_AE" w:bidi="ar_AE"/>
-        </w:rPr>
-      </w:r>
-    </w:p>
-    <w:p>
-      <w:pPr>
-        <w:bidi/>
-      </w:pPr>
-      <w:r>
-        <w:rPr>
-          <w:lang w:val="ar_AE" w:bidi="ar_AE"/>
-        </w:rPr>
-      </w:r>
-      <w:r>
-        <w:rPr>
-          <w:vertAlign w:val="superscript"/>
+    </w:p>
+    <w:p>
+      <w:pPr>
+        <w:bidi/>
+      </w:pPr>
+      <w:r>
+        <w:rPr>
+          <w:rtl/>
+          <w:cs/>
+          <w:lang w:val="ar_AE" w:bidi="ar_AE"/>
+        </w:rPr>
+      </w:r>
+      <w:r>
+        <w:rPr>
+          <w:vertAlign w:val="superscript"/>
+          <w:rtl/>
+          <w:cs/>
           <w:lang w:val="ar_AE" w:bidi="ar_AE"/>
         </w:rPr>
         <w:t>13</w:t>
       </w:r>
       <w:r>
         <w:rPr>
+          <w:rtl/>
+          <w:cs/>
           <w:lang w:val="ar_AE" w:bidi="ar_AE"/>
         </w:rPr>
         <w:t xml:space="preserve"> وَمَا يُؤَكِّدُ لَنَا أَنَّنَا نَثْبُتُ فِي اللهِ، وَأَنَّهُ يَثْبُتُ فِينَا هُوَ أَنَّهُ وَهَبَ لَنَا مِنْ رُوحِهِ.</w:t>
       </w:r>
-      <w:r>
-        <w:rPr>
-          <w:lang w:val="ar_AE" w:bidi="ar_AE"/>
-        </w:rPr>
-      </w:r>
-      <w:r>
-        <w:rPr>
-          <w:lang w:val="ar_AE" w:bidi="ar_AE"/>
-        </w:rPr>
-      </w:r>
-    </w:p>
-    <w:p>
-      <w:pPr>
-        <w:bidi/>
-      </w:pPr>
-      <w:r>
-        <w:rPr>
-          <w:lang w:val="ar_AE" w:bidi="ar_AE"/>
-        </w:rPr>
-      </w:r>
-    </w:p>
-    <w:p>
-      <w:pPr>
-        <w:bidi/>
-      </w:pPr>
-      <w:r>
-        <w:rPr>
-          <w:lang w:val="ar_AE" w:bidi="ar_AE"/>
-        </w:rPr>
-      </w:r>
-      <w:r>
-        <w:rPr>
-          <w:vertAlign w:val="superscript"/>
+    </w:p>
+    <w:p>
+      <w:pPr>
+        <w:bidi/>
+      </w:pPr>
+      <w:r>
+        <w:rPr>
+          <w:rtl/>
+          <w:cs/>
+          <w:lang w:val="ar_AE" w:bidi="ar_AE"/>
+        </w:rPr>
+      </w:r>
+      <w:r>
+        <w:rPr>
+          <w:vertAlign w:val="superscript"/>
+          <w:rtl/>
+          <w:cs/>
           <w:lang w:val="ar_AE" w:bidi="ar_AE"/>
         </w:rPr>
         <w:t>14</w:t>
       </w:r>
       <w:r>
         <w:rPr>
+          <w:rtl/>
+          <w:cs/>
           <w:lang w:val="ar_AE" w:bidi="ar_AE"/>
         </w:rPr>
         <w:t xml:space="preserve"> وَنَحْنُ أَنْفُسُنَا نَشْهَدُ أَنَّ الآبَ قَدْ أَرْسَلَ الابْنَ مُخَلِّصاً لِلْعَالَمِ، لأَنَّنَا رَأَيْنَاهُ بِعُيُونِنَا.</w:t>
       </w:r>
-      <w:r>
-        <w:rPr>
-          <w:lang w:val="ar_AE" w:bidi="ar_AE"/>
-        </w:rPr>
-      </w:r>
-      <w:r>
-        <w:rPr>
-          <w:lang w:val="ar_AE" w:bidi="ar_AE"/>
-        </w:rPr>
-      </w:r>
-    </w:p>
-    <w:p>
-      <w:pPr>
-        <w:bidi/>
-      </w:pPr>
-      <w:r>
-        <w:rPr>
-          <w:lang w:val="ar_AE" w:bidi="ar_AE"/>
-        </w:rPr>
-      </w:r>
-    </w:p>
-    <w:p>
-      <w:pPr>
-        <w:bidi/>
-      </w:pPr>
-      <w:r>
-        <w:rPr>
-          <w:lang w:val="ar_AE" w:bidi="ar_AE"/>
-        </w:rPr>
-      </w:r>
-      <w:r>
-        <w:rPr>
-          <w:vertAlign w:val="superscript"/>
+    </w:p>
+    <w:p>
+      <w:pPr>
+        <w:bidi/>
+      </w:pPr>
+      <w:r>
+        <w:rPr>
+          <w:rtl/>
+          <w:cs/>
+          <w:lang w:val="ar_AE" w:bidi="ar_AE"/>
+        </w:rPr>
+      </w:r>
+      <w:r>
+        <w:rPr>
+          <w:vertAlign w:val="superscript"/>
+          <w:rtl/>
+          <w:cs/>
           <w:lang w:val="ar_AE" w:bidi="ar_AE"/>
         </w:rPr>
         <w:t>15</w:t>
       </w:r>
       <w:r>
         <w:rPr>
+          <w:rtl/>
+          <w:cs/>
           <w:lang w:val="ar_AE" w:bidi="ar_AE"/>
         </w:rPr>
         <w:t xml:space="preserve"> مَنْ يَعْتَرِفْ بِأَنَّ يَسُوعَ هُوَ ابْنُ اللهِ، فَإِنَّ اللهَ يَثْبُتُ فِيهِ، وَهُوَ يَثْبُتُ فِي اللهِ،</w:t>
       </w:r>
-      <w:r>
-        <w:rPr>
-          <w:lang w:val="ar_AE" w:bidi="ar_AE"/>
-        </w:rPr>
-      </w:r>
-      <w:r>
-        <w:rPr>
-          <w:lang w:val="ar_AE" w:bidi="ar_AE"/>
-        </w:rPr>
-      </w:r>
-    </w:p>
-    <w:p>
-      <w:pPr>
-        <w:bidi/>
-      </w:pPr>
-      <w:r>
-        <w:rPr>
-          <w:lang w:val="ar_AE" w:bidi="ar_AE"/>
-        </w:rPr>
-      </w:r>
-    </w:p>
-    <w:p>
-      <w:pPr>
-        <w:bidi/>
-      </w:pPr>
-      <w:r>
-        <w:rPr>
-          <w:lang w:val="ar_AE" w:bidi="ar_AE"/>
-        </w:rPr>
-      </w:r>
-      <w:r>
-        <w:rPr>
-          <w:vertAlign w:val="superscript"/>
+    </w:p>
+    <w:p>
+      <w:pPr>
+        <w:bidi/>
+      </w:pPr>
+      <w:r>
+        <w:rPr>
+          <w:rtl/>
+          <w:cs/>
+          <w:lang w:val="ar_AE" w:bidi="ar_AE"/>
+        </w:rPr>
+      </w:r>
+      <w:r>
+        <w:rPr>
+          <w:vertAlign w:val="superscript"/>
+          <w:rtl/>
+          <w:cs/>
           <w:lang w:val="ar_AE" w:bidi="ar_AE"/>
         </w:rPr>
         <w:t>16</w:t>
       </w:r>
       <w:r>
         <w:rPr>
+          <w:rtl/>
+          <w:cs/>
           <w:lang w:val="ar_AE" w:bidi="ar_AE"/>
         </w:rPr>
         <w:t xml:space="preserve"> وَنَحْنُ أَنْفُسُنَا اخْتَبَرْنَا الْمَحَبَّةَ الَّتِي خَصَّنَا اللهُ بِها، وَوَضَعْنَا ثِقَتَنَا فِيهَا. إِنَّ اللهَ مَحَبَّةٌ. وَمَنْ يَثْبُتْ فِي الْمَحَبَّةِ، فَإِنَّهُ يَثْبُتُ فِي اللهِ، وَاللهُ يَثْبُتُ فِيهِ.</w:t>
       </w:r>
-      <w:r>
-        <w:rPr>
-          <w:lang w:val="ar_AE" w:bidi="ar_AE"/>
-        </w:rPr>
-      </w:r>
-      <w:r>
-        <w:rPr>
-          <w:lang w:val="ar_AE" w:bidi="ar_AE"/>
-        </w:rPr>
-      </w:r>
-    </w:p>
-    <w:p>
-      <w:pPr>
-        <w:bidi/>
-      </w:pPr>
-      <w:r>
-        <w:rPr>
-          <w:lang w:val="ar_AE" w:bidi="ar_AE"/>
-        </w:rPr>
-      </w:r>
-    </w:p>
-    <w:p>
-      <w:pPr>
-        <w:bidi/>
-      </w:pPr>
-      <w:r>
-        <w:rPr>
-          <w:lang w:val="ar_AE" w:bidi="ar_AE"/>
-        </w:rPr>
-      </w:r>
-      <w:r>
-        <w:rPr>
-          <w:vertAlign w:val="superscript"/>
+    </w:p>
+    <w:p>
+      <w:pPr>
+        <w:bidi/>
+      </w:pPr>
+      <w:r>
+        <w:rPr>
+          <w:rtl/>
+          <w:cs/>
+          <w:lang w:val="ar_AE" w:bidi="ar_AE"/>
+        </w:rPr>
+      </w:r>
+      <w:r>
+        <w:rPr>
+          <w:vertAlign w:val="superscript"/>
+          <w:rtl/>
+          <w:cs/>
           <w:lang w:val="ar_AE" w:bidi="ar_AE"/>
         </w:rPr>
         <w:t>17</w:t>
       </w:r>
       <w:r>
         <w:rPr>
+          <w:rtl/>
+          <w:cs/>
           <w:lang w:val="ar_AE" w:bidi="ar_AE"/>
         </w:rPr>
         <w:t xml:space="preserve"> وَتَكُونُ مَحَبَّةُ اللهِ قَدِ اكْتَمَلَتْ فِي دَاخِلِنَا حِينَ تُوَلِّدُ فِينَا ثِقَةً كَامِلَةً مِنْ جِهَةِ يَوْمِ الدَّيْنُونَةِ: لأَنَّهُ كَمَا الْمَسِيحُ، هكَذَا نَحْنُ أَيْضاً فِي هَذَا الْعَالَمِ.</w:t>
       </w:r>
-      <w:r>
-        <w:rPr>
-          <w:lang w:val="ar_AE" w:bidi="ar_AE"/>
-        </w:rPr>
-      </w:r>
-      <w:r>
-        <w:rPr>
-          <w:lang w:val="ar_AE" w:bidi="ar_AE"/>
-        </w:rPr>
-      </w:r>
-    </w:p>
-    <w:p>
-      <w:pPr>
-        <w:bidi/>
-      </w:pPr>
-      <w:r>
-        <w:rPr>
-          <w:lang w:val="ar_AE" w:bidi="ar_AE"/>
-        </w:rPr>
-      </w:r>
-    </w:p>
-    <w:p>
-      <w:pPr>
-        <w:bidi/>
-      </w:pPr>
-      <w:r>
-        <w:rPr>
-          <w:lang w:val="ar_AE" w:bidi="ar_AE"/>
-        </w:rPr>
-      </w:r>
-      <w:r>
-        <w:rPr>
-          <w:vertAlign w:val="superscript"/>
+    </w:p>
+    <w:p>
+      <w:pPr>
+        <w:bidi/>
+      </w:pPr>
+      <w:r>
+        <w:rPr>
+          <w:rtl/>
+          <w:cs/>
+          <w:lang w:val="ar_AE" w:bidi="ar_AE"/>
+        </w:rPr>
+      </w:r>
+      <w:r>
+        <w:rPr>
+          <w:vertAlign w:val="superscript"/>
+          <w:rtl/>
+          <w:cs/>
           <w:lang w:val="ar_AE" w:bidi="ar_AE"/>
         </w:rPr>
         <w:t>18</w:t>
       </w:r>
       <w:r>
         <w:rPr>
+          <w:rtl/>
+          <w:cs/>
           <w:lang w:val="ar_AE" w:bidi="ar_AE"/>
         </w:rPr>
         <w:t xml:space="preserve"> لَيْسَ فِي الْمَحَبَّةِ أَيُّ خَوْفٍ. بَلِ الْمَحَبَّةُ الْكَامِلَةُ تَطْرُدُ الْخَوْفَ خَارِجاً. فَإِنَّ الْخَوْفَ يَكُونُ مِنَ الْعِقَابِ. وَالْخَائِفُ لَا تَكُونُ مَحَبَّةُ اللهِ قَدِ اكْتَمَلَتْ فِيهِ.</w:t>
       </w:r>
-      <w:r>
-        <w:rPr>
-          <w:lang w:val="ar_AE" w:bidi="ar_AE"/>
-        </w:rPr>
-      </w:r>
-      <w:r>
-        <w:rPr>
-          <w:lang w:val="ar_AE" w:bidi="ar_AE"/>
-        </w:rPr>
-      </w:r>
-    </w:p>
-    <w:p>
-      <w:pPr>
-        <w:bidi/>
-      </w:pPr>
-      <w:r>
-        <w:rPr>
-          <w:lang w:val="ar_AE" w:bidi="ar_AE"/>
-        </w:rPr>
-      </w:r>
-    </w:p>
-    <w:p>
-      <w:pPr>
-        <w:bidi/>
-      </w:pPr>
-      <w:r>
-        <w:rPr>
-          <w:lang w:val="ar_AE" w:bidi="ar_AE"/>
-        </w:rPr>
-      </w:r>
-      <w:r>
-        <w:rPr>
-          <w:vertAlign w:val="superscript"/>
+    </w:p>
+    <w:p>
+      <w:pPr>
+        <w:bidi/>
+      </w:pPr>
+      <w:r>
+        <w:rPr>
+          <w:rtl/>
+          <w:cs/>
+          <w:lang w:val="ar_AE" w:bidi="ar_AE"/>
+        </w:rPr>
+      </w:r>
+      <w:r>
+        <w:rPr>
+          <w:vertAlign w:val="superscript"/>
+          <w:rtl/>
+          <w:cs/>
           <w:lang w:val="ar_AE" w:bidi="ar_AE"/>
         </w:rPr>
         <w:t>19</w:t>
       </w:r>
       <w:r>
         <w:rPr>
+          <w:rtl/>
+          <w:cs/>
           <w:lang w:val="ar_AE" w:bidi="ar_AE"/>
         </w:rPr>
         <w:t xml:space="preserve"> وَنَحْنُ نُحِبُّ، لأَنَّ اللهَ أَحَبَّنَا أَوَّلاً.</w:t>
       </w:r>
-      <w:r>
-        <w:rPr>
-          <w:lang w:val="ar_AE" w:bidi="ar_AE"/>
-        </w:rPr>
-      </w:r>
-      <w:r>
-        <w:rPr>
-          <w:lang w:val="ar_AE" w:bidi="ar_AE"/>
-        </w:rPr>
-      </w:r>
-    </w:p>
-    <w:p>
-      <w:pPr>
-        <w:bidi/>
-      </w:pPr>
-      <w:r>
-        <w:rPr>
-          <w:lang w:val="ar_AE" w:bidi="ar_AE"/>
-        </w:rPr>
-      </w:r>
-    </w:p>
-    <w:p>
-      <w:pPr>
-        <w:bidi/>
-      </w:pPr>
-      <w:r>
-        <w:rPr>
-          <w:lang w:val="ar_AE" w:bidi="ar_AE"/>
-        </w:rPr>
-      </w:r>
-      <w:r>
-        <w:rPr>
-          <w:vertAlign w:val="superscript"/>
+    </w:p>
+    <w:p>
+      <w:pPr>
+        <w:bidi/>
+      </w:pPr>
+      <w:r>
+        <w:rPr>
+          <w:rtl/>
+          <w:cs/>
+          <w:lang w:val="ar_AE" w:bidi="ar_AE"/>
+        </w:rPr>
+      </w:r>
+      <w:r>
+        <w:rPr>
+          <w:vertAlign w:val="superscript"/>
+          <w:rtl/>
+          <w:cs/>
           <w:lang w:val="ar_AE" w:bidi="ar_AE"/>
         </w:rPr>
         <w:t>20</w:t>
       </w:r>
       <w:r>
         <w:rPr>
+          <w:rtl/>
+          <w:cs/>
           <w:lang w:val="ar_AE" w:bidi="ar_AE"/>
         </w:rPr>
         <w:t xml:space="preserve"> فَإِنْ قَالَ أَحَدٌ: «أَنَا أُحِبُّ اللهَ!» وَلكِنَّهُ يُبْغِضُ أَخاً لَهُ، فَهُوَ كَاذِبٌ، لأَنَّهُ إِنْ كَانَ لَا يُحِبُّ أَخَاهُ الَّذِي يَرَاهُ، فَكَيْفَ يَقْدِرُ أَنْ يُحِبَّ اللهَ الَّذِي لَمْ يَرَهُ قَطُّ؟</w:t>
       </w:r>
-      <w:r>
-        <w:rPr>
-          <w:lang w:val="ar_AE" w:bidi="ar_AE"/>
-        </w:rPr>
-      </w:r>
-      <w:r>
-        <w:rPr>
-          <w:lang w:val="ar_AE" w:bidi="ar_AE"/>
-        </w:rPr>
-      </w:r>
-    </w:p>
-    <w:p>
-      <w:pPr>
-        <w:bidi/>
-      </w:pPr>
-      <w:r>
-        <w:rPr>
-          <w:lang w:val="ar_AE" w:bidi="ar_AE"/>
-        </w:rPr>
-      </w:r>
-    </w:p>
-    <w:p>
-      <w:pPr>
-        <w:bidi/>
-      </w:pPr>
-      <w:r>
-        <w:rPr>
-          <w:lang w:val="ar_AE" w:bidi="ar_AE"/>
-        </w:rPr>
-      </w:r>
-      <w:r>
-        <w:rPr>
-          <w:vertAlign w:val="superscript"/>
+    </w:p>
+    <w:p>
+      <w:pPr>
+        <w:bidi/>
+      </w:pPr>
+      <w:r>
+        <w:rPr>
+          <w:rtl/>
+          <w:cs/>
+          <w:lang w:val="ar_AE" w:bidi="ar_AE"/>
+        </w:rPr>
+      </w:r>
+      <w:r>
+        <w:rPr>
+          <w:vertAlign w:val="superscript"/>
+          <w:rtl/>
+          <w:cs/>
           <w:lang w:val="ar_AE" w:bidi="ar_AE"/>
         </w:rPr>
         <w:t>21</w:t>
       </w:r>
       <w:r>
         <w:rPr>
+          <w:rtl/>
+          <w:cs/>
           <w:lang w:val="ar_AE" w:bidi="ar_AE"/>
         </w:rPr>
         <w:t xml:space="preserve"> فَهَذِهِ الْوَصِيَّةُ جَاءَتْنَا مِنَ الْمَسِيحِ نَفْسِهِ: مَنْ يُحِبُّ اللهَ، يُحِبُّ أَخَاهُ!</w:t>
       </w:r>
-      <w:r>
-        <w:rPr>
-          <w:lang w:val="ar_AE" w:bidi="ar_AE"/>
-        </w:rPr>
-      </w:r>
-      <w:r>
-        <w:rPr>
-          <w:lang w:val="ar_AE" w:bidi="ar_AE"/>
-        </w:rPr>
-      </w:r>
-    </w:p>
-    <w:p>
-      <w:pPr>
-        <w:bidi/>
-      </w:pPr>
-      <w:r>
-        <w:rPr>
-          <w:lang w:val="ar_AE" w:bidi="ar_AE"/>
-        </w:rPr>
-      </w:r>
     </w:p>
     <w:p>
       <w:pPr>
@@ -3921,907 +2756,627 @@
       </w:pPr>
       <w:r>
         <w:rPr>
-          <w:lang w:val="ar_AE" w:bidi="ar_AE"/>
-        </w:rPr>
-        <w:t>1 John 5:1</w:t>
-      </w:r>
-      <w:r>
-        <w:rPr>
-          <w:lang w:val="ar_AE" w:bidi="ar_AE"/>
-        </w:rPr>
-      </w:r>
-    </w:p>
-    <w:p>
-      <w:pPr>
-        <w:bidi/>
-      </w:pPr>
-      <w:r>
-        <w:rPr>
-          <w:lang w:val="ar_AE" w:bidi="ar_AE"/>
-        </w:rPr>
-      </w:r>
-      <w:r>
-        <w:rPr>
-          <w:vertAlign w:val="superscript"/>
+          <w:rtl/>
+          <w:cs/>
+          <w:lang w:val="ar_AE" w:bidi="ar_AE"/>
+        </w:rPr>
+        <w:t>يوحنا الأولى 5:1</w:t>
+      </w:r>
+      <w:r>
+        <w:rPr>
+          <w:rtl/>
+          <w:cs/>
+          <w:lang w:val="ar_AE" w:bidi="ar_AE"/>
+        </w:rPr>
+      </w:r>
+    </w:p>
+    <w:p>
+      <w:pPr>
+        <w:bidi/>
+      </w:pPr>
+      <w:r>
+        <w:rPr>
+          <w:rtl/>
+          <w:cs/>
+          <w:lang w:val="ar_AE" w:bidi="ar_AE"/>
+        </w:rPr>
+      </w:r>
+      <w:r>
+        <w:rPr>
+          <w:vertAlign w:val="superscript"/>
+          <w:rtl/>
+          <w:cs/>
           <w:lang w:val="ar_AE" w:bidi="ar_AE"/>
         </w:rPr>
         <w:t>1</w:t>
       </w:r>
       <w:r>
         <w:rPr>
+          <w:rtl/>
+          <w:cs/>
           <w:lang w:val="ar_AE" w:bidi="ar_AE"/>
         </w:rPr>
         <w:t xml:space="preserve"> كُلُّ مَنْ يُؤْمِنُ حَقّاً أَنَّ يَسُوعَ هُوَ الْمَسِيحُ، فَهُوَ مَوْلُودٌ مِنَ اللهِ. وَمَنْ يُحِبُّ الْوَالِدَ، فَلابُدَّ أَنْ يُحِبَّ الْمَوْلُودِينَ مِنْهُ أَيْضاً.</w:t>
       </w:r>
-      <w:r>
-        <w:rPr>
-          <w:lang w:val="ar_AE" w:bidi="ar_AE"/>
-        </w:rPr>
-      </w:r>
-      <w:r>
-        <w:rPr>
-          <w:lang w:val="ar_AE" w:bidi="ar_AE"/>
-        </w:rPr>
-      </w:r>
-    </w:p>
-    <w:p>
-      <w:pPr>
-        <w:bidi/>
-      </w:pPr>
-      <w:r>
-        <w:rPr>
-          <w:lang w:val="ar_AE" w:bidi="ar_AE"/>
-        </w:rPr>
-      </w:r>
-    </w:p>
-    <w:p>
-      <w:pPr>
-        <w:bidi/>
-      </w:pPr>
-      <w:r>
-        <w:rPr>
-          <w:lang w:val="ar_AE" w:bidi="ar_AE"/>
-        </w:rPr>
-      </w:r>
-      <w:r>
-        <w:rPr>
-          <w:vertAlign w:val="superscript"/>
+    </w:p>
+    <w:p>
+      <w:pPr>
+        <w:bidi/>
+      </w:pPr>
+      <w:r>
+        <w:rPr>
+          <w:rtl/>
+          <w:cs/>
+          <w:lang w:val="ar_AE" w:bidi="ar_AE"/>
+        </w:rPr>
+      </w:r>
+      <w:r>
+        <w:rPr>
+          <w:vertAlign w:val="superscript"/>
+          <w:rtl/>
+          <w:cs/>
           <w:lang w:val="ar_AE" w:bidi="ar_AE"/>
         </w:rPr>
         <w:t>2</w:t>
       </w:r>
       <w:r>
         <w:rPr>
+          <w:rtl/>
+          <w:cs/>
           <w:lang w:val="ar_AE" w:bidi="ar_AE"/>
         </w:rPr>
         <w:t xml:space="preserve"> وَمَا يُثْبِتُ لَنَا مَحَبَّتَنَا لأَوْلادِ اللهِ هُوَ أَنْ نُحِبَّ اللهَ وَنَعْمَلَ بِوَصَايَاهُ.</w:t>
       </w:r>
-      <w:r>
-        <w:rPr>
-          <w:lang w:val="ar_AE" w:bidi="ar_AE"/>
-        </w:rPr>
-      </w:r>
-      <w:r>
-        <w:rPr>
-          <w:lang w:val="ar_AE" w:bidi="ar_AE"/>
-        </w:rPr>
-      </w:r>
-    </w:p>
-    <w:p>
-      <w:pPr>
-        <w:bidi/>
-      </w:pPr>
-      <w:r>
-        <w:rPr>
-          <w:lang w:val="ar_AE" w:bidi="ar_AE"/>
-        </w:rPr>
-      </w:r>
-    </w:p>
-    <w:p>
-      <w:pPr>
-        <w:bidi/>
-      </w:pPr>
-      <w:r>
-        <w:rPr>
-          <w:lang w:val="ar_AE" w:bidi="ar_AE"/>
-        </w:rPr>
-      </w:r>
-      <w:r>
-        <w:rPr>
-          <w:vertAlign w:val="superscript"/>
+    </w:p>
+    <w:p>
+      <w:pPr>
+        <w:bidi/>
+      </w:pPr>
+      <w:r>
+        <w:rPr>
+          <w:rtl/>
+          <w:cs/>
+          <w:lang w:val="ar_AE" w:bidi="ar_AE"/>
+        </w:rPr>
+      </w:r>
+      <w:r>
+        <w:rPr>
+          <w:vertAlign w:val="superscript"/>
+          <w:rtl/>
+          <w:cs/>
           <w:lang w:val="ar_AE" w:bidi="ar_AE"/>
         </w:rPr>
         <w:t>3</w:t>
       </w:r>
       <w:r>
         <w:rPr>
+          <w:rtl/>
+          <w:cs/>
           <w:lang w:val="ar_AE" w:bidi="ar_AE"/>
         </w:rPr>
         <w:t xml:space="preserve"> فَالْمَحَبَّةُ الْحَقِيقِيَّةُ لِلهِ هِيَ أَنْ نَعْمَلَ بِمَا يُوصِينَا بِهِ. وَهُوَ لَا يُوصِينَا وَصِيَّةً فَوْقَ طَاقَتِنَا.</w:t>
       </w:r>
-      <w:r>
-        <w:rPr>
-          <w:lang w:val="ar_AE" w:bidi="ar_AE"/>
-        </w:rPr>
-      </w:r>
-      <w:r>
-        <w:rPr>
-          <w:lang w:val="ar_AE" w:bidi="ar_AE"/>
-        </w:rPr>
-      </w:r>
-    </w:p>
-    <w:p>
-      <w:pPr>
-        <w:bidi/>
-      </w:pPr>
-      <w:r>
-        <w:rPr>
-          <w:lang w:val="ar_AE" w:bidi="ar_AE"/>
-        </w:rPr>
-      </w:r>
-    </w:p>
-    <w:p>
-      <w:pPr>
-        <w:bidi/>
-      </w:pPr>
-      <w:r>
-        <w:rPr>
-          <w:lang w:val="ar_AE" w:bidi="ar_AE"/>
-        </w:rPr>
-      </w:r>
-      <w:r>
-        <w:rPr>
-          <w:vertAlign w:val="superscript"/>
+    </w:p>
+    <w:p>
+      <w:pPr>
+        <w:bidi/>
+      </w:pPr>
+      <w:r>
+        <w:rPr>
+          <w:rtl/>
+          <w:cs/>
+          <w:lang w:val="ar_AE" w:bidi="ar_AE"/>
+        </w:rPr>
+      </w:r>
+      <w:r>
+        <w:rPr>
+          <w:vertAlign w:val="superscript"/>
+          <w:rtl/>
+          <w:cs/>
           <w:lang w:val="ar_AE" w:bidi="ar_AE"/>
         </w:rPr>
         <w:t>4</w:t>
       </w:r>
       <w:r>
         <w:rPr>
+          <w:rtl/>
+          <w:cs/>
           <w:lang w:val="ar_AE" w:bidi="ar_AE"/>
         </w:rPr>
         <w:t xml:space="preserve"> ذَلِكَ لأَنَّ الْمَوْلُودَ مِنَ اللهِ يَنْتَصِرُ عَلَى الْعَالَمِ. فَالإِيمَانُ هُوَ الَّذِي يَجْعَلُنَا نَنْتَصِرُ عَلَى الْعَالَمِ.</w:t>
       </w:r>
-      <w:r>
-        <w:rPr>
-          <w:lang w:val="ar_AE" w:bidi="ar_AE"/>
-        </w:rPr>
-      </w:r>
-      <w:r>
-        <w:rPr>
-          <w:lang w:val="ar_AE" w:bidi="ar_AE"/>
-        </w:rPr>
-      </w:r>
-    </w:p>
-    <w:p>
-      <w:pPr>
-        <w:bidi/>
-      </w:pPr>
-      <w:r>
-        <w:rPr>
-          <w:lang w:val="ar_AE" w:bidi="ar_AE"/>
-        </w:rPr>
-      </w:r>
-    </w:p>
-    <w:p>
-      <w:pPr>
-        <w:bidi/>
-      </w:pPr>
-      <w:r>
-        <w:rPr>
-          <w:lang w:val="ar_AE" w:bidi="ar_AE"/>
-        </w:rPr>
-      </w:r>
-      <w:r>
-        <w:rPr>
-          <w:vertAlign w:val="superscript"/>
+    </w:p>
+    <w:p>
+      <w:pPr>
+        <w:bidi/>
+      </w:pPr>
+      <w:r>
+        <w:rPr>
+          <w:rtl/>
+          <w:cs/>
+          <w:lang w:val="ar_AE" w:bidi="ar_AE"/>
+        </w:rPr>
+      </w:r>
+      <w:r>
+        <w:rPr>
+          <w:vertAlign w:val="superscript"/>
+          <w:rtl/>
+          <w:cs/>
           <w:lang w:val="ar_AE" w:bidi="ar_AE"/>
         </w:rPr>
         <w:t>5</w:t>
       </w:r>
       <w:r>
         <w:rPr>
+          <w:rtl/>
+          <w:cs/>
           <w:lang w:val="ar_AE" w:bidi="ar_AE"/>
         </w:rPr>
         <w:t xml:space="preserve"> وَمَنْ يَنْتَصِرُ عَلَى الْعَالَمِ إِلّا الَّذِي يُؤْمِنُ أَنَّ يَسُوعَ هُوَ ابْنُ اللهِ؟</w:t>
       </w:r>
-      <w:r>
-        <w:rPr>
-          <w:lang w:val="ar_AE" w:bidi="ar_AE"/>
-        </w:rPr>
-      </w:r>
-      <w:r>
-        <w:rPr>
-          <w:lang w:val="ar_AE" w:bidi="ar_AE"/>
-        </w:rPr>
-      </w:r>
-    </w:p>
-    <w:p>
-      <w:pPr>
-        <w:bidi/>
-      </w:pPr>
-      <w:r>
-        <w:rPr>
-          <w:lang w:val="ar_AE" w:bidi="ar_AE"/>
-        </w:rPr>
-      </w:r>
-    </w:p>
-    <w:p>
-      <w:pPr>
-        <w:bidi/>
-      </w:pPr>
-      <w:r>
-        <w:rPr>
-          <w:lang w:val="ar_AE" w:bidi="ar_AE"/>
-        </w:rPr>
-      </w:r>
-      <w:r>
-        <w:rPr>
-          <w:vertAlign w:val="superscript"/>
+    </w:p>
+    <w:p>
+      <w:pPr>
+        <w:bidi/>
+      </w:pPr>
+      <w:r>
+        <w:rPr>
+          <w:rtl/>
+          <w:cs/>
+          <w:lang w:val="ar_AE" w:bidi="ar_AE"/>
+        </w:rPr>
+      </w:r>
+      <w:r>
+        <w:rPr>
+          <w:vertAlign w:val="superscript"/>
+          <w:rtl/>
+          <w:cs/>
           <w:lang w:val="ar_AE" w:bidi="ar_AE"/>
         </w:rPr>
         <w:t>6</w:t>
       </w:r>
       <w:r>
         <w:rPr>
+          <w:rtl/>
+          <w:cs/>
           <w:lang w:val="ar_AE" w:bidi="ar_AE"/>
         </w:rPr>
         <w:t xml:space="preserve"> فَيَسُوعُ الْمَسِيحُ وَحْدَهُ جَاءَنَا بِالْمَاءِ وَالدَّمِ. لَا بِالْمَاءِ فَقَطْ، بَلْ بِالْمَاءِ وَالدَّمِ مَعاً. هَذِهِ الْحَقِيقَةُ، يَشْهَدُ لَهَا الرُّوحُ الْقُدُسُ: لأَنَّهُ هُوَ الْحَقُّ ذَاتُهُ.</w:t>
       </w:r>
-      <w:r>
-        <w:rPr>
-          <w:lang w:val="ar_AE" w:bidi="ar_AE"/>
-        </w:rPr>
-      </w:r>
-      <w:r>
-        <w:rPr>
-          <w:lang w:val="ar_AE" w:bidi="ar_AE"/>
-        </w:rPr>
-      </w:r>
-    </w:p>
-    <w:p>
-      <w:pPr>
-        <w:bidi/>
-      </w:pPr>
-      <w:r>
-        <w:rPr>
-          <w:lang w:val="ar_AE" w:bidi="ar_AE"/>
-        </w:rPr>
-      </w:r>
-    </w:p>
-    <w:p>
-      <w:pPr>
-        <w:bidi/>
-      </w:pPr>
-      <w:r>
-        <w:rPr>
-          <w:lang w:val="ar_AE" w:bidi="ar_AE"/>
-        </w:rPr>
-      </w:r>
-      <w:r>
-        <w:rPr>
-          <w:vertAlign w:val="superscript"/>
+    </w:p>
+    <w:p>
+      <w:pPr>
+        <w:bidi/>
+      </w:pPr>
+      <w:r>
+        <w:rPr>
+          <w:rtl/>
+          <w:cs/>
+          <w:lang w:val="ar_AE" w:bidi="ar_AE"/>
+        </w:rPr>
+      </w:r>
+      <w:r>
+        <w:rPr>
+          <w:vertAlign w:val="superscript"/>
+          <w:rtl/>
+          <w:cs/>
           <w:lang w:val="ar_AE" w:bidi="ar_AE"/>
         </w:rPr>
         <w:t>7</w:t>
       </w:r>
       <w:r>
         <w:rPr>
+          <w:rtl/>
+          <w:cs/>
           <w:lang w:val="ar_AE" w:bidi="ar_AE"/>
         </w:rPr>
         <w:t xml:space="preserve"> فَإِنَّ هُنَالِكَ ثَلاثَةَ شُهُودٍ فِي السَّمَاءِ، الآبُ وَالْكَلِمَةُ وَالرُّوحُ الْقُدُسُ، وَهَؤُلاءِ الثَّلاثَةُ هُمْ وَاحِدٌ.</w:t>
       </w:r>
-      <w:r>
-        <w:rPr>
-          <w:lang w:val="ar_AE" w:bidi="ar_AE"/>
-        </w:rPr>
-      </w:r>
-      <w:r>
-        <w:rPr>
-          <w:lang w:val="ar_AE" w:bidi="ar_AE"/>
-        </w:rPr>
-      </w:r>
-    </w:p>
-    <w:p>
-      <w:pPr>
-        <w:bidi/>
-      </w:pPr>
-      <w:r>
-        <w:rPr>
-          <w:lang w:val="ar_AE" w:bidi="ar_AE"/>
-        </w:rPr>
-      </w:r>
-    </w:p>
-    <w:p>
-      <w:pPr>
-        <w:bidi/>
-      </w:pPr>
-      <w:r>
-        <w:rPr>
-          <w:lang w:val="ar_AE" w:bidi="ar_AE"/>
-        </w:rPr>
-      </w:r>
-      <w:r>
-        <w:rPr>
-          <w:vertAlign w:val="superscript"/>
+    </w:p>
+    <w:p>
+      <w:pPr>
+        <w:bidi/>
+      </w:pPr>
+      <w:r>
+        <w:rPr>
+          <w:rtl/>
+          <w:cs/>
+          <w:lang w:val="ar_AE" w:bidi="ar_AE"/>
+        </w:rPr>
+      </w:r>
+      <w:r>
+        <w:rPr>
+          <w:vertAlign w:val="superscript"/>
+          <w:rtl/>
+          <w:cs/>
           <w:lang w:val="ar_AE" w:bidi="ar_AE"/>
         </w:rPr>
         <w:t>8</w:t>
       </w:r>
       <w:r>
         <w:rPr>
+          <w:rtl/>
+          <w:cs/>
           <w:lang w:val="ar_AE" w:bidi="ar_AE"/>
         </w:rPr>
         <w:t xml:space="preserve"> وَالَّذِينَ يَشْهَدُونَ فِي الأَرْضِ هُمْ ثَلاثَةٌ: الرُّوحُ، وَالْمَاءُ، وَالدَّمُ. وَهَؤُلاءِ الثَّلاثَةُ هُمْ فِي الْوَاحِدِ.</w:t>
       </w:r>
-      <w:r>
-        <w:rPr>
-          <w:lang w:val="ar_AE" w:bidi="ar_AE"/>
-        </w:rPr>
-      </w:r>
-      <w:r>
-        <w:rPr>
-          <w:lang w:val="ar_AE" w:bidi="ar_AE"/>
-        </w:rPr>
-      </w:r>
-    </w:p>
-    <w:p>
-      <w:pPr>
-        <w:bidi/>
-      </w:pPr>
-      <w:r>
-        <w:rPr>
-          <w:lang w:val="ar_AE" w:bidi="ar_AE"/>
-        </w:rPr>
-      </w:r>
-    </w:p>
-    <w:p>
-      <w:pPr>
-        <w:bidi/>
-      </w:pPr>
-      <w:r>
-        <w:rPr>
-          <w:lang w:val="ar_AE" w:bidi="ar_AE"/>
-        </w:rPr>
-      </w:r>
-      <w:r>
-        <w:rPr>
-          <w:vertAlign w:val="superscript"/>
+    </w:p>
+    <w:p>
+      <w:pPr>
+        <w:bidi/>
+      </w:pPr>
+      <w:r>
+        <w:rPr>
+          <w:rtl/>
+          <w:cs/>
+          <w:lang w:val="ar_AE" w:bidi="ar_AE"/>
+        </w:rPr>
+      </w:r>
+      <w:r>
+        <w:rPr>
+          <w:vertAlign w:val="superscript"/>
+          <w:rtl/>
+          <w:cs/>
           <w:lang w:val="ar_AE" w:bidi="ar_AE"/>
         </w:rPr>
         <w:t>9</w:t>
       </w:r>
       <w:r>
         <w:rPr>
+          <w:rtl/>
+          <w:cs/>
           <w:lang w:val="ar_AE" w:bidi="ar_AE"/>
         </w:rPr>
         <w:t xml:space="preserve"> إِنْ كُنَّا نُصَدِّقُ الشَّهَادَةَ الَّتِي يُقَدِّمُهَا النَّاسُ، فَالشَّهَادَةُ الَّتِي يُقَدِّمُهَا اللهُ أَعْظَمُ، لأَنَّهَا شَهَادَةٌ إِلَهِيَّةٌ شَهِدَ اللهُ بِها لابْنِهِ.</w:t>
       </w:r>
-      <w:r>
-        <w:rPr>
-          <w:lang w:val="ar_AE" w:bidi="ar_AE"/>
-        </w:rPr>
-      </w:r>
-      <w:r>
-        <w:rPr>
-          <w:lang w:val="ar_AE" w:bidi="ar_AE"/>
-        </w:rPr>
-      </w:r>
-    </w:p>
-    <w:p>
-      <w:pPr>
-        <w:bidi/>
-      </w:pPr>
-      <w:r>
-        <w:rPr>
-          <w:lang w:val="ar_AE" w:bidi="ar_AE"/>
-        </w:rPr>
-      </w:r>
-    </w:p>
-    <w:p>
-      <w:pPr>
-        <w:bidi/>
-      </w:pPr>
-      <w:r>
-        <w:rPr>
-          <w:lang w:val="ar_AE" w:bidi="ar_AE"/>
-        </w:rPr>
-      </w:r>
-      <w:r>
-        <w:rPr>
-          <w:vertAlign w:val="superscript"/>
+    </w:p>
+    <w:p>
+      <w:pPr>
+        <w:bidi/>
+      </w:pPr>
+      <w:r>
+        <w:rPr>
+          <w:rtl/>
+          <w:cs/>
+          <w:lang w:val="ar_AE" w:bidi="ar_AE"/>
+        </w:rPr>
+      </w:r>
+      <w:r>
+        <w:rPr>
+          <w:vertAlign w:val="superscript"/>
+          <w:rtl/>
+          <w:cs/>
           <w:lang w:val="ar_AE" w:bidi="ar_AE"/>
         </w:rPr>
         <w:t>10</w:t>
       </w:r>
       <w:r>
         <w:rPr>
+          <w:rtl/>
+          <w:cs/>
           <w:lang w:val="ar_AE" w:bidi="ar_AE"/>
         </w:rPr>
         <w:t xml:space="preserve"> فَمَنْ يُؤْمِنْ بِابْنِ اللهِ، يَثِقْ فِي قَلْبِهِ بِصِحَّةِ هَذِهِ الشَّهَادَةِ. أَمَّا مَنْ لَا يُصَدِّقُ اللهَ، إِذْ يَرْفُضُ تَصْدِيقَ الشَّهَادَةِ الَّتِي شَهِدَ بِها لابْنِهِ، فَهُوَ يَتَّهِمُ اللهَ بِالْكَذِبِ.</w:t>
       </w:r>
-      <w:r>
-        <w:rPr>
-          <w:lang w:val="ar_AE" w:bidi="ar_AE"/>
-        </w:rPr>
-      </w:r>
-      <w:r>
-        <w:rPr>
-          <w:lang w:val="ar_AE" w:bidi="ar_AE"/>
-        </w:rPr>
-      </w:r>
-    </w:p>
-    <w:p>
-      <w:pPr>
-        <w:bidi/>
-      </w:pPr>
-      <w:r>
-        <w:rPr>
-          <w:lang w:val="ar_AE" w:bidi="ar_AE"/>
-        </w:rPr>
-      </w:r>
-    </w:p>
-    <w:p>
-      <w:pPr>
-        <w:bidi/>
-      </w:pPr>
-      <w:r>
-        <w:rPr>
-          <w:lang w:val="ar_AE" w:bidi="ar_AE"/>
-        </w:rPr>
-      </w:r>
-      <w:r>
-        <w:rPr>
-          <w:vertAlign w:val="superscript"/>
+    </w:p>
+    <w:p>
+      <w:pPr>
+        <w:bidi/>
+      </w:pPr>
+      <w:r>
+        <w:rPr>
+          <w:rtl/>
+          <w:cs/>
+          <w:lang w:val="ar_AE" w:bidi="ar_AE"/>
+        </w:rPr>
+      </w:r>
+      <w:r>
+        <w:rPr>
+          <w:vertAlign w:val="superscript"/>
+          <w:rtl/>
+          <w:cs/>
           <w:lang w:val="ar_AE" w:bidi="ar_AE"/>
         </w:rPr>
         <w:t>11</w:t>
       </w:r>
       <w:r>
         <w:rPr>
+          <w:rtl/>
+          <w:cs/>
           <w:lang w:val="ar_AE" w:bidi="ar_AE"/>
         </w:rPr>
         <w:t xml:space="preserve"> وَهذِهِ الشَّهَادَةُ هِيَ أَنَّ اللهَ أَعْطَانَا حَيَاةً أَبَدِيَّةً، وَأَنَّ هذِهِ الْحَيَاةَ هِيَ فِي ابْنِهِ.</w:t>
       </w:r>
-      <w:r>
-        <w:rPr>
-          <w:lang w:val="ar_AE" w:bidi="ar_AE"/>
-        </w:rPr>
-      </w:r>
-      <w:r>
-        <w:rPr>
-          <w:lang w:val="ar_AE" w:bidi="ar_AE"/>
-        </w:rPr>
-      </w:r>
-    </w:p>
-    <w:p>
-      <w:pPr>
-        <w:bidi/>
-      </w:pPr>
-      <w:r>
-        <w:rPr>
-          <w:lang w:val="ar_AE" w:bidi="ar_AE"/>
-        </w:rPr>
-      </w:r>
-    </w:p>
-    <w:p>
-      <w:pPr>
-        <w:bidi/>
-      </w:pPr>
-      <w:r>
-        <w:rPr>
-          <w:lang w:val="ar_AE" w:bidi="ar_AE"/>
-        </w:rPr>
-      </w:r>
-      <w:r>
-        <w:rPr>
-          <w:vertAlign w:val="superscript"/>
+    </w:p>
+    <w:p>
+      <w:pPr>
+        <w:bidi/>
+      </w:pPr>
+      <w:r>
+        <w:rPr>
+          <w:rtl/>
+          <w:cs/>
+          <w:lang w:val="ar_AE" w:bidi="ar_AE"/>
+        </w:rPr>
+      </w:r>
+      <w:r>
+        <w:rPr>
+          <w:vertAlign w:val="superscript"/>
+          <w:rtl/>
+          <w:cs/>
           <w:lang w:val="ar_AE" w:bidi="ar_AE"/>
         </w:rPr>
         <w:t>12</w:t>
       </w:r>
       <w:r>
         <w:rPr>
+          <w:rtl/>
+          <w:cs/>
           <w:lang w:val="ar_AE" w:bidi="ar_AE"/>
         </w:rPr>
         <w:t xml:space="preserve"> فَمَنْ كَانَ لَهُ ابْنُ اللهِ كَانَتْ لَهُ الْحَيَاةُ. وَمَنْ لَمْ يَكُنْ لَهُ ابْنُ اللهِ، لَمْ تَكُنْ لَهُ الْحَيَاةُ!</w:t>
       </w:r>
-      <w:r>
-        <w:rPr>
-          <w:lang w:val="ar_AE" w:bidi="ar_AE"/>
-        </w:rPr>
-      </w:r>
-      <w:r>
-        <w:rPr>
-          <w:lang w:val="ar_AE" w:bidi="ar_AE"/>
-        </w:rPr>
-      </w:r>
-    </w:p>
-    <w:p>
-      <w:pPr>
-        <w:bidi/>
-      </w:pPr>
-      <w:r>
-        <w:rPr>
-          <w:lang w:val="ar_AE" w:bidi="ar_AE"/>
-        </w:rPr>
-      </w:r>
-    </w:p>
-    <w:p>
-      <w:pPr>
-        <w:bidi/>
-      </w:pPr>
-      <w:r>
-        <w:rPr>
-          <w:lang w:val="ar_AE" w:bidi="ar_AE"/>
-        </w:rPr>
-      </w:r>
-      <w:r>
-        <w:rPr>
-          <w:vertAlign w:val="superscript"/>
+    </w:p>
+    <w:p>
+      <w:pPr>
+        <w:bidi/>
+      </w:pPr>
+      <w:r>
+        <w:rPr>
+          <w:rtl/>
+          <w:cs/>
+          <w:lang w:val="ar_AE" w:bidi="ar_AE"/>
+        </w:rPr>
+      </w:r>
+      <w:r>
+        <w:rPr>
+          <w:vertAlign w:val="superscript"/>
+          <w:rtl/>
+          <w:cs/>
           <w:lang w:val="ar_AE" w:bidi="ar_AE"/>
         </w:rPr>
         <w:t>13</w:t>
       </w:r>
       <w:r>
         <w:rPr>
+          <w:rtl/>
+          <w:cs/>
           <w:lang w:val="ar_AE" w:bidi="ar_AE"/>
         </w:rPr>
         <w:t xml:space="preserve"> يَا مَنْ آمَنْتُمْ بِاسْمِ ابْنِ اللهِ، إِنِّي كَتَبْتُ هَذَا إِلَيْكُمْ لِكَيْ تَعْرِفُوا أَنَّ الْحَيَاةَ الأَبَدِيَّةَ مِلْكٌ لَكُمْ مُنْذُ الآنَ.</w:t>
       </w:r>
-      <w:r>
-        <w:rPr>
-          <w:lang w:val="ar_AE" w:bidi="ar_AE"/>
-        </w:rPr>
-      </w:r>
-      <w:r>
-        <w:rPr>
-          <w:lang w:val="ar_AE" w:bidi="ar_AE"/>
-        </w:rPr>
-      </w:r>
-    </w:p>
-    <w:p>
-      <w:pPr>
-        <w:bidi/>
-      </w:pPr>
-      <w:r>
-        <w:rPr>
-          <w:lang w:val="ar_AE" w:bidi="ar_AE"/>
-        </w:rPr>
-      </w:r>
-    </w:p>
-    <w:p>
-      <w:pPr>
-        <w:bidi/>
-      </w:pPr>
-      <w:r>
-        <w:rPr>
-          <w:lang w:val="ar_AE" w:bidi="ar_AE"/>
-        </w:rPr>
-      </w:r>
-      <w:r>
-        <w:rPr>
-          <w:vertAlign w:val="superscript"/>
+    </w:p>
+    <w:p>
+      <w:pPr>
+        <w:bidi/>
+      </w:pPr>
+      <w:r>
+        <w:rPr>
+          <w:rtl/>
+          <w:cs/>
+          <w:lang w:val="ar_AE" w:bidi="ar_AE"/>
+        </w:rPr>
+      </w:r>
+      <w:r>
+        <w:rPr>
+          <w:vertAlign w:val="superscript"/>
+          <w:rtl/>
+          <w:cs/>
           <w:lang w:val="ar_AE" w:bidi="ar_AE"/>
         </w:rPr>
         <w:t>14</w:t>
       </w:r>
       <w:r>
         <w:rPr>
+          <w:rtl/>
+          <w:cs/>
           <w:lang w:val="ar_AE" w:bidi="ar_AE"/>
         </w:rPr>
         <w:t xml:space="preserve"> نَحْنُ نَثِقُ بِاللهِ ثِقَةً عَظِيمَةً تُؤَكِّدُ لَنَا أَنَّهُ يَسْمَعُ لَنَا الطَّلِبَاتِ الَّتِي نَرْفَعُهَا إِلَيْهِ، إِنْ كَانَتْ مُنْسَجِمَةً مَعَ إِرَادَتِهِ.</w:t>
       </w:r>
-      <w:r>
-        <w:rPr>
-          <w:lang w:val="ar_AE" w:bidi="ar_AE"/>
-        </w:rPr>
-      </w:r>
-      <w:r>
-        <w:rPr>
-          <w:lang w:val="ar_AE" w:bidi="ar_AE"/>
-        </w:rPr>
-      </w:r>
-    </w:p>
-    <w:p>
-      <w:pPr>
-        <w:bidi/>
-      </w:pPr>
-      <w:r>
-        <w:rPr>
-          <w:lang w:val="ar_AE" w:bidi="ar_AE"/>
-        </w:rPr>
-      </w:r>
-    </w:p>
-    <w:p>
-      <w:pPr>
-        <w:bidi/>
-      </w:pPr>
-      <w:r>
-        <w:rPr>
-          <w:lang w:val="ar_AE" w:bidi="ar_AE"/>
-        </w:rPr>
-      </w:r>
-      <w:r>
-        <w:rPr>
-          <w:vertAlign w:val="superscript"/>
+    </w:p>
+    <w:p>
+      <w:pPr>
+        <w:bidi/>
+      </w:pPr>
+      <w:r>
+        <w:rPr>
+          <w:rtl/>
+          <w:cs/>
+          <w:lang w:val="ar_AE" w:bidi="ar_AE"/>
+        </w:rPr>
+      </w:r>
+      <w:r>
+        <w:rPr>
+          <w:vertAlign w:val="superscript"/>
+          <w:rtl/>
+          <w:cs/>
           <w:lang w:val="ar_AE" w:bidi="ar_AE"/>
         </w:rPr>
         <w:t>15</w:t>
       </w:r>
       <w:r>
         <w:rPr>
+          <w:rtl/>
+          <w:cs/>
           <w:lang w:val="ar_AE" w:bidi="ar_AE"/>
         </w:rPr>
         <w:t xml:space="preserve"> وَمَادُمْنَا وَاثِقِينَ بِأَنَّهُ يَسْمَعُ لَنَا، مَهْمَا كَانَتْ طِلْبَاتُنَا، فَلَنَا الثِّقَةُ بِأَنَّنَا قَدْ حَصَلْنَا مِنْهُ عَلَى تِلْكَ الطَّلِبَاتِ.</w:t>
       </w:r>
-      <w:r>
-        <w:rPr>
-          <w:lang w:val="ar_AE" w:bidi="ar_AE"/>
-        </w:rPr>
-      </w:r>
-      <w:r>
-        <w:rPr>
-          <w:lang w:val="ar_AE" w:bidi="ar_AE"/>
-        </w:rPr>
-      </w:r>
-    </w:p>
-    <w:p>
-      <w:pPr>
-        <w:bidi/>
-      </w:pPr>
-      <w:r>
-        <w:rPr>
-          <w:lang w:val="ar_AE" w:bidi="ar_AE"/>
-        </w:rPr>
-      </w:r>
-    </w:p>
-    <w:p>
-      <w:pPr>
-        <w:bidi/>
-      </w:pPr>
-      <w:r>
-        <w:rPr>
-          <w:lang w:val="ar_AE" w:bidi="ar_AE"/>
-        </w:rPr>
-      </w:r>
-      <w:r>
-        <w:rPr>
-          <w:vertAlign w:val="superscript"/>
+    </w:p>
+    <w:p>
+      <w:pPr>
+        <w:bidi/>
+      </w:pPr>
+      <w:r>
+        <w:rPr>
+          <w:rtl/>
+          <w:cs/>
+          <w:lang w:val="ar_AE" w:bidi="ar_AE"/>
+        </w:rPr>
+      </w:r>
+      <w:r>
+        <w:rPr>
+          <w:vertAlign w:val="superscript"/>
+          <w:rtl/>
+          <w:cs/>
           <w:lang w:val="ar_AE" w:bidi="ar_AE"/>
         </w:rPr>
         <w:t>16</w:t>
       </w:r>
       <w:r>
         <w:rPr>
+          <w:rtl/>
+          <w:cs/>
           <w:lang w:val="ar_AE" w:bidi="ar_AE"/>
         </w:rPr>
         <w:t xml:space="preserve"> إِنْ رَأَى أَحَدٌ مِنْكُمْ وَاحِداً مِنْ إِخْوَتِهِ يُمَارِسُ خَطِيئَةً لَا تَنْتَهِي بِهِ إِلَى الْمَوْتِ، فَمِنْ وَاجِبِهِ أَنْ يُصَلِّيَ إِلَى اللهِ مِنْ أَجْلِهِ، فَيُبْقِيَهُ عَلَى قَيْدِ الْحَيَاةِ. هَذَا إِذَا كَانَتِ الْخَطِيئَةُ الَّتِي يُمَارِسُهَا لَا تَنْتَهِي بِهِ إِلَى الْمَوْتِ. فَهُنَالِكَ خَطِيئَةٌ لابُدَّ أَنْ تَنْتَهِيَ إِلَى الْمَوْتِ. وَطَبْعاً، أَنَا لَا أَقْصِدُ هذِهِ الْخَطِيئَةَ هُنَا.</w:t>
       </w:r>
-      <w:r>
-        <w:rPr>
-          <w:lang w:val="ar_AE" w:bidi="ar_AE"/>
-        </w:rPr>
-      </w:r>
-      <w:r>
-        <w:rPr>
-          <w:lang w:val="ar_AE" w:bidi="ar_AE"/>
-        </w:rPr>
-      </w:r>
-    </w:p>
-    <w:p>
-      <w:pPr>
-        <w:bidi/>
-      </w:pPr>
-      <w:r>
-        <w:rPr>
-          <w:lang w:val="ar_AE" w:bidi="ar_AE"/>
-        </w:rPr>
-      </w:r>
-    </w:p>
-    <w:p>
-      <w:pPr>
-        <w:bidi/>
-      </w:pPr>
-      <w:r>
-        <w:rPr>
-          <w:lang w:val="ar_AE" w:bidi="ar_AE"/>
-        </w:rPr>
-      </w:r>
-      <w:r>
-        <w:rPr>
-          <w:vertAlign w:val="superscript"/>
+    </w:p>
+    <w:p>
+      <w:pPr>
+        <w:bidi/>
+      </w:pPr>
+      <w:r>
+        <w:rPr>
+          <w:rtl/>
+          <w:cs/>
+          <w:lang w:val="ar_AE" w:bidi="ar_AE"/>
+        </w:rPr>
+      </w:r>
+      <w:r>
+        <w:rPr>
+          <w:vertAlign w:val="superscript"/>
+          <w:rtl/>
+          <w:cs/>
           <w:lang w:val="ar_AE" w:bidi="ar_AE"/>
         </w:rPr>
         <w:t>17</w:t>
       </w:r>
       <w:r>
         <w:rPr>
+          <w:rtl/>
+          <w:cs/>
           <w:lang w:val="ar_AE" w:bidi="ar_AE"/>
         </w:rPr>
         <w:t xml:space="preserve"> كُلُّ إِثْمٍ هُوَ خَطِيئَةٌ، وَلا تَنْتَهِي كُلُّ خَطِيئَةٍ إِلَى الْمَوْتِ.</w:t>
       </w:r>
-      <w:r>
-        <w:rPr>
-          <w:lang w:val="ar_AE" w:bidi="ar_AE"/>
-        </w:rPr>
-      </w:r>
-      <w:r>
-        <w:rPr>
-          <w:lang w:val="ar_AE" w:bidi="ar_AE"/>
-        </w:rPr>
-      </w:r>
-    </w:p>
-    <w:p>
-      <w:pPr>
-        <w:bidi/>
-      </w:pPr>
-      <w:r>
-        <w:rPr>
-          <w:lang w:val="ar_AE" w:bidi="ar_AE"/>
-        </w:rPr>
-      </w:r>
-    </w:p>
-    <w:p>
-      <w:pPr>
-        <w:bidi/>
-      </w:pPr>
-      <w:r>
-        <w:rPr>
-          <w:lang w:val="ar_AE" w:bidi="ar_AE"/>
-        </w:rPr>
-      </w:r>
-      <w:r>
-        <w:rPr>
-          <w:vertAlign w:val="superscript"/>
+    </w:p>
+    <w:p>
+      <w:pPr>
+        <w:bidi/>
+      </w:pPr>
+      <w:r>
+        <w:rPr>
+          <w:rtl/>
+          <w:cs/>
+          <w:lang w:val="ar_AE" w:bidi="ar_AE"/>
+        </w:rPr>
+      </w:r>
+      <w:r>
+        <w:rPr>
+          <w:vertAlign w:val="superscript"/>
+          <w:rtl/>
+          <w:cs/>
           <w:lang w:val="ar_AE" w:bidi="ar_AE"/>
         </w:rPr>
         <w:t>18</w:t>
       </w:r>
       <w:r>
         <w:rPr>
+          <w:rtl/>
+          <w:cs/>
           <w:lang w:val="ar_AE" w:bidi="ar_AE"/>
         </w:rPr>
         <w:t xml:space="preserve"> نَحْنُ وَاثِقُونَ بِأَنَّ كُلَّ مَنْ وُلِدَ مِنَ اللهِ لَا يُمَارِسُ الْخَطِيئَةَ، لأَنَّ ابْنَ اللهِ يَحْمِيهِ فَلا يَمَسُّهُ إِبْلِيسُ الشِّرِّيرُ.</w:t>
       </w:r>
-      <w:r>
-        <w:rPr>
-          <w:lang w:val="ar_AE" w:bidi="ar_AE"/>
-        </w:rPr>
-      </w:r>
-      <w:r>
-        <w:rPr>
-          <w:lang w:val="ar_AE" w:bidi="ar_AE"/>
-        </w:rPr>
-      </w:r>
-    </w:p>
-    <w:p>
-      <w:pPr>
-        <w:bidi/>
-      </w:pPr>
-      <w:r>
-        <w:rPr>
-          <w:lang w:val="ar_AE" w:bidi="ar_AE"/>
-        </w:rPr>
-      </w:r>
-    </w:p>
-    <w:p>
-      <w:pPr>
-        <w:bidi/>
-      </w:pPr>
-      <w:r>
-        <w:rPr>
-          <w:lang w:val="ar_AE" w:bidi="ar_AE"/>
-        </w:rPr>
-      </w:r>
-      <w:r>
-        <w:rPr>
-          <w:vertAlign w:val="superscript"/>
+    </w:p>
+    <w:p>
+      <w:pPr>
+        <w:bidi/>
+      </w:pPr>
+      <w:r>
+        <w:rPr>
+          <w:rtl/>
+          <w:cs/>
+          <w:lang w:val="ar_AE" w:bidi="ar_AE"/>
+        </w:rPr>
+      </w:r>
+      <w:r>
+        <w:rPr>
+          <w:vertAlign w:val="superscript"/>
+          <w:rtl/>
+          <w:cs/>
           <w:lang w:val="ar_AE" w:bidi="ar_AE"/>
         </w:rPr>
         <w:t>19</w:t>
       </w:r>
       <w:r>
         <w:rPr>
+          <w:rtl/>
+          <w:cs/>
           <w:lang w:val="ar_AE" w:bidi="ar_AE"/>
         </w:rPr>
         <w:t xml:space="preserve"> وَنَحْنُ وَاثِقُونَ أَيْضاً بِأَنَّنَا مِنَ اللهِ، وَأَنَّ الْعَالَمَ كُلَّهُ خَاضِعٌ لِسَيْطَرَةِ إِبْلِيسَ الشِّرِّيرِ.</w:t>
       </w:r>
-      <w:r>
-        <w:rPr>
-          <w:lang w:val="ar_AE" w:bidi="ar_AE"/>
-        </w:rPr>
-      </w:r>
-      <w:r>
-        <w:rPr>
-          <w:lang w:val="ar_AE" w:bidi="ar_AE"/>
-        </w:rPr>
-      </w:r>
-    </w:p>
-    <w:p>
-      <w:pPr>
-        <w:bidi/>
-      </w:pPr>
-      <w:r>
-        <w:rPr>
-          <w:lang w:val="ar_AE" w:bidi="ar_AE"/>
-        </w:rPr>
-      </w:r>
-    </w:p>
-    <w:p>
-      <w:pPr>
-        <w:bidi/>
-      </w:pPr>
-      <w:r>
-        <w:rPr>
-          <w:lang w:val="ar_AE" w:bidi="ar_AE"/>
-        </w:rPr>
-      </w:r>
-      <w:r>
-        <w:rPr>
-          <w:vertAlign w:val="superscript"/>
+    </w:p>
+    <w:p>
+      <w:pPr>
+        <w:bidi/>
+      </w:pPr>
+      <w:r>
+        <w:rPr>
+          <w:rtl/>
+          <w:cs/>
+          <w:lang w:val="ar_AE" w:bidi="ar_AE"/>
+        </w:rPr>
+      </w:r>
+      <w:r>
+        <w:rPr>
+          <w:vertAlign w:val="superscript"/>
+          <w:rtl/>
+          <w:cs/>
           <w:lang w:val="ar_AE" w:bidi="ar_AE"/>
         </w:rPr>
         <w:t>20</w:t>
       </w:r>
       <w:r>
         <w:rPr>
+          <w:rtl/>
+          <w:cs/>
           <w:lang w:val="ar_AE" w:bidi="ar_AE"/>
         </w:rPr>
         <w:t xml:space="preserve"> وَإِنَّنَا نَعْلَمُ أَنَّ ابْنَ اللهِ قَدْ جَاءَ إِلَى الأَرْضِ وَأَنَارَ أَذْهَانَنَا لِنَعْرِفَ الإِلهَ الْحَقَّ. وَنَحْنُ الآنَ نَحْيَا فِيهِ، لأَنَّنَا فِي ابْنِهِ يَسُوعَ الْمَسِيحِ. هَذَا هُوَ الإِلهُ الْحَقُّ، وَالْحَيَاةُ الأَبَدِيَّةُ.</w:t>
       </w:r>
-      <w:r>
-        <w:rPr>
-          <w:lang w:val="ar_AE" w:bidi="ar_AE"/>
-        </w:rPr>
-      </w:r>
-      <w:r>
-        <w:rPr>
-          <w:lang w:val="ar_AE" w:bidi="ar_AE"/>
-        </w:rPr>
-      </w:r>
-    </w:p>
-    <w:p>
-      <w:pPr>
-        <w:bidi/>
-      </w:pPr>
-      <w:r>
-        <w:rPr>
-          <w:lang w:val="ar_AE" w:bidi="ar_AE"/>
-        </w:rPr>
-      </w:r>
-    </w:p>
-    <w:p>
-      <w:pPr>
-        <w:bidi/>
-      </w:pPr>
-      <w:r>
-        <w:rPr>
-          <w:lang w:val="ar_AE" w:bidi="ar_AE"/>
-        </w:rPr>
-      </w:r>
-      <w:r>
-        <w:rPr>
-          <w:vertAlign w:val="superscript"/>
+    </w:p>
+    <w:p>
+      <w:pPr>
+        <w:bidi/>
+      </w:pPr>
+      <w:r>
+        <w:rPr>
+          <w:rtl/>
+          <w:cs/>
+          <w:lang w:val="ar_AE" w:bidi="ar_AE"/>
+        </w:rPr>
+      </w:r>
+      <w:r>
+        <w:rPr>
+          <w:vertAlign w:val="superscript"/>
+          <w:rtl/>
+          <w:cs/>
           <w:lang w:val="ar_AE" w:bidi="ar_AE"/>
         </w:rPr>
         <w:t>21</w:t>
       </w:r>
       <w:r>
         <w:rPr>
+          <w:rtl/>
+          <w:cs/>
           <w:lang w:val="ar_AE" w:bidi="ar_AE"/>
         </w:rPr>
         <w:t xml:space="preserve"> أَيُّهَا الأَوْلادُ الصِّغَارُ، احْفَظُوا أَنْفُسَكُمْ مِنَ الأَصْنَامِ!</w:t>
-      </w:r>
-      <w:r>
-        <w:rPr>
-          <w:lang w:val="ar_AE" w:bidi="ar_AE"/>
-        </w:rPr>
-      </w:r>
-      <w:r>
-        <w:rPr>
-          <w:lang w:val="ar_AE" w:bidi="ar_AE"/>
-        </w:rPr>
       </w:r>
     </w:p>
     <w:sectPr>
